--- a/results/results.docx
+++ b/results/results.docx
@@ -106,7 +106,7 @@
       <w:pPr>
         <w:pStyle w:val="BodyText"/>
         <w:bidi w:val="0"/>
-        <w:jc w:val="start"/>
+        <w:jc w:val="left"/>
         <w:rPr>
           <w:rFonts w:ascii="Ubuntu" w:hAnsi="Ubuntu"/>
         </w:rPr>
@@ -124,22 +124,23 @@
       <w:pPr>
         <w:pStyle w:val="BodyText"/>
         <w:bidi w:val="0"/>
-        <w:jc w:val="start"/>
-        <w:rPr>
-          <w:rFonts w:ascii="Ubuntu" w:hAnsi="Ubuntu"/>
-        </w:rPr>
-      </w:pPr>
-      <w:r>
-        <w:rPr>
-          <w:rFonts w:ascii="Ubuntu" w:hAnsi="Ubuntu"/>
-        </w:rPr>
-      </w:r>
-    </w:p>
-    <w:p>
-      <w:pPr>
-        <w:pStyle w:val="BodyText"/>
-        <w:bidi w:val="0"/>
-        <w:jc w:val="start"/>
+        <w:spacing w:before="0" w:after="140"/>
+        <w:jc w:val="left"/>
+        <w:rPr>
+          <w:rFonts w:ascii="Ubuntu" w:hAnsi="Ubuntu"/>
+        </w:rPr>
+      </w:pPr>
+      <w:r>
+        <w:rPr>
+          <w:rFonts w:ascii="Ubuntu" w:hAnsi="Ubuntu"/>
+        </w:rPr>
+      </w:r>
+    </w:p>
+    <w:p>
+      <w:pPr>
+        <w:pStyle w:val="BodyText"/>
+        <w:bidi w:val="0"/>
+        <w:jc w:val="left"/>
         <w:rPr>
           <w:rFonts w:ascii="Ubuntu" w:hAnsi="Ubuntu"/>
         </w:rPr>
@@ -162,7 +163,7 @@
           <w:pPr>
             <w:pStyle w:val="TOCHeading"/>
             <w:bidi w:val="0"/>
-            <w:jc w:val="start"/>
+            <w:jc w:val="left"/>
             <w:rPr/>
           </w:pPr>
           <w:r>
@@ -174,11 +175,10 @@
           <w:pPr>
             <w:pStyle w:val="TOC2"/>
             <w:tabs>
-              <w:tab w:val="clear" w:pos="9689"/>
               <w:tab w:val="right" w:pos="9971" w:leader="dot"/>
             </w:tabs>
             <w:bidi w:val="0"/>
-            <w:jc w:val="start"/>
+            <w:jc w:val="left"/>
             <w:rPr/>
           </w:pPr>
           <w:r>
@@ -196,417 +196,319 @@
             </w:rPr>
             <w:fldChar w:fldCharType="separate"/>
           </w:r>
-          <w:hyperlink w:anchor="__RefHeading___Toc1780_123616370" w:tooltip="Introducere și Obiective">
-            <w:r>
-              <w:rPr>
-                <w:rStyle w:val="IndexLink"/>
-              </w:rPr>
-              <w:t>1. Introducere și Obiective</w:t>
-              <w:tab/>
-              <w:t>2</w:t>
-            </w:r>
-          </w:hyperlink>
+          <w:r>
+            <w:rPr>
+              <w:rStyle w:val="IndexLink"/>
+            </w:rPr>
+            <w:t>1. Introducere și Obiective</w:t>
+          </w:r>
+          <w:r>
+            <w:rPr/>
+            <w:tab/>
+            <w:t>2</w:t>
+          </w:r>
         </w:p>
         <w:p>
           <w:pPr>
             <w:pStyle w:val="TOC2"/>
             <w:tabs>
-              <w:tab w:val="clear" w:pos="9689"/>
               <w:tab w:val="right" w:pos="9971" w:leader="dot"/>
             </w:tabs>
             <w:bidi w:val="0"/>
-            <w:jc w:val="start"/>
+            <w:jc w:val="left"/>
             <w:rPr/>
           </w:pPr>
-          <w:hyperlink w:anchor="__RefHeading___Toc1782_123616370" w:tooltip="Arhitectura Prompt Engineering-ului">
-            <w:r>
-              <w:rPr>
-                <w:rStyle w:val="IndexLink"/>
-              </w:rPr>
-              <w:t>2. Arhitectura Prompt Engineering-ului</w:t>
-              <w:tab/>
-              <w:t>2</w:t>
-            </w:r>
-          </w:hyperlink>
+          <w:r>
+            <w:rPr/>
+            <w:t>2. Arhitectura Prompt Engineering-ului</w:t>
+            <w:tab/>
+            <w:t>2</w:t>
+          </w:r>
         </w:p>
         <w:p>
           <w:pPr>
             <w:pStyle w:val="TOC2"/>
             <w:tabs>
-              <w:tab w:val="clear" w:pos="9689"/>
               <w:tab w:val="right" w:pos="9971" w:leader="dot"/>
             </w:tabs>
             <w:bidi w:val="0"/>
-            <w:jc w:val="start"/>
+            <w:jc w:val="left"/>
             <w:rPr/>
           </w:pPr>
-          <w:hyperlink w:anchor="__RefHeading___Toc1784_123616370" w:tooltip="Sistem Prompt-uri Folosite">
-            <w:r>
-              <w:rPr>
-                <w:rStyle w:val="IndexLink"/>
-              </w:rPr>
-              <w:t>3. Sistem Prompt-uri Folosite</w:t>
-              <w:tab/>
-              <w:t>2</w:t>
-            </w:r>
-          </w:hyperlink>
+          <w:r>
+            <w:rPr/>
+            <w:t>3. Sistem Prompt-uri Folosite</w:t>
+            <w:tab/>
+            <w:t>2</w:t>
+          </w:r>
         </w:p>
         <w:p>
           <w:pPr>
             <w:pStyle w:val="TOC3"/>
             <w:tabs>
-              <w:tab w:val="clear" w:pos="9405"/>
               <w:tab w:val="right" w:pos="9971" w:leader="dot"/>
             </w:tabs>
             <w:bidi w:val="0"/>
-            <w:jc w:val="start"/>
+            <w:jc w:val="left"/>
             <w:rPr/>
           </w:pPr>
-          <w:hyperlink w:anchor="__RefHeading___Toc1786_123616370" w:tooltip="Comanda: /qa (Default)">
-            <w:r>
-              <w:rPr>
-                <w:rStyle w:val="IndexLink"/>
-              </w:rPr>
-              <w:t xml:space="preserve">3.1. </w:t>
-            </w:r>
-            <w:r>
-              <w:rPr>
-                <w:rStyle w:val="IndexLink"/>
-                <w:i w:val="false"/>
-              </w:rPr>
-              <w:t xml:space="preserve">Comanda: /qa </w:t>
-            </w:r>
-            <w:r>
-              <w:rPr>
-                <w:rStyle w:val="IndexLink"/>
-                <w:i w:val="false"/>
-              </w:rPr>
-              <w:t>(Default)</w:t>
-            </w:r>
-            <w:r>
-              <w:rPr>
-                <w:rStyle w:val="IndexLink"/>
-              </w:rPr>
-              <w:tab/>
-              <w:t>2</w:t>
-            </w:r>
-          </w:hyperlink>
+          <w:r>
+            <w:rPr/>
+            <w:t xml:space="preserve">3.1. </w:t>
+          </w:r>
+          <w:r>
+            <w:rPr>
+              <w:i w:val="false"/>
+            </w:rPr>
+            <w:t>Comanda: /qa (Default)</w:t>
+          </w:r>
+          <w:r>
+            <w:rPr/>
+            <w:tab/>
+            <w:t>2</w:t>
+          </w:r>
         </w:p>
         <w:p>
           <w:pPr>
             <w:pStyle w:val="TOC3"/>
             <w:tabs>
-              <w:tab w:val="clear" w:pos="9405"/>
               <w:tab w:val="right" w:pos="9971" w:leader="dot"/>
             </w:tabs>
             <w:bidi w:val="0"/>
-            <w:jc w:val="start"/>
+            <w:jc w:val="left"/>
             <w:rPr/>
           </w:pPr>
-          <w:hyperlink w:anchor="__RefHeading___Toc1788_123616370" w:tooltip="Comanda: /classify">
-            <w:r>
-              <w:rPr>
-                <w:rStyle w:val="IndexLink"/>
-              </w:rPr>
-              <w:t xml:space="preserve">3.2. </w:t>
-            </w:r>
-            <w:r>
-              <w:rPr>
-                <w:rStyle w:val="IndexLink"/>
-                <w:i w:val="false"/>
-              </w:rPr>
-              <w:t>Comanda: /classify</w:t>
-            </w:r>
-            <w:r>
-              <w:rPr>
-                <w:rStyle w:val="IndexLink"/>
-              </w:rPr>
-              <w:tab/>
-              <w:t>3</w:t>
-            </w:r>
-          </w:hyperlink>
+          <w:r>
+            <w:rPr/>
+            <w:t xml:space="preserve">3.2. </w:t>
+          </w:r>
+          <w:r>
+            <w:rPr>
+              <w:i w:val="false"/>
+            </w:rPr>
+            <w:t>Comanda: /classify</w:t>
+          </w:r>
+          <w:r>
+            <w:rPr/>
+            <w:tab/>
+            <w:t>3</w:t>
+          </w:r>
         </w:p>
         <w:p>
           <w:pPr>
             <w:pStyle w:val="TOC3"/>
             <w:tabs>
-              <w:tab w:val="clear" w:pos="9405"/>
               <w:tab w:val="right" w:pos="9971" w:leader="dot"/>
             </w:tabs>
             <w:bidi w:val="0"/>
-            <w:jc w:val="start"/>
+            <w:jc w:val="left"/>
             <w:rPr/>
           </w:pPr>
-          <w:hyperlink w:anchor="__RefHeading___Toc1790_123616370" w:tooltip="Comanda: /defects">
-            <w:r>
-              <w:rPr>
-                <w:rStyle w:val="IndexLink"/>
-              </w:rPr>
-              <w:t xml:space="preserve">3.3. </w:t>
-            </w:r>
-            <w:r>
-              <w:rPr>
-                <w:rStyle w:val="IndexLink"/>
-                <w:i w:val="false"/>
-              </w:rPr>
-              <w:t>Comanda: /defects</w:t>
-            </w:r>
-            <w:r>
-              <w:rPr>
-                <w:rStyle w:val="IndexLink"/>
-              </w:rPr>
-              <w:tab/>
-              <w:t>4</w:t>
-            </w:r>
-          </w:hyperlink>
+          <w:r>
+            <w:rPr/>
+            <w:t xml:space="preserve">3.3. </w:t>
+          </w:r>
+          <w:r>
+            <w:rPr>
+              <w:i w:val="false"/>
+            </w:rPr>
+            <w:t>Comanda: /defects</w:t>
+          </w:r>
+          <w:r>
+            <w:rPr/>
+            <w:tab/>
+            <w:t>4</w:t>
+          </w:r>
         </w:p>
         <w:p>
           <w:pPr>
             <w:pStyle w:val="TOC3"/>
             <w:tabs>
-              <w:tab w:val="clear" w:pos="9405"/>
               <w:tab w:val="right" w:pos="9971" w:leader="dot"/>
             </w:tabs>
             <w:bidi w:val="0"/>
-            <w:jc w:val="start"/>
+            <w:jc w:val="left"/>
             <w:rPr/>
           </w:pPr>
-          <w:hyperlink w:anchor="__RefHeading___Toc1792_123616370" w:tooltip="Comanda: /stories">
-            <w:r>
-              <w:rPr>
-                <w:rStyle w:val="IndexLink"/>
-              </w:rPr>
-              <w:t xml:space="preserve">3.4. </w:t>
-            </w:r>
-            <w:r>
-              <w:rPr>
-                <w:rStyle w:val="IndexLink"/>
-                <w:i w:val="false"/>
-              </w:rPr>
-              <w:t>Comanda: /stories</w:t>
-            </w:r>
-            <w:r>
-              <w:rPr>
-                <w:rStyle w:val="IndexLink"/>
-              </w:rPr>
-              <w:tab/>
-              <w:t>5</w:t>
-            </w:r>
-          </w:hyperlink>
+          <w:r>
+            <w:rPr/>
+            <w:t xml:space="preserve">3.4. </w:t>
+          </w:r>
+          <w:r>
+            <w:rPr>
+              <w:i w:val="false"/>
+            </w:rPr>
+            <w:t>Comanda: /stories</w:t>
+          </w:r>
+          <w:r>
+            <w:rPr/>
+            <w:tab/>
+            <w:t>5</w:t>
+          </w:r>
         </w:p>
         <w:p>
           <w:pPr>
             <w:pStyle w:val="TOC3"/>
             <w:tabs>
-              <w:tab w:val="clear" w:pos="9405"/>
               <w:tab w:val="right" w:pos="9971" w:leader="dot"/>
             </w:tabs>
             <w:bidi w:val="0"/>
-            <w:jc w:val="start"/>
+            <w:jc w:val="left"/>
             <w:rPr/>
           </w:pPr>
-          <w:hyperlink w:anchor="__RefHeading___Toc1794_123616370" w:tooltip="Comanda: /usecases">
-            <w:r>
-              <w:rPr>
-                <w:rStyle w:val="IndexLink"/>
-              </w:rPr>
-              <w:t>3.5. Comanda: /usecases</w:t>
-              <w:tab/>
-              <w:t>6</w:t>
-            </w:r>
-          </w:hyperlink>
+          <w:r>
+            <w:rPr/>
+            <w:t>3.5. Comanda: /usecases</w:t>
+            <w:tab/>
+            <w:t>6</w:t>
+          </w:r>
         </w:p>
         <w:p>
           <w:pPr>
             <w:pStyle w:val="TOC3"/>
             <w:tabs>
-              <w:tab w:val="clear" w:pos="9405"/>
               <w:tab w:val="right" w:pos="9971" w:leader="dot"/>
             </w:tabs>
             <w:bidi w:val="0"/>
-            <w:jc w:val="start"/>
+            <w:jc w:val="left"/>
             <w:rPr/>
           </w:pPr>
-          <w:hyperlink w:anchor="__RefHeading___Toc1796_123616370" w:tooltip="Comanda: /criteria">
-            <w:r>
-              <w:rPr>
-                <w:rStyle w:val="IndexLink"/>
-              </w:rPr>
-              <w:t>3.6. Comanda: /criteria</w:t>
-              <w:tab/>
-              <w:t>6</w:t>
-            </w:r>
-          </w:hyperlink>
+          <w:r>
+            <w:rPr/>
+            <w:t>3.6. Comanda: /criteria</w:t>
+            <w:tab/>
+            <w:t>6</w:t>
+          </w:r>
         </w:p>
         <w:p>
           <w:pPr>
             <w:pStyle w:val="TOC3"/>
             <w:tabs>
-              <w:tab w:val="clear" w:pos="9405"/>
               <w:tab w:val="right" w:pos="9971" w:leader="dot"/>
             </w:tabs>
             <w:bidi w:val="0"/>
-            <w:jc w:val="start"/>
+            <w:jc w:val="left"/>
             <w:rPr/>
           </w:pPr>
-          <w:hyperlink w:anchor="__RefHeading___Toc1798_123616370" w:tooltip="Comanda: /diagram">
-            <w:r>
-              <w:rPr>
-                <w:rStyle w:val="IndexLink"/>
-              </w:rPr>
-              <w:t>3.7. Comanda: /diagram</w:t>
-              <w:tab/>
-              <w:t>7</w:t>
-            </w:r>
-          </w:hyperlink>
+          <w:r>
+            <w:rPr/>
+            <w:t>3.7. Comanda: /diagram</w:t>
+            <w:tab/>
+            <w:t>7</w:t>
+          </w:r>
         </w:p>
         <w:p>
           <w:pPr>
             <w:pStyle w:val="TOC2"/>
             <w:tabs>
-              <w:tab w:val="clear" w:pos="9689"/>
               <w:tab w:val="right" w:pos="9971" w:leader="dot"/>
             </w:tabs>
             <w:bidi w:val="0"/>
-            <w:jc w:val="start"/>
+            <w:jc w:val="left"/>
             <w:rPr/>
           </w:pPr>
-          <w:hyperlink w:anchor="__RefHeading___Toc1800_123616370" w:tooltip="Evaluarea Funcțională a Sistemului">
-            <w:r>
-              <w:rPr>
-                <w:rStyle w:val="IndexLink"/>
-              </w:rPr>
-              <w:t xml:space="preserve">4. </w:t>
-            </w:r>
-            <w:r>
-              <w:rPr>
-                <w:rStyle w:val="IndexLink"/>
-                <w:i w:val="false"/>
-              </w:rPr>
-              <w:t>Evaluarea Funcțională a Sistemului</w:t>
-            </w:r>
-            <w:r>
-              <w:rPr>
-                <w:rStyle w:val="IndexLink"/>
-              </w:rPr>
-              <w:tab/>
-              <w:t>9</w:t>
-            </w:r>
-          </w:hyperlink>
+          <w:r>
+            <w:rPr/>
+            <w:t xml:space="preserve">4. </w:t>
+          </w:r>
+          <w:r>
+            <w:rPr>
+              <w:i w:val="false"/>
+            </w:rPr>
+            <w:t>Evaluarea Funcțională a Sistemului</w:t>
+          </w:r>
+          <w:r>
+            <w:rPr/>
+            <w:tab/>
+            <w:t>9</w:t>
+          </w:r>
         </w:p>
         <w:p>
           <w:pPr>
             <w:pStyle w:val="TOC3"/>
             <w:tabs>
-              <w:tab w:val="clear" w:pos="9405"/>
               <w:tab w:val="right" w:pos="9971" w:leader="dot"/>
             </w:tabs>
             <w:bidi w:val="0"/>
-            <w:jc w:val="start"/>
+            <w:jc w:val="left"/>
             <w:rPr/>
           </w:pPr>
-          <w:hyperlink w:anchor="__RefHeading___Toc1802_123616370" w:tooltip="Extragerea și Clasificarea Cerințelor (/classify)">
-            <w:r>
-              <w:rPr>
-                <w:rStyle w:val="IndexLink"/>
-              </w:rPr>
-              <w:t>4.1. Extragerea și Clasificarea Cerințelor (/classify)</w:t>
-              <w:tab/>
-              <w:t>9</w:t>
-            </w:r>
-          </w:hyperlink>
+          <w:r>
+            <w:rPr/>
+            <w:t>4.1. Extragerea și Clasificarea Cerințelor (/classify)</w:t>
+            <w:tab/>
+            <w:t>9</w:t>
+          </w:r>
         </w:p>
         <w:p>
           <w:pPr>
             <w:pStyle w:val="TOC3"/>
             <w:tabs>
-              <w:tab w:val="clear" w:pos="9405"/>
               <w:tab w:val="right" w:pos="9971" w:leader="dot"/>
             </w:tabs>
             <w:bidi w:val="0"/>
-            <w:jc w:val="start"/>
+            <w:jc w:val="left"/>
             <w:rPr/>
           </w:pPr>
-          <w:hyperlink w:anchor="__RefHeading___Toc1804_123616370" w:tooltip="Detectarea Defectelor și Ambiguităților (/defects)">
-            <w:r>
-              <w:rPr>
-                <w:rStyle w:val="IndexLink"/>
-              </w:rPr>
-              <w:t>4.2. Detectarea Defectelor și Ambiguităților (/defects)</w:t>
-              <w:tab/>
-              <w:t>9</w:t>
-            </w:r>
-          </w:hyperlink>
+          <w:r>
+            <w:rPr/>
+            <w:t>4.2. Detectarea Defectelor și Ambiguităților (/defects)</w:t>
+            <w:tab/>
+            <w:t>9</w:t>
+          </w:r>
         </w:p>
         <w:p>
           <w:pPr>
             <w:pStyle w:val="TOC3"/>
             <w:tabs>
-              <w:tab w:val="clear" w:pos="9405"/>
               <w:tab w:val="right" w:pos="9971" w:leader="dot"/>
             </w:tabs>
             <w:bidi w:val="0"/>
-            <w:jc w:val="start"/>
+            <w:jc w:val="left"/>
             <w:rPr/>
           </w:pPr>
-          <w:hyperlink w:anchor="__RefHeading___Toc1806_123616370" w:tooltip="Generarea de Artefacte (/stories, /diagram)">
-            <w:r>
-              <w:rPr>
-                <w:rStyle w:val="IndexLink"/>
-              </w:rPr>
-              <w:t>4.3. Generarea de Artefacte (/stories, /diagram)</w:t>
-              <w:tab/>
-              <w:t>9</w:t>
-            </w:r>
-          </w:hyperlink>
+          <w:r>
+            <w:rPr/>
+            <w:t>4.3. Generarea de Artefacte (/stories, /diagram)</w:t>
+            <w:tab/>
+            <w:t>9</w:t>
+          </w:r>
         </w:p>
         <w:p>
           <w:pPr>
             <w:pStyle w:val="TOC2"/>
             <w:tabs>
-              <w:tab w:val="clear" w:pos="9689"/>
               <w:tab w:val="right" w:pos="9971" w:leader="dot"/>
             </w:tabs>
             <w:bidi w:val="0"/>
-            <w:jc w:val="start"/>
+            <w:jc w:val="left"/>
             <w:rPr/>
           </w:pPr>
-          <w:hyperlink w:anchor="__RefHeading___Toc1808_123616370" w:tooltip="Analiza Comparativă: Cloud vs. Procesare Locală (Edge)">
-            <w:r>
-              <w:rPr>
-                <w:rStyle w:val="IndexLink"/>
-              </w:rPr>
-              <w:t>5. Analiza Comparativă: Cloud vs. Procesare Locală (Edge)</w:t>
-              <w:tab/>
-              <w:t>10</w:t>
-            </w:r>
-          </w:hyperlink>
+          <w:r>
+            <w:rPr/>
+            <w:t>5. Analiza Comparativă: Cloud vs. Procesare Locală (Edge)</w:t>
+            <w:tab/>
+            <w:t>10</w:t>
+          </w:r>
         </w:p>
         <w:p>
           <w:pPr>
             <w:pStyle w:val="TOC2"/>
             <w:tabs>
-              <w:tab w:val="clear" w:pos="9689"/>
               <w:tab w:val="right" w:pos="9971" w:leader="dot"/>
             </w:tabs>
             <w:bidi w:val="0"/>
-            <w:jc w:val="start"/>
+            <w:jc w:val="left"/>
             <w:rPr/>
           </w:pPr>
-          <w:hyperlink w:anchor="__RefHeading___Toc1810_123616370" w:tooltip="Concluzii, Limitări și Necesitatea Validării Umane">
-            <w:r>
-              <w:rPr>
-                <w:rStyle w:val="IndexLink"/>
-              </w:rPr>
-              <w:t>6. Concluzii, Limitări și Necesitatea Validării Umane</w:t>
-              <w:tab/>
-              <w:t>13</w:t>
-            </w:r>
-          </w:hyperlink>
           <w:r>
-            <w:rPr>
-              <w:rStyle w:val="IndexLink"/>
-            </w:rPr>
+            <w:rPr/>
+            <w:t>6. Concluzii, Limitări și Necesitatea Validării Umane</w:t>
+            <w:tab/>
+            <w:t>13</w:t>
+          </w:r>
+          <w:r>
+            <w:rPr/>
             <w:fldChar w:fldCharType="end"/>
           </w:r>
         </w:p>
@@ -616,7 +518,7 @@
       <w:pPr>
         <w:pStyle w:val="BodyText"/>
         <w:bidi w:val="0"/>
-        <w:jc w:val="start"/>
+        <w:jc w:val="left"/>
         <w:rPr>
           <w:rFonts w:ascii="Ubuntu" w:hAnsi="Ubuntu"/>
         </w:rPr>
@@ -634,7 +536,8 @@
       <w:pPr>
         <w:pStyle w:val="BodyText"/>
         <w:bidi w:val="0"/>
-        <w:jc w:val="start"/>
+        <w:spacing w:before="0" w:after="140"/>
+        <w:jc w:val="left"/>
         <w:rPr>
           <w:rFonts w:ascii="Ubuntu" w:hAnsi="Ubuntu"/>
         </w:rPr>
@@ -649,8 +552,8 @@
       <w:pPr>
         <w:pStyle w:val="Heading2"/>
         <w:bidi w:val="0"/>
-        <w:ind w:hanging="0" w:start="0"/>
-        <w:jc w:val="start"/>
+        <w:ind w:hanging="0" w:left="0"/>
+        <w:jc w:val="left"/>
         <w:rPr>
           <w:rFonts w:ascii="Ubuntu" w:hAnsi="Ubuntu"/>
           <w:b/>
@@ -691,7 +594,7 @@
         <w:pStyle w:val="BodyText"/>
         <w:bidi w:val="0"/>
         <w:spacing w:lineRule="auto" w:line="329" w:before="0" w:after="0"/>
-        <w:ind w:firstLine="360" w:start="0" w:end="0"/>
+        <w:ind w:firstLine="360" w:left="0" w:right="0"/>
         <w:rPr>
           <w:rFonts w:ascii="Ubuntu" w:hAnsi="Ubuntu"/>
           <w:b w:val="false"/>
@@ -730,7 +633,7 @@
         <w:pStyle w:val="BodyText"/>
         <w:bidi w:val="0"/>
         <w:spacing w:lineRule="auto" w:line="329" w:before="0" w:after="0"/>
-        <w:ind w:firstLine="360" w:start="0" w:end="0"/>
+        <w:ind w:firstLine="360" w:left="0" w:right="0"/>
         <w:rPr>
           <w:rFonts w:ascii="Ubuntu" w:hAnsi="Ubuntu"/>
         </w:rPr>
@@ -798,7 +701,7 @@
           <w:effect w:val="none"/>
           <w:shd w:fill="auto" w:val="clear"/>
         </w:rPr>
-        <w:t xml:space="preserve">(prin Groq, utilizând modele de top precum llama-3.3-70b-versatile) și </w:t>
+        <w:t xml:space="preserve">(prin Groq, utilizând modele de top precum openai/gpt-oss-120b) și </w:t>
       </w:r>
       <w:r>
         <w:rPr>
@@ -854,45 +757,45 @@
         <w:pStyle w:val="BodyText"/>
         <w:bidi w:val="0"/>
         <w:spacing w:lineRule="auto" w:line="329" w:before="0" w:after="0"/>
-        <w:ind w:firstLine="360" w:start="0" w:end="0"/>
-        <w:rPr>
-          <w:rFonts w:ascii="Ubuntu" w:hAnsi="Ubuntu"/>
-          <w:b w:val="false"/>
-          <w:i w:val="false"/>
-          <w:caps w:val="false"/>
-          <w:smallCaps w:val="false"/>
-          <w:strike w:val="false"/>
-          <w:dstrike w:val="false"/>
-          <w:color w:val="000000"/>
-          <w:sz w:val="22"/>
-          <w:u w:val="none"/>
-          <w:effect w:val="none"/>
-          <w:shd w:fill="auto" w:val="clear"/>
-        </w:rPr>
-      </w:pPr>
-      <w:r>
-        <w:rPr>
-          <w:rFonts w:ascii="Ubuntu" w:hAnsi="Ubuntu"/>
-          <w:b w:val="false"/>
-          <w:i w:val="false"/>
-          <w:caps w:val="false"/>
-          <w:smallCaps w:val="false"/>
-          <w:strike w:val="false"/>
-          <w:dstrike w:val="false"/>
-          <w:color w:val="000000"/>
-          <w:sz w:val="22"/>
-          <w:u w:val="none"/>
-          <w:effect w:val="none"/>
-          <w:shd w:fill="auto" w:val="clear"/>
-        </w:rPr>
-      </w:r>
-    </w:p>
-    <w:p>
-      <w:pPr>
-        <w:pStyle w:val="BodyText"/>
-        <w:bidi w:val="0"/>
-        <w:spacing w:lineRule="auto" w:line="329" w:before="0" w:after="0"/>
-        <w:ind w:firstLine="360" w:start="0" w:end="0"/>
+        <w:ind w:firstLine="360" w:left="0" w:right="0"/>
+        <w:rPr>
+          <w:rFonts w:ascii="Ubuntu" w:hAnsi="Ubuntu"/>
+          <w:b w:val="false"/>
+          <w:i w:val="false"/>
+          <w:caps w:val="false"/>
+          <w:smallCaps w:val="false"/>
+          <w:strike w:val="false"/>
+          <w:dstrike w:val="false"/>
+          <w:color w:val="000000"/>
+          <w:sz w:val="22"/>
+          <w:u w:val="none"/>
+          <w:effect w:val="none"/>
+          <w:shd w:fill="auto" w:val="clear"/>
+        </w:rPr>
+      </w:pPr>
+      <w:r>
+        <w:rPr>
+          <w:rFonts w:ascii="Ubuntu" w:hAnsi="Ubuntu"/>
+          <w:b w:val="false"/>
+          <w:i w:val="false"/>
+          <w:caps w:val="false"/>
+          <w:smallCaps w:val="false"/>
+          <w:strike w:val="false"/>
+          <w:dstrike w:val="false"/>
+          <w:color w:val="000000"/>
+          <w:sz w:val="22"/>
+          <w:u w:val="none"/>
+          <w:effect w:val="none"/>
+          <w:shd w:fill="auto" w:val="clear"/>
+        </w:rPr>
+      </w:r>
+    </w:p>
+    <w:p>
+      <w:pPr>
+        <w:pStyle w:val="BodyText"/>
+        <w:bidi w:val="0"/>
+        <w:spacing w:lineRule="auto" w:line="329" w:before="0" w:after="0"/>
+        <w:ind w:firstLine="360" w:left="0" w:right="0"/>
         <w:rPr>
           <w:rFonts w:ascii="Ubuntu" w:hAnsi="Ubuntu"/>
           <w:b w:val="false"/>
@@ -930,7 +833,7 @@
         <w:pStyle w:val="Heading2"/>
         <w:bidi w:val="0"/>
         <w:spacing w:lineRule="auto" w:line="329" w:before="0" w:after="225"/>
-        <w:ind w:hanging="0" w:start="0" w:end="0"/>
+        <w:ind w:hanging="0" w:left="0" w:right="0"/>
         <w:rPr>
           <w:rFonts w:ascii="Ubuntu" w:hAnsi="Ubuntu"/>
           <w:b/>
@@ -971,7 +874,7 @@
         <w:pStyle w:val="BodyText"/>
         <w:bidi w:val="0"/>
         <w:spacing w:lineRule="auto" w:line="329" w:before="0" w:after="0"/>
-        <w:ind w:firstLine="360" w:start="0" w:end="0"/>
+        <w:ind w:firstLine="360" w:left="0" w:right="0"/>
         <w:rPr>
           <w:rFonts w:ascii="Ubuntu" w:hAnsi="Ubuntu"/>
         </w:rPr>
@@ -1049,14 +952,12 @@
           <w:ilvl w:val="0"/>
           <w:numId w:val="2"/>
         </w:numPr>
-        <w:pBdr/>
         <w:tabs>
-          <w:tab w:val="clear" w:pos="709"/>
           <w:tab w:val="left" w:pos="709" w:leader="none"/>
         </w:tabs>
         <w:bidi w:val="0"/>
         <w:spacing w:lineRule="auto" w:line="329" w:before="0" w:after="0"/>
-        <w:ind w:hanging="283" w:start="709" w:end="0"/>
+        <w:ind w:hanging="283" w:left="709" w:right="0"/>
         <w:rPr>
           <w:rFonts w:ascii="Ubuntu" w:hAnsi="Ubuntu"/>
           <w:b w:val="false"/>
@@ -1147,14 +1048,12 @@
           <w:ilvl w:val="0"/>
           <w:numId w:val="2"/>
         </w:numPr>
-        <w:pBdr/>
         <w:tabs>
-          <w:tab w:val="clear" w:pos="709"/>
           <w:tab w:val="left" w:pos="709" w:leader="none"/>
         </w:tabs>
         <w:bidi w:val="0"/>
         <w:spacing w:lineRule="auto" w:line="329" w:before="0" w:after="0"/>
-        <w:ind w:hanging="283" w:start="709" w:end="0"/>
+        <w:ind w:hanging="283" w:left="709" w:right="0"/>
         <w:rPr>
           <w:rFonts w:ascii="Ubuntu" w:hAnsi="Ubuntu"/>
           <w:b w:val="false"/>
@@ -1211,14 +1110,12 @@
           <w:ilvl w:val="0"/>
           <w:numId w:val="2"/>
         </w:numPr>
-        <w:pBdr/>
         <w:tabs>
-          <w:tab w:val="clear" w:pos="709"/>
           <w:tab w:val="left" w:pos="709" w:leader="none"/>
         </w:tabs>
         <w:bidi w:val="0"/>
         <w:spacing w:lineRule="auto" w:line="329" w:before="0" w:after="0"/>
-        <w:ind w:hanging="283" w:start="709" w:end="0"/>
+        <w:ind w:hanging="283" w:left="709" w:right="0"/>
         <w:rPr>
           <w:rFonts w:ascii="Ubuntu" w:hAnsi="Ubuntu"/>
           <w:b w:val="false"/>
@@ -1305,49 +1202,47 @@
     <w:p>
       <w:pPr>
         <w:pStyle w:val="BodyText"/>
-        <w:pBdr/>
-        <w:bidi w:val="0"/>
-        <w:spacing w:lineRule="auto" w:line="329" w:before="0" w:after="0"/>
-        <w:ind w:hanging="0" w:start="0" w:end="0"/>
-        <w:rPr>
-          <w:rFonts w:ascii="Ubuntu" w:hAnsi="Ubuntu"/>
-          <w:b w:val="false"/>
-          <w:i w:val="false"/>
-          <w:caps w:val="false"/>
-          <w:smallCaps w:val="false"/>
-          <w:strike w:val="false"/>
-          <w:dstrike w:val="false"/>
-          <w:color w:val="000000"/>
-          <w:sz w:val="22"/>
-          <w:u w:val="none"/>
-          <w:effect w:val="none"/>
-          <w:shd w:fill="auto" w:val="clear"/>
-        </w:rPr>
-      </w:pPr>
-      <w:r>
-        <w:rPr>
-          <w:rFonts w:ascii="Ubuntu" w:hAnsi="Ubuntu"/>
-          <w:b w:val="false"/>
-          <w:i w:val="false"/>
-          <w:caps w:val="false"/>
-          <w:smallCaps w:val="false"/>
-          <w:strike w:val="false"/>
-          <w:dstrike w:val="false"/>
-          <w:color w:val="000000"/>
-          <w:sz w:val="22"/>
-          <w:u w:val="none"/>
-          <w:effect w:val="none"/>
-          <w:shd w:fill="auto" w:val="clear"/>
-        </w:rPr>
-      </w:r>
-    </w:p>
-    <w:p>
-      <w:pPr>
-        <w:pStyle w:val="BodyText"/>
-        <w:pBdr/>
-        <w:bidi w:val="0"/>
-        <w:spacing w:lineRule="auto" w:line="329" w:before="0" w:after="0"/>
-        <w:ind w:hanging="0" w:start="0" w:end="0"/>
+        <w:bidi w:val="0"/>
+        <w:spacing w:lineRule="auto" w:line="329" w:before="0" w:after="0"/>
+        <w:ind w:hanging="0" w:left="0" w:right="0"/>
+        <w:rPr>
+          <w:rFonts w:ascii="Ubuntu" w:hAnsi="Ubuntu"/>
+          <w:b w:val="false"/>
+          <w:i w:val="false"/>
+          <w:caps w:val="false"/>
+          <w:smallCaps w:val="false"/>
+          <w:strike w:val="false"/>
+          <w:dstrike w:val="false"/>
+          <w:color w:val="000000"/>
+          <w:sz w:val="22"/>
+          <w:u w:val="none"/>
+          <w:effect w:val="none"/>
+          <w:shd w:fill="auto" w:val="clear"/>
+        </w:rPr>
+      </w:pPr>
+      <w:r>
+        <w:rPr>
+          <w:rFonts w:ascii="Ubuntu" w:hAnsi="Ubuntu"/>
+          <w:b w:val="false"/>
+          <w:i w:val="false"/>
+          <w:caps w:val="false"/>
+          <w:smallCaps w:val="false"/>
+          <w:strike w:val="false"/>
+          <w:dstrike w:val="false"/>
+          <w:color w:val="000000"/>
+          <w:sz w:val="22"/>
+          <w:u w:val="none"/>
+          <w:effect w:val="none"/>
+          <w:shd w:fill="auto" w:val="clear"/>
+        </w:rPr>
+      </w:r>
+    </w:p>
+    <w:p>
+      <w:pPr>
+        <w:pStyle w:val="BodyText"/>
+        <w:bidi w:val="0"/>
+        <w:spacing w:lineRule="auto" w:line="329" w:before="0" w:after="0"/>
+        <w:ind w:hanging="0" w:left="0" w:right="0"/>
         <w:rPr>
           <w:rFonts w:ascii="Ubuntu" w:hAnsi="Ubuntu"/>
           <w:b w:val="false"/>
@@ -1384,8 +1279,8 @@
       <w:pPr>
         <w:pStyle w:val="Heading2"/>
         <w:bidi w:val="0"/>
-        <w:ind w:hanging="0" w:start="0"/>
-        <w:jc w:val="start"/>
+        <w:ind w:hanging="0" w:left="0"/>
+        <w:jc w:val="left"/>
         <w:rPr/>
       </w:pPr>
       <w:bookmarkStart w:id="2" w:name="__RefHeading___Toc1784_123616370"/>
@@ -1402,7 +1297,7 @@
         <w:pStyle w:val="Heading3"/>
         <w:bidi w:val="0"/>
         <w:spacing w:lineRule="auto" w:line="329" w:before="0" w:after="0"/>
-        <w:ind w:hanging="0" w:start="0"/>
+        <w:ind w:hanging="0" w:left="0"/>
         <w:rPr/>
       </w:pPr>
       <w:bookmarkStart w:id="3" w:name="__RefHeading___Toc1786_123616370"/>
@@ -1422,32 +1317,15 @@
           <w:effect w:val="none"/>
           <w:shd w:fill="auto" w:val="clear"/>
         </w:rPr>
-        <w:t xml:space="preserve">Comanda: /qa </w:t>
-      </w:r>
-      <w:r>
-        <w:rPr>
-          <w:rFonts w:ascii="Ubuntu" w:hAnsi="Ubuntu"/>
-          <w:b/>
-          <w:i w:val="false"/>
-          <w:caps w:val="false"/>
-          <w:smallCaps w:val="false"/>
-          <w:strike w:val="false"/>
-          <w:dstrike w:val="false"/>
-          <w:color w:val="000000"/>
-          <w:sz w:val="28"/>
-          <w:u w:val="none"/>
-          <w:effect w:val="none"/>
-          <w:shd w:fill="auto" w:val="clear"/>
-        </w:rPr>
-        <w:t>(Default)</w:t>
-      </w:r>
-    </w:p>
-    <w:p>
-      <w:pPr>
-        <w:pStyle w:val="BodyText"/>
-        <w:bidi w:val="0"/>
-        <w:spacing w:lineRule="auto" w:line="329" w:before="0" w:after="0"/>
-        <w:ind w:firstLine="360" w:start="0" w:end="0"/>
+        <w:t>Comanda: /qa (Default)</w:t>
+      </w:r>
+    </w:p>
+    <w:p>
+      <w:pPr>
+        <w:pStyle w:val="BodyText"/>
+        <w:bidi w:val="0"/>
+        <w:spacing w:lineRule="auto" w:line="329" w:before="0" w:after="0"/>
+        <w:ind w:firstLine="360" w:left="0" w:right="0"/>
         <w:rPr>
           <w:rFonts w:ascii="Ubuntu" w:hAnsi="Ubuntu"/>
           <w:i/>
@@ -1478,7 +1356,7 @@
         <w:pStyle w:val="BodyText"/>
         <w:bidi w:val="0"/>
         <w:spacing w:lineRule="auto" w:line="329" w:before="0" w:after="0"/>
-        <w:ind w:firstLine="360" w:start="0" w:end="0"/>
+        <w:ind w:firstLine="360" w:left="0" w:right="0"/>
         <w:rPr>
           <w:rFonts w:ascii="Ubuntu" w:hAnsi="Ubuntu"/>
           <w:b w:val="false"/>
@@ -1517,7 +1395,7 @@
         <w:pStyle w:val="BodyText"/>
         <w:bidi w:val="0"/>
         <w:spacing w:lineRule="auto" w:line="329" w:before="0" w:after="0"/>
-        <w:ind w:firstLine="360" w:start="0" w:end="0"/>
+        <w:ind w:firstLine="360" w:left="0" w:right="0"/>
         <w:rPr>
           <w:rFonts w:ascii="Ubuntu" w:hAnsi="Ubuntu"/>
           <w:b w:val="false"/>
@@ -1556,7 +1434,7 @@
         <w:pStyle w:val="BodyText"/>
         <w:bidi w:val="0"/>
         <w:spacing w:lineRule="auto" w:line="329" w:before="0" w:after="0"/>
-        <w:ind w:firstLine="360" w:start="0" w:end="0"/>
+        <w:ind w:firstLine="360" w:left="0" w:right="0"/>
         <w:rPr>
           <w:rFonts w:ascii="Ubuntu" w:hAnsi="Ubuntu"/>
           <w:b w:val="false"/>
@@ -1595,7 +1473,7 @@
         <w:pStyle w:val="BodyText"/>
         <w:bidi w:val="0"/>
         <w:spacing w:lineRule="auto" w:line="329" w:before="0" w:after="0"/>
-        <w:ind w:firstLine="360" w:start="0" w:end="0"/>
+        <w:ind w:firstLine="360" w:left="0" w:right="0"/>
         <w:rPr>
           <w:rFonts w:ascii="Ubuntu" w:hAnsi="Ubuntu"/>
           <w:b w:val="false"/>
@@ -1634,45 +1512,45 @@
         <w:pStyle w:val="BodyText"/>
         <w:bidi w:val="0"/>
         <w:spacing w:lineRule="auto" w:line="329" w:before="0" w:after="0"/>
-        <w:ind w:firstLine="360" w:start="0" w:end="0"/>
-        <w:rPr>
-          <w:rFonts w:ascii="Ubuntu" w:hAnsi="Ubuntu"/>
-          <w:b w:val="false"/>
-          <w:i w:val="false"/>
-          <w:caps w:val="false"/>
-          <w:smallCaps w:val="false"/>
-          <w:strike w:val="false"/>
-          <w:dstrike w:val="false"/>
-          <w:color w:val="000000"/>
-          <w:sz w:val="22"/>
-          <w:u w:val="none"/>
-          <w:effect w:val="none"/>
-          <w:shd w:fill="auto" w:val="clear"/>
-        </w:rPr>
-      </w:pPr>
-      <w:r>
-        <w:rPr>
-          <w:rFonts w:ascii="Ubuntu" w:hAnsi="Ubuntu"/>
-          <w:b w:val="false"/>
-          <w:i w:val="false"/>
-          <w:caps w:val="false"/>
-          <w:smallCaps w:val="false"/>
-          <w:strike w:val="false"/>
-          <w:dstrike w:val="false"/>
-          <w:color w:val="000000"/>
-          <w:sz w:val="22"/>
-          <w:u w:val="none"/>
-          <w:effect w:val="none"/>
-          <w:shd w:fill="auto" w:val="clear"/>
-        </w:rPr>
-      </w:r>
-    </w:p>
-    <w:p>
-      <w:pPr>
-        <w:pStyle w:val="BodyText"/>
-        <w:bidi w:val="0"/>
-        <w:spacing w:lineRule="auto" w:line="329" w:before="0" w:after="0"/>
-        <w:ind w:firstLine="360" w:start="0" w:end="0"/>
+        <w:ind w:firstLine="360" w:left="0" w:right="0"/>
+        <w:rPr>
+          <w:rFonts w:ascii="Ubuntu" w:hAnsi="Ubuntu"/>
+          <w:b w:val="false"/>
+          <w:i w:val="false"/>
+          <w:caps w:val="false"/>
+          <w:smallCaps w:val="false"/>
+          <w:strike w:val="false"/>
+          <w:dstrike w:val="false"/>
+          <w:color w:val="000000"/>
+          <w:sz w:val="22"/>
+          <w:u w:val="none"/>
+          <w:effect w:val="none"/>
+          <w:shd w:fill="auto" w:val="clear"/>
+        </w:rPr>
+      </w:pPr>
+      <w:r>
+        <w:rPr>
+          <w:rFonts w:ascii="Ubuntu" w:hAnsi="Ubuntu"/>
+          <w:b w:val="false"/>
+          <w:i w:val="false"/>
+          <w:caps w:val="false"/>
+          <w:smallCaps w:val="false"/>
+          <w:strike w:val="false"/>
+          <w:dstrike w:val="false"/>
+          <w:color w:val="000000"/>
+          <w:sz w:val="22"/>
+          <w:u w:val="none"/>
+          <w:effect w:val="none"/>
+          <w:shd w:fill="auto" w:val="clear"/>
+        </w:rPr>
+      </w:r>
+    </w:p>
+    <w:p>
+      <w:pPr>
+        <w:pStyle w:val="BodyText"/>
+        <w:bidi w:val="0"/>
+        <w:spacing w:lineRule="auto" w:line="329" w:before="0" w:after="0"/>
+        <w:ind w:firstLine="360" w:left="0" w:right="0"/>
         <w:rPr>
           <w:rFonts w:ascii="Ubuntu" w:hAnsi="Ubuntu"/>
           <w:b w:val="false"/>
@@ -1711,7 +1589,7 @@
         <w:pStyle w:val="BodyText"/>
         <w:bidi w:val="0"/>
         <w:spacing w:lineRule="auto" w:line="329" w:before="0" w:after="0"/>
-        <w:ind w:hanging="0" w:start="0" w:end="0"/>
+        <w:ind w:hanging="0" w:left="0" w:right="0"/>
         <w:rPr>
           <w:rFonts w:ascii="Ubuntu" w:hAnsi="Ubuntu"/>
           <w:b w:val="false"/>
@@ -1749,7 +1627,7 @@
         <w:pStyle w:val="Heading3"/>
         <w:bidi w:val="0"/>
         <w:spacing w:lineRule="auto" w:line="329" w:before="0" w:after="0"/>
-        <w:ind w:hanging="0" w:start="0" w:end="0"/>
+        <w:ind w:hanging="0" w:left="0" w:right="0"/>
         <w:rPr>
           <w:rFonts w:ascii="Ubuntu" w:hAnsi="Ubuntu"/>
           <w:color w:val="000000"/>
@@ -1781,7 +1659,7 @@
         <w:pStyle w:val="BodyText"/>
         <w:bidi w:val="0"/>
         <w:spacing w:lineRule="auto" w:line="329" w:before="0" w:after="0"/>
-        <w:ind w:firstLine="360" w:start="0" w:end="0"/>
+        <w:ind w:firstLine="360" w:left="0" w:right="0"/>
         <w:rPr>
           <w:rFonts w:ascii="Ubuntu" w:hAnsi="Ubuntu"/>
           <w:i/>
@@ -1812,7 +1690,7 @@
         <w:pStyle w:val="BodyText"/>
         <w:bidi w:val="0"/>
         <w:spacing w:lineRule="auto" w:line="329" w:before="0" w:after="0"/>
-        <w:ind w:firstLine="360" w:start="0" w:end="0"/>
+        <w:ind w:firstLine="360" w:left="0" w:right="0"/>
         <w:rPr>
           <w:rFonts w:ascii="Ubuntu" w:hAnsi="Ubuntu"/>
           <w:b w:val="false"/>
@@ -1851,7 +1729,7 @@
         <w:pStyle w:val="BodyText"/>
         <w:bidi w:val="0"/>
         <w:spacing w:lineRule="auto" w:line="329" w:before="0" w:after="0"/>
-        <w:ind w:firstLine="360" w:start="0" w:end="0"/>
+        <w:ind w:firstLine="360" w:left="0" w:right="0"/>
         <w:rPr>
           <w:rFonts w:ascii="Ubuntu" w:hAnsi="Ubuntu"/>
           <w:b w:val="false"/>
@@ -1890,7 +1768,7 @@
         <w:pStyle w:val="BodyText"/>
         <w:bidi w:val="0"/>
         <w:spacing w:lineRule="auto" w:line="329" w:before="0" w:after="0"/>
-        <w:ind w:firstLine="360" w:start="0" w:end="0"/>
+        <w:ind w:firstLine="360" w:left="0" w:right="0"/>
         <w:rPr>
           <w:rFonts w:ascii="Ubuntu" w:hAnsi="Ubuntu"/>
           <w:b w:val="false"/>
@@ -1929,7 +1807,7 @@
         <w:pStyle w:val="BodyText"/>
         <w:bidi w:val="0"/>
         <w:spacing w:lineRule="auto" w:line="329" w:before="0" w:after="0"/>
-        <w:ind w:firstLine="360" w:start="0" w:end="0"/>
+        <w:ind w:firstLine="360" w:left="0" w:right="0"/>
         <w:rPr>
           <w:rFonts w:ascii="Ubuntu" w:hAnsi="Ubuntu"/>
           <w:b w:val="false"/>
@@ -1971,7 +1849,7 @@
         <w:pStyle w:val="BodyText"/>
         <w:bidi w:val="0"/>
         <w:spacing w:lineRule="auto" w:line="329" w:before="0" w:after="0"/>
-        <w:ind w:firstLine="360" w:start="0" w:end="0"/>
+        <w:ind w:firstLine="360" w:left="0" w:right="0"/>
         <w:rPr>
           <w:rFonts w:ascii="Ubuntu" w:hAnsi="Ubuntu"/>
           <w:b w:val="false"/>
@@ -2010,45 +1888,45 @@
         <w:pStyle w:val="BodyText"/>
         <w:bidi w:val="0"/>
         <w:spacing w:lineRule="auto" w:line="329" w:before="0" w:after="0"/>
-        <w:ind w:firstLine="360" w:start="0" w:end="0"/>
-        <w:rPr>
-          <w:rFonts w:ascii="Ubuntu" w:hAnsi="Ubuntu"/>
-          <w:b w:val="false"/>
-          <w:i w:val="false"/>
-          <w:caps w:val="false"/>
-          <w:smallCaps w:val="false"/>
-          <w:strike w:val="false"/>
-          <w:dstrike w:val="false"/>
-          <w:color w:val="000000"/>
-          <w:sz w:val="22"/>
-          <w:u w:val="none"/>
-          <w:effect w:val="none"/>
-          <w:shd w:fill="auto" w:val="clear"/>
-        </w:rPr>
-      </w:pPr>
-      <w:r>
-        <w:rPr>
-          <w:rFonts w:ascii="Ubuntu" w:hAnsi="Ubuntu"/>
-          <w:b w:val="false"/>
-          <w:i w:val="false"/>
-          <w:caps w:val="false"/>
-          <w:smallCaps w:val="false"/>
-          <w:strike w:val="false"/>
-          <w:dstrike w:val="false"/>
-          <w:color w:val="000000"/>
-          <w:sz w:val="22"/>
-          <w:u w:val="none"/>
-          <w:effect w:val="none"/>
-          <w:shd w:fill="auto" w:val="clear"/>
-        </w:rPr>
-      </w:r>
-    </w:p>
-    <w:p>
-      <w:pPr>
-        <w:pStyle w:val="BodyText"/>
-        <w:bidi w:val="0"/>
-        <w:spacing w:lineRule="auto" w:line="329" w:before="0" w:after="0"/>
-        <w:ind w:firstLine="360" w:start="0" w:end="0"/>
+        <w:ind w:firstLine="360" w:left="0" w:right="0"/>
+        <w:rPr>
+          <w:rFonts w:ascii="Ubuntu" w:hAnsi="Ubuntu"/>
+          <w:b w:val="false"/>
+          <w:i w:val="false"/>
+          <w:caps w:val="false"/>
+          <w:smallCaps w:val="false"/>
+          <w:strike w:val="false"/>
+          <w:dstrike w:val="false"/>
+          <w:color w:val="000000"/>
+          <w:sz w:val="22"/>
+          <w:u w:val="none"/>
+          <w:effect w:val="none"/>
+          <w:shd w:fill="auto" w:val="clear"/>
+        </w:rPr>
+      </w:pPr>
+      <w:r>
+        <w:rPr>
+          <w:rFonts w:ascii="Ubuntu" w:hAnsi="Ubuntu"/>
+          <w:b w:val="false"/>
+          <w:i w:val="false"/>
+          <w:caps w:val="false"/>
+          <w:smallCaps w:val="false"/>
+          <w:strike w:val="false"/>
+          <w:dstrike w:val="false"/>
+          <w:color w:val="000000"/>
+          <w:sz w:val="22"/>
+          <w:u w:val="none"/>
+          <w:effect w:val="none"/>
+          <w:shd w:fill="auto" w:val="clear"/>
+        </w:rPr>
+      </w:r>
+    </w:p>
+    <w:p>
+      <w:pPr>
+        <w:pStyle w:val="BodyText"/>
+        <w:bidi w:val="0"/>
+        <w:spacing w:lineRule="auto" w:line="329" w:before="0" w:after="0"/>
+        <w:ind w:firstLine="360" w:left="0" w:right="0"/>
         <w:rPr>
           <w:rFonts w:ascii="Ubuntu" w:hAnsi="Ubuntu"/>
           <w:b w:val="false"/>
@@ -2087,7 +1965,7 @@
         <w:pStyle w:val="BodyText"/>
         <w:bidi w:val="0"/>
         <w:spacing w:lineRule="auto" w:line="329" w:before="0" w:after="0"/>
-        <w:ind w:firstLine="360" w:start="0" w:end="0"/>
+        <w:ind w:firstLine="360" w:left="0" w:right="0"/>
         <w:rPr>
           <w:rFonts w:ascii="Ubuntu" w:hAnsi="Ubuntu"/>
           <w:b w:val="false"/>
@@ -2126,7 +2004,7 @@
         <w:pStyle w:val="BodyText"/>
         <w:bidi w:val="0"/>
         <w:spacing w:lineRule="auto" w:line="329" w:before="0" w:after="0"/>
-        <w:ind w:firstLine="360" w:start="0" w:end="0"/>
+        <w:ind w:firstLine="360" w:left="0" w:right="0"/>
         <w:rPr>
           <w:rFonts w:ascii="Ubuntu" w:hAnsi="Ubuntu"/>
           <w:b w:val="false"/>
@@ -2165,45 +2043,45 @@
         <w:pStyle w:val="BodyText"/>
         <w:bidi w:val="0"/>
         <w:spacing w:lineRule="auto" w:line="329" w:before="0" w:after="0"/>
-        <w:ind w:firstLine="360" w:start="0" w:end="0"/>
-        <w:rPr>
-          <w:rFonts w:ascii="Ubuntu" w:hAnsi="Ubuntu"/>
-          <w:b w:val="false"/>
-          <w:i w:val="false"/>
-          <w:caps w:val="false"/>
-          <w:smallCaps w:val="false"/>
-          <w:strike w:val="false"/>
-          <w:dstrike w:val="false"/>
-          <w:color w:val="000000"/>
-          <w:sz w:val="22"/>
-          <w:u w:val="none"/>
-          <w:effect w:val="none"/>
-          <w:shd w:fill="auto" w:val="clear"/>
-        </w:rPr>
-      </w:pPr>
-      <w:r>
-        <w:rPr>
-          <w:rFonts w:ascii="Ubuntu" w:hAnsi="Ubuntu"/>
-          <w:b w:val="false"/>
-          <w:i w:val="false"/>
-          <w:caps w:val="false"/>
-          <w:smallCaps w:val="false"/>
-          <w:strike w:val="false"/>
-          <w:dstrike w:val="false"/>
-          <w:color w:val="000000"/>
-          <w:sz w:val="22"/>
-          <w:u w:val="none"/>
-          <w:effect w:val="none"/>
-          <w:shd w:fill="auto" w:val="clear"/>
-        </w:rPr>
-      </w:r>
-    </w:p>
-    <w:p>
-      <w:pPr>
-        <w:pStyle w:val="BodyText"/>
-        <w:bidi w:val="0"/>
-        <w:spacing w:lineRule="auto" w:line="329" w:before="0" w:after="0"/>
-        <w:ind w:firstLine="360" w:start="0" w:end="0"/>
+        <w:ind w:firstLine="360" w:left="0" w:right="0"/>
+        <w:rPr>
+          <w:rFonts w:ascii="Ubuntu" w:hAnsi="Ubuntu"/>
+          <w:b w:val="false"/>
+          <w:i w:val="false"/>
+          <w:caps w:val="false"/>
+          <w:smallCaps w:val="false"/>
+          <w:strike w:val="false"/>
+          <w:dstrike w:val="false"/>
+          <w:color w:val="000000"/>
+          <w:sz w:val="22"/>
+          <w:u w:val="none"/>
+          <w:effect w:val="none"/>
+          <w:shd w:fill="auto" w:val="clear"/>
+        </w:rPr>
+      </w:pPr>
+      <w:r>
+        <w:rPr>
+          <w:rFonts w:ascii="Ubuntu" w:hAnsi="Ubuntu"/>
+          <w:b w:val="false"/>
+          <w:i w:val="false"/>
+          <w:caps w:val="false"/>
+          <w:smallCaps w:val="false"/>
+          <w:strike w:val="false"/>
+          <w:dstrike w:val="false"/>
+          <w:color w:val="000000"/>
+          <w:sz w:val="22"/>
+          <w:u w:val="none"/>
+          <w:effect w:val="none"/>
+          <w:shd w:fill="auto" w:val="clear"/>
+        </w:rPr>
+      </w:r>
+    </w:p>
+    <w:p>
+      <w:pPr>
+        <w:pStyle w:val="BodyText"/>
+        <w:bidi w:val="0"/>
+        <w:spacing w:lineRule="auto" w:line="329" w:before="0" w:after="0"/>
+        <w:ind w:firstLine="360" w:left="0" w:right="0"/>
         <w:rPr>
           <w:rFonts w:ascii="Ubuntu" w:hAnsi="Ubuntu"/>
           <w:b w:val="false"/>
@@ -2242,7 +2120,7 @@
         <w:pStyle w:val="BodyText"/>
         <w:bidi w:val="0"/>
         <w:spacing w:lineRule="auto" w:line="329" w:before="0" w:after="0"/>
-        <w:ind w:hanging="0" w:start="0" w:end="0"/>
+        <w:ind w:hanging="0" w:left="0" w:right="0"/>
         <w:rPr>
           <w:rFonts w:ascii="Ubuntu" w:hAnsi="Ubuntu"/>
           <w:b w:val="false"/>
@@ -2281,7 +2159,7 @@
         <w:pStyle w:val="BodyText"/>
         <w:bidi w:val="0"/>
         <w:spacing w:lineRule="auto" w:line="329" w:before="0" w:after="0"/>
-        <w:ind w:hanging="0" w:start="0" w:end="0"/>
+        <w:ind w:hanging="0" w:left="0" w:right="0"/>
         <w:rPr>
           <w:rFonts w:ascii="Ubuntu" w:hAnsi="Ubuntu"/>
           <w:b w:val="false"/>
@@ -2320,7 +2198,7 @@
         <w:pStyle w:val="BodyText"/>
         <w:bidi w:val="0"/>
         <w:spacing w:lineRule="auto" w:line="329" w:before="0" w:after="0"/>
-        <w:ind w:hanging="0" w:start="0" w:end="0"/>
+        <w:ind w:hanging="0" w:left="0" w:right="0"/>
         <w:rPr>
           <w:rFonts w:ascii="Ubuntu" w:hAnsi="Ubuntu"/>
           <w:b w:val="false"/>
@@ -2359,45 +2237,45 @@
         <w:pStyle w:val="BodyText"/>
         <w:bidi w:val="0"/>
         <w:spacing w:lineRule="auto" w:line="329" w:before="0" w:after="0"/>
-        <w:ind w:firstLine="360" w:start="0" w:end="0"/>
-        <w:rPr>
-          <w:rFonts w:ascii="Ubuntu" w:hAnsi="Ubuntu"/>
-          <w:b w:val="false"/>
-          <w:i w:val="false"/>
-          <w:caps w:val="false"/>
-          <w:smallCaps w:val="false"/>
-          <w:strike w:val="false"/>
-          <w:dstrike w:val="false"/>
-          <w:color w:val="000000"/>
-          <w:sz w:val="22"/>
-          <w:u w:val="none"/>
-          <w:effect w:val="none"/>
-          <w:shd w:fill="auto" w:val="clear"/>
-        </w:rPr>
-      </w:pPr>
-      <w:r>
-        <w:rPr>
-          <w:rFonts w:ascii="Ubuntu" w:hAnsi="Ubuntu"/>
-          <w:b w:val="false"/>
-          <w:i w:val="false"/>
-          <w:caps w:val="false"/>
-          <w:smallCaps w:val="false"/>
-          <w:strike w:val="false"/>
-          <w:dstrike w:val="false"/>
-          <w:color w:val="000000"/>
-          <w:sz w:val="22"/>
-          <w:u w:val="none"/>
-          <w:effect w:val="none"/>
-          <w:shd w:fill="auto" w:val="clear"/>
-        </w:rPr>
-      </w:r>
-    </w:p>
-    <w:p>
-      <w:pPr>
-        <w:pStyle w:val="BodyText"/>
-        <w:bidi w:val="0"/>
-        <w:spacing w:lineRule="auto" w:line="329" w:before="0" w:after="0"/>
-        <w:ind w:firstLine="360" w:start="0" w:end="0"/>
+        <w:ind w:firstLine="360" w:left="0" w:right="0"/>
+        <w:rPr>
+          <w:rFonts w:ascii="Ubuntu" w:hAnsi="Ubuntu"/>
+          <w:b w:val="false"/>
+          <w:i w:val="false"/>
+          <w:caps w:val="false"/>
+          <w:smallCaps w:val="false"/>
+          <w:strike w:val="false"/>
+          <w:dstrike w:val="false"/>
+          <w:color w:val="000000"/>
+          <w:sz w:val="22"/>
+          <w:u w:val="none"/>
+          <w:effect w:val="none"/>
+          <w:shd w:fill="auto" w:val="clear"/>
+        </w:rPr>
+      </w:pPr>
+      <w:r>
+        <w:rPr>
+          <w:rFonts w:ascii="Ubuntu" w:hAnsi="Ubuntu"/>
+          <w:b w:val="false"/>
+          <w:i w:val="false"/>
+          <w:caps w:val="false"/>
+          <w:smallCaps w:val="false"/>
+          <w:strike w:val="false"/>
+          <w:dstrike w:val="false"/>
+          <w:color w:val="000000"/>
+          <w:sz w:val="22"/>
+          <w:u w:val="none"/>
+          <w:effect w:val="none"/>
+          <w:shd w:fill="auto" w:val="clear"/>
+        </w:rPr>
+      </w:r>
+    </w:p>
+    <w:p>
+      <w:pPr>
+        <w:pStyle w:val="BodyText"/>
+        <w:bidi w:val="0"/>
+        <w:spacing w:lineRule="auto" w:line="329" w:before="0" w:after="0"/>
+        <w:ind w:firstLine="360" w:left="0" w:right="0"/>
         <w:rPr>
           <w:rFonts w:ascii="Ubuntu" w:hAnsi="Ubuntu"/>
           <w:color w:val="000000"/>
@@ -2443,7 +2321,7 @@
         <w:pStyle w:val="Heading3"/>
         <w:bidi w:val="0"/>
         <w:spacing w:lineRule="auto" w:line="329" w:before="0" w:after="240"/>
-        <w:ind w:hanging="0" w:start="0" w:end="0"/>
+        <w:ind w:hanging="0" w:left="0" w:right="0"/>
         <w:rPr>
           <w:rFonts w:ascii="Ubuntu" w:hAnsi="Ubuntu"/>
           <w:color w:val="000000"/>
@@ -2475,7 +2353,7 @@
         <w:pStyle w:val="BodyText"/>
         <w:bidi w:val="0"/>
         <w:spacing w:lineRule="auto" w:line="329" w:before="0" w:after="0"/>
-        <w:ind w:firstLine="360" w:start="0" w:end="0"/>
+        <w:ind w:firstLine="360" w:left="0" w:right="0"/>
         <w:rPr>
           <w:rFonts w:ascii="Ubuntu" w:hAnsi="Ubuntu"/>
           <w:i/>
@@ -2506,7 +2384,7 @@
         <w:pStyle w:val="BodyText"/>
         <w:bidi w:val="0"/>
         <w:spacing w:lineRule="auto" w:line="329" w:before="0" w:after="0"/>
-        <w:ind w:firstLine="360" w:start="0" w:end="0"/>
+        <w:ind w:firstLine="360" w:left="0" w:right="0"/>
         <w:rPr>
           <w:rFonts w:ascii="Ubuntu" w:hAnsi="Ubuntu"/>
           <w:b w:val="false"/>
@@ -2545,7 +2423,7 @@
         <w:pStyle w:val="BodyText"/>
         <w:bidi w:val="0"/>
         <w:spacing w:lineRule="auto" w:line="329" w:before="0" w:after="0"/>
-        <w:ind w:firstLine="360" w:start="0" w:end="0"/>
+        <w:ind w:firstLine="360" w:left="0" w:right="0"/>
         <w:rPr>
           <w:rFonts w:ascii="Ubuntu" w:hAnsi="Ubuntu"/>
           <w:b w:val="false"/>
@@ -2584,7 +2462,7 @@
         <w:pStyle w:val="BodyText"/>
         <w:bidi w:val="0"/>
         <w:spacing w:lineRule="auto" w:line="329" w:before="0" w:after="0"/>
-        <w:ind w:firstLine="360" w:start="0" w:end="0"/>
+        <w:ind w:firstLine="360" w:left="0" w:right="0"/>
         <w:rPr>
           <w:rFonts w:ascii="Ubuntu" w:hAnsi="Ubuntu"/>
           <w:b w:val="false"/>
@@ -2623,7 +2501,7 @@
         <w:pStyle w:val="BodyText"/>
         <w:bidi w:val="0"/>
         <w:spacing w:lineRule="auto" w:line="329" w:before="0" w:after="0"/>
-        <w:ind w:firstLine="360" w:start="0" w:end="0"/>
+        <w:ind w:firstLine="360" w:left="0" w:right="0"/>
         <w:rPr>
           <w:rFonts w:ascii="Ubuntu" w:hAnsi="Ubuntu"/>
           <w:b w:val="false"/>
@@ -2663,7 +2541,7 @@
         <w:pStyle w:val="BodyText"/>
         <w:bidi w:val="0"/>
         <w:spacing w:lineRule="auto" w:line="329" w:before="0" w:after="0"/>
-        <w:ind w:firstLine="360" w:start="0" w:end="0"/>
+        <w:ind w:firstLine="360" w:left="0" w:right="0"/>
         <w:rPr>
           <w:rFonts w:ascii="Ubuntu" w:hAnsi="Ubuntu"/>
           <w:b w:val="false"/>
@@ -2702,7 +2580,7 @@
         <w:pStyle w:val="BodyText"/>
         <w:bidi w:val="0"/>
         <w:spacing w:lineRule="auto" w:line="329" w:before="0" w:after="0"/>
-        <w:ind w:firstLine="360" w:start="0" w:end="0"/>
+        <w:ind w:firstLine="360" w:left="0" w:right="0"/>
         <w:rPr>
           <w:rFonts w:ascii="Ubuntu" w:hAnsi="Ubuntu"/>
           <w:b w:val="false"/>
@@ -2741,7 +2619,7 @@
         <w:pStyle w:val="BodyText"/>
         <w:bidi w:val="0"/>
         <w:spacing w:lineRule="auto" w:line="329" w:before="0" w:after="0"/>
-        <w:ind w:firstLine="360" w:start="0" w:end="0"/>
+        <w:ind w:firstLine="360" w:left="0" w:right="0"/>
         <w:rPr>
           <w:rFonts w:ascii="Ubuntu" w:hAnsi="Ubuntu"/>
           <w:b w:val="false"/>
@@ -2780,7 +2658,7 @@
         <w:pStyle w:val="BodyText"/>
         <w:bidi w:val="0"/>
         <w:spacing w:lineRule="auto" w:line="329" w:before="0" w:after="0"/>
-        <w:ind w:firstLine="360" w:start="0" w:end="0"/>
+        <w:ind w:firstLine="360" w:left="0" w:right="0"/>
         <w:rPr>
           <w:rFonts w:ascii="Ubuntu" w:hAnsi="Ubuntu"/>
           <w:b w:val="false"/>
@@ -2819,7 +2697,7 @@
         <w:pStyle w:val="BodyText"/>
         <w:bidi w:val="0"/>
         <w:spacing w:lineRule="auto" w:line="329" w:before="0" w:after="0"/>
-        <w:ind w:firstLine="360" w:start="0" w:end="0"/>
+        <w:ind w:firstLine="360" w:left="0" w:right="0"/>
         <w:rPr>
           <w:rFonts w:ascii="Ubuntu" w:hAnsi="Ubuntu"/>
           <w:b w:val="false"/>
@@ -2858,45 +2736,45 @@
         <w:pStyle w:val="BodyText"/>
         <w:bidi w:val="0"/>
         <w:spacing w:lineRule="auto" w:line="329" w:before="0" w:after="0"/>
-        <w:ind w:firstLine="360" w:start="0" w:end="0"/>
-        <w:rPr>
-          <w:rFonts w:ascii="Ubuntu" w:hAnsi="Ubuntu"/>
-          <w:b w:val="false"/>
-          <w:i w:val="false"/>
-          <w:caps w:val="false"/>
-          <w:smallCaps w:val="false"/>
-          <w:strike w:val="false"/>
-          <w:dstrike w:val="false"/>
-          <w:color w:val="000000"/>
-          <w:sz w:val="22"/>
-          <w:u w:val="none"/>
-          <w:effect w:val="none"/>
-          <w:shd w:fill="auto" w:val="clear"/>
-        </w:rPr>
-      </w:pPr>
-      <w:r>
-        <w:rPr>
-          <w:rFonts w:ascii="Ubuntu" w:hAnsi="Ubuntu"/>
-          <w:b w:val="false"/>
-          <w:i w:val="false"/>
-          <w:caps w:val="false"/>
-          <w:smallCaps w:val="false"/>
-          <w:strike w:val="false"/>
-          <w:dstrike w:val="false"/>
-          <w:color w:val="000000"/>
-          <w:sz w:val="22"/>
-          <w:u w:val="none"/>
-          <w:effect w:val="none"/>
-          <w:shd w:fill="auto" w:val="clear"/>
-        </w:rPr>
-      </w:r>
-    </w:p>
-    <w:p>
-      <w:pPr>
-        <w:pStyle w:val="BodyText"/>
-        <w:bidi w:val="0"/>
-        <w:spacing w:lineRule="auto" w:line="329" w:before="0" w:after="0"/>
-        <w:ind w:firstLine="360" w:start="0" w:end="0"/>
+        <w:ind w:firstLine="360" w:left="0" w:right="0"/>
+        <w:rPr>
+          <w:rFonts w:ascii="Ubuntu" w:hAnsi="Ubuntu"/>
+          <w:b w:val="false"/>
+          <w:i w:val="false"/>
+          <w:caps w:val="false"/>
+          <w:smallCaps w:val="false"/>
+          <w:strike w:val="false"/>
+          <w:dstrike w:val="false"/>
+          <w:color w:val="000000"/>
+          <w:sz w:val="22"/>
+          <w:u w:val="none"/>
+          <w:effect w:val="none"/>
+          <w:shd w:fill="auto" w:val="clear"/>
+        </w:rPr>
+      </w:pPr>
+      <w:r>
+        <w:rPr>
+          <w:rFonts w:ascii="Ubuntu" w:hAnsi="Ubuntu"/>
+          <w:b w:val="false"/>
+          <w:i w:val="false"/>
+          <w:caps w:val="false"/>
+          <w:smallCaps w:val="false"/>
+          <w:strike w:val="false"/>
+          <w:dstrike w:val="false"/>
+          <w:color w:val="000000"/>
+          <w:sz w:val="22"/>
+          <w:u w:val="none"/>
+          <w:effect w:val="none"/>
+          <w:shd w:fill="auto" w:val="clear"/>
+        </w:rPr>
+      </w:r>
+    </w:p>
+    <w:p>
+      <w:pPr>
+        <w:pStyle w:val="BodyText"/>
+        <w:bidi w:val="0"/>
+        <w:spacing w:lineRule="auto" w:line="329" w:before="0" w:after="0"/>
+        <w:ind w:firstLine="360" w:left="0" w:right="0"/>
         <w:rPr>
           <w:rFonts w:ascii="Ubuntu" w:hAnsi="Ubuntu"/>
           <w:b w:val="false"/>
@@ -2935,7 +2813,7 @@
         <w:pStyle w:val="BodyText"/>
         <w:bidi w:val="0"/>
         <w:spacing w:lineRule="auto" w:line="329" w:before="0" w:after="0"/>
-        <w:ind w:firstLine="360" w:start="0" w:end="0"/>
+        <w:ind w:firstLine="360" w:left="0" w:right="0"/>
         <w:rPr>
           <w:rFonts w:ascii="Ubuntu" w:hAnsi="Ubuntu"/>
           <w:b w:val="false"/>
@@ -2974,7 +2852,7 @@
         <w:pStyle w:val="BodyText"/>
         <w:bidi w:val="0"/>
         <w:spacing w:lineRule="auto" w:line="329" w:before="0" w:after="0"/>
-        <w:ind w:firstLine="360" w:start="0" w:end="0"/>
+        <w:ind w:firstLine="360" w:left="0" w:right="0"/>
         <w:rPr>
           <w:rFonts w:ascii="Ubuntu" w:hAnsi="Ubuntu"/>
           <w:b w:val="false"/>
@@ -3013,7 +2891,7 @@
         <w:pStyle w:val="BodyText"/>
         <w:bidi w:val="0"/>
         <w:spacing w:lineRule="auto" w:line="329" w:before="0" w:after="0"/>
-        <w:ind w:firstLine="360" w:start="0" w:end="0"/>
+        <w:ind w:firstLine="360" w:left="0" w:right="0"/>
         <w:rPr>
           <w:rFonts w:ascii="Ubuntu" w:hAnsi="Ubuntu"/>
           <w:b w:val="false"/>
@@ -3052,7 +2930,7 @@
         <w:pStyle w:val="BodyText"/>
         <w:bidi w:val="0"/>
         <w:spacing w:lineRule="auto" w:line="329" w:before="0" w:after="0"/>
-        <w:ind w:firstLine="360" w:start="0" w:end="0"/>
+        <w:ind w:firstLine="360" w:left="0" w:right="0"/>
         <w:rPr>
           <w:rFonts w:ascii="Ubuntu" w:hAnsi="Ubuntu"/>
           <w:b w:val="false"/>
@@ -3091,7 +2969,7 @@
         <w:pStyle w:val="BodyText"/>
         <w:bidi w:val="0"/>
         <w:spacing w:lineRule="auto" w:line="329" w:before="0" w:after="0"/>
-        <w:ind w:firstLine="360" w:start="0" w:end="0"/>
+        <w:ind w:firstLine="360" w:left="0" w:right="0"/>
         <w:rPr>
           <w:rFonts w:ascii="Ubuntu" w:hAnsi="Ubuntu"/>
           <w:color w:val="000000"/>
@@ -3137,7 +3015,7 @@
         <w:pStyle w:val="Heading3"/>
         <w:bidi w:val="0"/>
         <w:spacing w:lineRule="auto" w:line="329" w:before="0" w:after="240"/>
-        <w:ind w:hanging="0" w:start="0" w:end="0"/>
+        <w:ind w:hanging="0" w:left="0" w:right="0"/>
         <w:rPr>
           <w:rFonts w:ascii="Ubuntu" w:hAnsi="Ubuntu"/>
           <w:caps w:val="false"/>
@@ -3176,7 +3054,7 @@
         <w:pStyle w:val="BodyText"/>
         <w:bidi w:val="0"/>
         <w:spacing w:lineRule="auto" w:line="329" w:before="0" w:after="0"/>
-        <w:ind w:firstLine="360" w:start="0" w:end="0"/>
+        <w:ind w:firstLine="360" w:left="0" w:right="0"/>
         <w:rPr>
           <w:rFonts w:ascii="Ubuntu" w:hAnsi="Ubuntu"/>
           <w:i/>
@@ -3207,7 +3085,7 @@
         <w:pStyle w:val="BodyText"/>
         <w:bidi w:val="0"/>
         <w:spacing w:lineRule="auto" w:line="329" w:before="0" w:after="0"/>
-        <w:ind w:firstLine="360" w:start="0" w:end="0"/>
+        <w:ind w:firstLine="360" w:left="0" w:right="0"/>
         <w:rPr>
           <w:rFonts w:ascii="Ubuntu" w:hAnsi="Ubuntu"/>
           <w:b w:val="false"/>
@@ -3246,7 +3124,7 @@
         <w:pStyle w:val="BodyText"/>
         <w:bidi w:val="0"/>
         <w:spacing w:lineRule="auto" w:line="329" w:before="0" w:after="0"/>
-        <w:ind w:firstLine="360" w:start="0" w:end="0"/>
+        <w:ind w:firstLine="360" w:left="0" w:right="0"/>
         <w:rPr>
           <w:rFonts w:ascii="Ubuntu" w:hAnsi="Ubuntu"/>
           <w:b w:val="false"/>
@@ -3285,7 +3163,7 @@
         <w:pStyle w:val="BodyText"/>
         <w:bidi w:val="0"/>
         <w:spacing w:lineRule="auto" w:line="329" w:before="0" w:after="0"/>
-        <w:ind w:firstLine="360" w:start="0" w:end="0"/>
+        <w:ind w:firstLine="360" w:left="0" w:right="0"/>
         <w:rPr>
           <w:rFonts w:ascii="Ubuntu" w:hAnsi="Ubuntu"/>
           <w:b w:val="false"/>
@@ -3324,7 +3202,7 @@
         <w:pStyle w:val="BodyText"/>
         <w:bidi w:val="0"/>
         <w:spacing w:lineRule="auto" w:line="329" w:before="0" w:after="0"/>
-        <w:ind w:firstLine="360" w:start="0" w:end="0"/>
+        <w:ind w:firstLine="360" w:left="0" w:right="0"/>
         <w:rPr>
           <w:rFonts w:ascii="Ubuntu" w:hAnsi="Ubuntu"/>
           <w:b w:val="false"/>
@@ -3358,121 +3236,53 @@
         <w:t>4. **STRUCTURE &amp; FORMATTING:** Unless a specific technical format (like Mermaid or JSON) is requested, be exhaustive and use clear headings, bullet points, and paragraphs. DO NOT provide forced opinions or recommendations unless explicitly asked.</w:t>
         <w:br/>
         <w:br/>
-        <w:t xml:space="preserve">You are an Expert Agile Product Owner and Systems Designer. Based on the provided functional requirements, generate </w:t>
-      </w:r>
-      <w:r>
-        <w:rPr>
-          <w:rFonts w:ascii="Ubuntu" w:hAnsi="Ubuntu"/>
-          <w:b w:val="false"/>
-          <w:i w:val="false"/>
-          <w:caps w:val="false"/>
-          <w:smallCaps w:val="false"/>
-          <w:strike w:val="false"/>
-          <w:dstrike w:val="false"/>
-          <w:color w:val="000000"/>
-          <w:sz w:val="22"/>
-          <w:u w:val="none"/>
-          <w:effect w:val="none"/>
-          <w:shd w:fill="auto" w:val="clear"/>
-        </w:rPr>
-        <w:t xml:space="preserve">stories </w:t>
-      </w:r>
-      <w:r>
-        <w:rPr>
-          <w:rFonts w:ascii="Ubuntu" w:hAnsi="Ubuntu"/>
-          <w:b w:val="false"/>
-          <w:i w:val="false"/>
-          <w:caps w:val="false"/>
-          <w:smallCaps w:val="false"/>
-          <w:strike w:val="false"/>
-          <w:dstrike w:val="false"/>
-          <w:color w:val="000000"/>
-          <w:sz w:val="22"/>
-          <w:u w:val="none"/>
-          <w:effect w:val="none"/>
-          <w:shd w:fill="auto" w:val="clear"/>
-        </w:rPr>
-        <w:t xml:space="preserve">specifically for the requested topic. Start directly translating the </w:t>
-      </w:r>
-      <w:r>
-        <w:rPr>
-          <w:rFonts w:ascii="Ubuntu" w:hAnsi="Ubuntu"/>
-          <w:b w:val="false"/>
-          <w:i w:val="false"/>
-          <w:caps w:val="false"/>
-          <w:smallCaps w:val="false"/>
-          <w:strike w:val="false"/>
-          <w:dstrike w:val="false"/>
-          <w:color w:val="000000"/>
-          <w:sz w:val="22"/>
-          <w:u w:val="none"/>
-          <w:effect w:val="none"/>
-          <w:shd w:fill="auto" w:val="clear"/>
-        </w:rPr>
-        <w:t>stories</w:t>
-      </w:r>
-      <w:r>
-        <w:rPr>
-          <w:rFonts w:ascii="Ubuntu" w:hAnsi="Ubuntu"/>
-          <w:b w:val="false"/>
-          <w:i w:val="false"/>
-          <w:caps w:val="false"/>
-          <w:smallCaps w:val="false"/>
-          <w:strike w:val="false"/>
-          <w:dstrike w:val="false"/>
-          <w:color w:val="000000"/>
-          <w:sz w:val="22"/>
-          <w:u w:val="none"/>
-          <w:effect w:val="none"/>
-          <w:shd w:fill="auto" w:val="clear"/>
-        </w:rPr>
-        <w:t xml:space="preserve"> into the target language without any introductory filler.</w:t>
-      </w:r>
-    </w:p>
-    <w:p>
-      <w:pPr>
-        <w:pStyle w:val="BodyText"/>
-        <w:bidi w:val="0"/>
-        <w:spacing w:lineRule="auto" w:line="329" w:before="0" w:after="0"/>
-        <w:ind w:firstLine="360" w:start="0" w:end="0"/>
-        <w:rPr>
-          <w:rFonts w:ascii="Ubuntu" w:hAnsi="Ubuntu"/>
-          <w:b w:val="false"/>
-          <w:i w:val="false"/>
-          <w:caps w:val="false"/>
-          <w:smallCaps w:val="false"/>
-          <w:strike w:val="false"/>
-          <w:dstrike w:val="false"/>
-          <w:color w:val="000000"/>
-          <w:sz w:val="22"/>
-          <w:u w:val="none"/>
-          <w:effect w:val="none"/>
-          <w:shd w:fill="auto" w:val="clear"/>
-        </w:rPr>
-      </w:pPr>
-      <w:r>
-        <w:rPr>
-          <w:rFonts w:ascii="Ubuntu" w:hAnsi="Ubuntu"/>
-          <w:b w:val="false"/>
-          <w:i w:val="false"/>
-          <w:caps w:val="false"/>
-          <w:smallCaps w:val="false"/>
-          <w:strike w:val="false"/>
-          <w:dstrike w:val="false"/>
-          <w:color w:val="000000"/>
-          <w:sz w:val="22"/>
-          <w:u w:val="none"/>
-          <w:effect w:val="none"/>
-          <w:shd w:fill="auto" w:val="clear"/>
-        </w:rPr>
-      </w:r>
-    </w:p>
-    <w:p>
-      <w:pPr>
-        <w:pStyle w:val="BodyText"/>
-        <w:bidi w:val="0"/>
-        <w:spacing w:lineRule="auto" w:line="329" w:before="0" w:after="0"/>
-        <w:ind w:firstLine="360" w:start="0" w:end="0"/>
+        <w:t>You are an Expert Agile Product Owner and Systems Designer. Based on the provided functional requirements, generate stories specifically for the requested topic. Start directly translating the stories into the target language without any introductory filler.</w:t>
+      </w:r>
+    </w:p>
+    <w:p>
+      <w:pPr>
+        <w:pStyle w:val="BodyText"/>
+        <w:bidi w:val="0"/>
+        <w:spacing w:lineRule="auto" w:line="329" w:before="0" w:after="0"/>
+        <w:ind w:firstLine="360" w:left="0" w:right="0"/>
+        <w:rPr>
+          <w:rFonts w:ascii="Ubuntu" w:hAnsi="Ubuntu"/>
+          <w:b w:val="false"/>
+          <w:i w:val="false"/>
+          <w:caps w:val="false"/>
+          <w:smallCaps w:val="false"/>
+          <w:strike w:val="false"/>
+          <w:dstrike w:val="false"/>
+          <w:color w:val="000000"/>
+          <w:sz w:val="22"/>
+          <w:u w:val="none"/>
+          <w:effect w:val="none"/>
+          <w:shd w:fill="auto" w:val="clear"/>
+        </w:rPr>
+      </w:pPr>
+      <w:r>
+        <w:rPr>
+          <w:rFonts w:ascii="Ubuntu" w:hAnsi="Ubuntu"/>
+          <w:b w:val="false"/>
+          <w:i w:val="false"/>
+          <w:caps w:val="false"/>
+          <w:smallCaps w:val="false"/>
+          <w:strike w:val="false"/>
+          <w:dstrike w:val="false"/>
+          <w:color w:val="000000"/>
+          <w:sz w:val="22"/>
+          <w:u w:val="none"/>
+          <w:effect w:val="none"/>
+          <w:shd w:fill="auto" w:val="clear"/>
+        </w:rPr>
+      </w:r>
+    </w:p>
+    <w:p>
+      <w:pPr>
+        <w:pStyle w:val="BodyText"/>
+        <w:bidi w:val="0"/>
+        <w:spacing w:lineRule="auto" w:line="329" w:before="0" w:after="0"/>
+        <w:ind w:firstLine="360" w:left="0" w:right="0"/>
         <w:rPr>
           <w:rFonts w:ascii="Ubuntu" w:hAnsi="Ubuntu"/>
           <w:b w:val="false"/>
@@ -3511,7 +3321,7 @@
         <w:pStyle w:val="BodyText"/>
         <w:bidi w:val="0"/>
         <w:spacing w:lineRule="auto" w:line="329" w:before="0" w:after="0"/>
-        <w:ind w:firstLine="360" w:start="0" w:end="0"/>
+        <w:ind w:firstLine="360" w:left="0" w:right="0"/>
         <w:rPr>
           <w:rFonts w:ascii="Ubuntu" w:hAnsi="Ubuntu"/>
           <w:color w:val="000000"/>
@@ -3541,7 +3351,7 @@
         <w:pStyle w:val="BodyText"/>
         <w:bidi w:val="0"/>
         <w:spacing w:lineRule="auto" w:line="329" w:before="0" w:after="0"/>
-        <w:ind w:hanging="0" w:start="0" w:end="0"/>
+        <w:ind w:hanging="0" w:left="0" w:right="0"/>
         <w:rPr>
           <w:rFonts w:ascii="Ubuntu" w:hAnsi="Ubuntu"/>
           <w:b w:val="false"/>
@@ -3579,7 +3389,7 @@
         <w:pStyle w:val="Heading3"/>
         <w:bidi w:val="0"/>
         <w:spacing w:lineRule="auto" w:line="329" w:before="0" w:after="240"/>
-        <w:ind w:hanging="0" w:start="0" w:end="0"/>
+        <w:ind w:hanging="0" w:left="0" w:right="0"/>
         <w:rPr>
           <w:rFonts w:ascii="Ubuntu" w:hAnsi="Ubuntu"/>
           <w:b/>
@@ -3620,7 +3430,7 @@
         <w:pStyle w:val="BodyText"/>
         <w:bidi w:val="0"/>
         <w:spacing w:lineRule="auto" w:line="329" w:before="0" w:after="0"/>
-        <w:ind w:firstLine="360" w:start="0" w:end="0"/>
+        <w:ind w:firstLine="360" w:left="0" w:right="0"/>
         <w:rPr>
           <w:rFonts w:ascii="Ubuntu" w:hAnsi="Ubuntu"/>
           <w:i/>
@@ -3651,7 +3461,7 @@
         <w:pStyle w:val="BodyText"/>
         <w:bidi w:val="0"/>
         <w:spacing w:lineRule="auto" w:line="329" w:before="0" w:after="0"/>
-        <w:ind w:firstLine="360" w:start="0" w:end="0"/>
+        <w:ind w:firstLine="360" w:left="0" w:right="0"/>
         <w:rPr>
           <w:rFonts w:ascii="Ubuntu" w:hAnsi="Ubuntu"/>
           <w:b w:val="false"/>
@@ -3690,7 +3500,7 @@
         <w:pStyle w:val="BodyText"/>
         <w:bidi w:val="0"/>
         <w:spacing w:lineRule="auto" w:line="329" w:before="0" w:after="0"/>
-        <w:ind w:firstLine="360" w:start="0" w:end="0"/>
+        <w:ind w:firstLine="360" w:left="0" w:right="0"/>
         <w:rPr>
           <w:rFonts w:ascii="Ubuntu" w:hAnsi="Ubuntu"/>
           <w:b w:val="false"/>
@@ -3729,7 +3539,7 @@
         <w:pStyle w:val="BodyText"/>
         <w:bidi w:val="0"/>
         <w:spacing w:lineRule="auto" w:line="329" w:before="0" w:after="0"/>
-        <w:ind w:firstLine="360" w:start="0" w:end="0"/>
+        <w:ind w:firstLine="360" w:left="0" w:right="0"/>
         <w:rPr>
           <w:rFonts w:ascii="Ubuntu" w:hAnsi="Ubuntu"/>
           <w:b w:val="false"/>
@@ -3768,7 +3578,7 @@
         <w:pStyle w:val="BodyText"/>
         <w:bidi w:val="0"/>
         <w:spacing w:lineRule="auto" w:line="329" w:before="0" w:after="0"/>
-        <w:ind w:firstLine="360" w:start="0" w:end="0"/>
+        <w:ind w:firstLine="360" w:left="0" w:right="0"/>
         <w:rPr>
           <w:rFonts w:ascii="Ubuntu" w:hAnsi="Ubuntu"/>
           <w:b w:val="false"/>
@@ -3802,121 +3612,53 @@
         <w:t>4. **STRUCTURE &amp; FORMATTING:** Unless a specific technical format (like Mermaid or JSON) is requested, be exhaustive and use clear headings, bullet points, and paragraphs. DO NOT provide forced opinions or recommendations unless explicitly asked.</w:t>
         <w:br/>
         <w:br/>
-        <w:t xml:space="preserve">You are an Expert Agile Product Owner and Systems Designer. Based on the provided functional requirements, generate </w:t>
-      </w:r>
-      <w:r>
-        <w:rPr>
-          <w:rFonts w:ascii="Ubuntu" w:hAnsi="Ubuntu"/>
-          <w:b w:val="false"/>
-          <w:i w:val="false"/>
-          <w:caps w:val="false"/>
-          <w:smallCaps w:val="false"/>
-          <w:strike w:val="false"/>
-          <w:dstrike w:val="false"/>
-          <w:color w:val="000000"/>
-          <w:sz w:val="22"/>
-          <w:u w:val="none"/>
-          <w:effect w:val="none"/>
-          <w:shd w:fill="auto" w:val="clear"/>
-        </w:rPr>
-        <w:t>use-cases</w:t>
-      </w:r>
-      <w:r>
-        <w:rPr>
-          <w:rFonts w:ascii="Ubuntu" w:hAnsi="Ubuntu"/>
-          <w:b w:val="false"/>
-          <w:i w:val="false"/>
-          <w:caps w:val="false"/>
-          <w:smallCaps w:val="false"/>
-          <w:strike w:val="false"/>
-          <w:dstrike w:val="false"/>
-          <w:color w:val="000000"/>
-          <w:sz w:val="22"/>
-          <w:u w:val="none"/>
-          <w:effect w:val="none"/>
-          <w:shd w:fill="auto" w:val="clear"/>
-        </w:rPr>
-        <w:t xml:space="preserve"> specifically for the requested topic. Start directly translating the </w:t>
-      </w:r>
-      <w:r>
-        <w:rPr>
-          <w:rFonts w:ascii="Ubuntu" w:hAnsi="Ubuntu"/>
-          <w:b w:val="false"/>
-          <w:i w:val="false"/>
-          <w:caps w:val="false"/>
-          <w:smallCaps w:val="false"/>
-          <w:strike w:val="false"/>
-          <w:dstrike w:val="false"/>
-          <w:color w:val="000000"/>
-          <w:sz w:val="22"/>
-          <w:u w:val="none"/>
-          <w:effect w:val="none"/>
-          <w:shd w:fill="auto" w:val="clear"/>
-        </w:rPr>
-        <w:t>use-cases</w:t>
-      </w:r>
-      <w:r>
-        <w:rPr>
-          <w:rFonts w:ascii="Ubuntu" w:hAnsi="Ubuntu"/>
-          <w:b w:val="false"/>
-          <w:i w:val="false"/>
-          <w:caps w:val="false"/>
-          <w:smallCaps w:val="false"/>
-          <w:strike w:val="false"/>
-          <w:dstrike w:val="false"/>
-          <w:color w:val="000000"/>
-          <w:sz w:val="22"/>
-          <w:u w:val="none"/>
-          <w:effect w:val="none"/>
-          <w:shd w:fill="auto" w:val="clear"/>
-        </w:rPr>
-        <w:t xml:space="preserve"> into the target language without any introductory filler.</w:t>
-      </w:r>
-    </w:p>
-    <w:p>
-      <w:pPr>
-        <w:pStyle w:val="BodyText"/>
-        <w:bidi w:val="0"/>
-        <w:spacing w:lineRule="auto" w:line="329" w:before="0" w:after="0"/>
-        <w:ind w:firstLine="360" w:start="0" w:end="0"/>
-        <w:rPr>
-          <w:rFonts w:ascii="Ubuntu" w:hAnsi="Ubuntu"/>
-          <w:b w:val="false"/>
-          <w:i w:val="false"/>
-          <w:caps w:val="false"/>
-          <w:smallCaps w:val="false"/>
-          <w:strike w:val="false"/>
-          <w:dstrike w:val="false"/>
-          <w:color w:val="000000"/>
-          <w:sz w:val="22"/>
-          <w:u w:val="none"/>
-          <w:effect w:val="none"/>
-          <w:shd w:fill="auto" w:val="clear"/>
-        </w:rPr>
-      </w:pPr>
-      <w:r>
-        <w:rPr>
-          <w:rFonts w:ascii="Ubuntu" w:hAnsi="Ubuntu"/>
-          <w:b w:val="false"/>
-          <w:i w:val="false"/>
-          <w:caps w:val="false"/>
-          <w:smallCaps w:val="false"/>
-          <w:strike w:val="false"/>
-          <w:dstrike w:val="false"/>
-          <w:color w:val="000000"/>
-          <w:sz w:val="22"/>
-          <w:u w:val="none"/>
-          <w:effect w:val="none"/>
-          <w:shd w:fill="auto" w:val="clear"/>
-        </w:rPr>
-      </w:r>
-    </w:p>
-    <w:p>
-      <w:pPr>
-        <w:pStyle w:val="BodyText"/>
-        <w:bidi w:val="0"/>
-        <w:spacing w:lineRule="auto" w:line="329" w:before="0" w:after="0"/>
-        <w:ind w:firstLine="360" w:start="0" w:end="0"/>
+        <w:t>You are an Expert Agile Product Owner and Systems Designer. Based on the provided functional requirements, generate use-cases specifically for the requested topic. Start directly translating the use-cases into the target language without any introductory filler.</w:t>
+      </w:r>
+    </w:p>
+    <w:p>
+      <w:pPr>
+        <w:pStyle w:val="BodyText"/>
+        <w:bidi w:val="0"/>
+        <w:spacing w:lineRule="auto" w:line="329" w:before="0" w:after="0"/>
+        <w:ind w:firstLine="360" w:left="0" w:right="0"/>
+        <w:rPr>
+          <w:rFonts w:ascii="Ubuntu" w:hAnsi="Ubuntu"/>
+          <w:b w:val="false"/>
+          <w:i w:val="false"/>
+          <w:caps w:val="false"/>
+          <w:smallCaps w:val="false"/>
+          <w:strike w:val="false"/>
+          <w:dstrike w:val="false"/>
+          <w:color w:val="000000"/>
+          <w:sz w:val="22"/>
+          <w:u w:val="none"/>
+          <w:effect w:val="none"/>
+          <w:shd w:fill="auto" w:val="clear"/>
+        </w:rPr>
+      </w:pPr>
+      <w:r>
+        <w:rPr>
+          <w:rFonts w:ascii="Ubuntu" w:hAnsi="Ubuntu"/>
+          <w:b w:val="false"/>
+          <w:i w:val="false"/>
+          <w:caps w:val="false"/>
+          <w:smallCaps w:val="false"/>
+          <w:strike w:val="false"/>
+          <w:dstrike w:val="false"/>
+          <w:color w:val="000000"/>
+          <w:sz w:val="22"/>
+          <w:u w:val="none"/>
+          <w:effect w:val="none"/>
+          <w:shd w:fill="auto" w:val="clear"/>
+        </w:rPr>
+      </w:r>
+    </w:p>
+    <w:p>
+      <w:pPr>
+        <w:pStyle w:val="BodyText"/>
+        <w:bidi w:val="0"/>
+        <w:spacing w:lineRule="auto" w:line="329" w:before="0" w:after="0"/>
+        <w:ind w:firstLine="360" w:left="0" w:right="0"/>
         <w:rPr>
           <w:rFonts w:ascii="Ubuntu" w:hAnsi="Ubuntu"/>
           <w:b w:val="false"/>
@@ -3955,7 +3697,7 @@
         <w:pStyle w:val="BodyText"/>
         <w:bidi w:val="0"/>
         <w:spacing w:lineRule="auto" w:line="329" w:before="0" w:after="0"/>
-        <w:ind w:firstLine="360" w:start="0" w:end="0"/>
+        <w:ind w:firstLine="360" w:left="0" w:right="0"/>
         <w:rPr>
           <w:rFonts w:ascii="Ubuntu" w:hAnsi="Ubuntu"/>
           <w:b w:val="false"/>
@@ -3994,7 +3736,7 @@
         <w:pStyle w:val="BodyText"/>
         <w:bidi w:val="0"/>
         <w:spacing w:lineRule="auto" w:line="329" w:before="0" w:after="0"/>
-        <w:ind w:hanging="0" w:start="0" w:end="0"/>
+        <w:ind w:hanging="0" w:left="0" w:right="0"/>
         <w:rPr>
           <w:rFonts w:ascii="Ubuntu" w:hAnsi="Ubuntu"/>
           <w:b w:val="false"/>
@@ -4032,7 +3774,7 @@
         <w:pStyle w:val="Heading3"/>
         <w:bidi w:val="0"/>
         <w:spacing w:lineRule="auto" w:line="329" w:before="0" w:after="240"/>
-        <w:ind w:hanging="0" w:start="0" w:end="0"/>
+        <w:ind w:hanging="0" w:left="0" w:right="0"/>
         <w:rPr>
           <w:rFonts w:ascii="Ubuntu" w:hAnsi="Ubuntu"/>
           <w:b/>
@@ -4073,7 +3815,7 @@
         <w:pStyle w:val="BodyText"/>
         <w:bidi w:val="0"/>
         <w:spacing w:lineRule="auto" w:line="329" w:before="0" w:after="0"/>
-        <w:ind w:firstLine="360" w:start="0" w:end="0"/>
+        <w:ind w:firstLine="360" w:left="0" w:right="0"/>
         <w:rPr>
           <w:rFonts w:ascii="Ubuntu" w:hAnsi="Ubuntu"/>
           <w:i/>
@@ -4104,7 +3846,7 @@
         <w:pStyle w:val="BodyText"/>
         <w:bidi w:val="0"/>
         <w:spacing w:lineRule="auto" w:line="329" w:before="0" w:after="0"/>
-        <w:ind w:firstLine="360" w:start="0" w:end="0"/>
+        <w:ind w:firstLine="360" w:left="0" w:right="0"/>
         <w:rPr>
           <w:rFonts w:ascii="Ubuntu" w:hAnsi="Ubuntu"/>
           <w:b w:val="false"/>
@@ -4143,7 +3885,7 @@
         <w:pStyle w:val="BodyText"/>
         <w:bidi w:val="0"/>
         <w:spacing w:lineRule="auto" w:line="329" w:before="0" w:after="0"/>
-        <w:ind w:firstLine="360" w:start="0" w:end="0"/>
+        <w:ind w:firstLine="360" w:left="0" w:right="0"/>
         <w:rPr>
           <w:rFonts w:ascii="Ubuntu" w:hAnsi="Ubuntu"/>
           <w:b w:val="false"/>
@@ -4182,7 +3924,7 @@
         <w:pStyle w:val="BodyText"/>
         <w:bidi w:val="0"/>
         <w:spacing w:lineRule="auto" w:line="329" w:before="0" w:after="0"/>
-        <w:ind w:firstLine="360" w:start="0" w:end="0"/>
+        <w:ind w:firstLine="360" w:left="0" w:right="0"/>
         <w:rPr>
           <w:rFonts w:ascii="Ubuntu" w:hAnsi="Ubuntu"/>
           <w:b w:val="false"/>
@@ -4221,7 +3963,7 @@
         <w:pStyle w:val="BodyText"/>
         <w:bidi w:val="0"/>
         <w:spacing w:lineRule="auto" w:line="329" w:before="0" w:after="0"/>
-        <w:ind w:firstLine="360" w:start="0" w:end="0"/>
+        <w:ind w:firstLine="360" w:left="0" w:right="0"/>
         <w:rPr>
           <w:rFonts w:ascii="Ubuntu" w:hAnsi="Ubuntu"/>
           <w:caps w:val="false"/>
@@ -4259,152 +4001,84 @@
         <w:pStyle w:val="BodyText"/>
         <w:bidi w:val="0"/>
         <w:spacing w:lineRule="auto" w:line="329" w:before="0" w:after="0"/>
-        <w:ind w:firstLine="360" w:start="0" w:end="0"/>
-        <w:rPr>
-          <w:rFonts w:ascii="Ubuntu" w:hAnsi="Ubuntu"/>
-          <w:b w:val="false"/>
-          <w:i w:val="false"/>
-          <w:caps w:val="false"/>
-          <w:smallCaps w:val="false"/>
-          <w:strike w:val="false"/>
-          <w:dstrike w:val="false"/>
-          <w:color w:val="000000"/>
-          <w:sz w:val="22"/>
-          <w:u w:val="none"/>
-          <w:effect w:val="none"/>
-          <w:shd w:fill="auto" w:val="clear"/>
-        </w:rPr>
-      </w:pPr>
-      <w:r>
-        <w:rPr>
-          <w:rFonts w:ascii="Ubuntu" w:hAnsi="Ubuntu"/>
-          <w:b w:val="false"/>
-          <w:i w:val="false"/>
-          <w:caps w:val="false"/>
-          <w:smallCaps w:val="false"/>
-          <w:strike w:val="false"/>
-          <w:dstrike w:val="false"/>
-          <w:color w:val="000000"/>
-          <w:sz w:val="22"/>
-          <w:u w:val="none"/>
-          <w:effect w:val="none"/>
-          <w:shd w:fill="auto" w:val="clear"/>
-        </w:rPr>
-        <w:t xml:space="preserve">You are an Expert Agile Product Owner and Systems Designer. Based on the provided functional requirements, generate </w:t>
-      </w:r>
-      <w:r>
-        <w:rPr>
-          <w:rFonts w:ascii="Ubuntu" w:hAnsi="Ubuntu"/>
-          <w:b w:val="false"/>
-          <w:i w:val="false"/>
-          <w:caps w:val="false"/>
-          <w:smallCaps w:val="false"/>
-          <w:strike w:val="false"/>
-          <w:dstrike w:val="false"/>
-          <w:color w:val="000000"/>
-          <w:sz w:val="22"/>
-          <w:u w:val="none"/>
-          <w:effect w:val="none"/>
-          <w:shd w:fill="auto" w:val="clear"/>
-        </w:rPr>
-        <w:t>criteria</w:t>
-      </w:r>
-      <w:r>
-        <w:rPr>
-          <w:rFonts w:ascii="Ubuntu" w:hAnsi="Ubuntu"/>
-          <w:b w:val="false"/>
-          <w:i w:val="false"/>
-          <w:caps w:val="false"/>
-          <w:smallCaps w:val="false"/>
-          <w:strike w:val="false"/>
-          <w:dstrike w:val="false"/>
-          <w:color w:val="000000"/>
-          <w:sz w:val="22"/>
-          <w:u w:val="none"/>
-          <w:effect w:val="none"/>
-          <w:shd w:fill="auto" w:val="clear"/>
-        </w:rPr>
-        <w:t xml:space="preserve"> specifically for the requested topic. Start directly translating the </w:t>
-      </w:r>
-      <w:r>
-        <w:rPr>
-          <w:rFonts w:ascii="Ubuntu" w:hAnsi="Ubuntu"/>
-          <w:b w:val="false"/>
-          <w:i w:val="false"/>
-          <w:caps w:val="false"/>
-          <w:smallCaps w:val="false"/>
-          <w:strike w:val="false"/>
-          <w:dstrike w:val="false"/>
-          <w:color w:val="000000"/>
-          <w:sz w:val="22"/>
-          <w:u w:val="none"/>
-          <w:effect w:val="none"/>
-          <w:shd w:fill="auto" w:val="clear"/>
-        </w:rPr>
-        <w:t>criteria</w:t>
-      </w:r>
-      <w:r>
-        <w:rPr>
-          <w:rFonts w:ascii="Ubuntu" w:hAnsi="Ubuntu"/>
-          <w:b w:val="false"/>
-          <w:i w:val="false"/>
-          <w:caps w:val="false"/>
-          <w:smallCaps w:val="false"/>
-          <w:strike w:val="false"/>
-          <w:dstrike w:val="false"/>
-          <w:color w:val="000000"/>
-          <w:sz w:val="22"/>
-          <w:u w:val="none"/>
-          <w:effect w:val="none"/>
-          <w:shd w:fill="auto" w:val="clear"/>
-        </w:rPr>
-        <w:t xml:space="preserve"> into the target language without any introductory filler.</w:t>
-      </w:r>
-    </w:p>
-    <w:p>
-      <w:pPr>
-        <w:pStyle w:val="BodyText"/>
-        <w:bidi w:val="0"/>
-        <w:spacing w:lineRule="auto" w:line="329" w:before="0" w:after="0"/>
-        <w:ind w:firstLine="360" w:start="0" w:end="0"/>
-        <w:rPr>
-          <w:rFonts w:ascii="Ubuntu" w:hAnsi="Ubuntu"/>
-          <w:b w:val="false"/>
-          <w:i w:val="false"/>
-          <w:caps w:val="false"/>
-          <w:smallCaps w:val="false"/>
-          <w:strike w:val="false"/>
-          <w:dstrike w:val="false"/>
-          <w:color w:val="000000"/>
-          <w:sz w:val="22"/>
-          <w:u w:val="none"/>
-          <w:effect w:val="none"/>
-          <w:shd w:fill="auto" w:val="clear"/>
-        </w:rPr>
-      </w:pPr>
-      <w:r>
-        <w:rPr>
-          <w:rFonts w:ascii="Ubuntu" w:hAnsi="Ubuntu"/>
-          <w:b w:val="false"/>
-          <w:i w:val="false"/>
-          <w:caps w:val="false"/>
-          <w:smallCaps w:val="false"/>
-          <w:strike w:val="false"/>
-          <w:dstrike w:val="false"/>
-          <w:color w:val="000000"/>
-          <w:sz w:val="22"/>
-          <w:u w:val="none"/>
-          <w:effect w:val="none"/>
-          <w:shd w:fill="auto" w:val="clear"/>
-        </w:rPr>
-      </w:r>
-    </w:p>
-    <w:p>
-      <w:pPr>
-        <w:pStyle w:val="BodyText"/>
-        <w:bidi w:val="0"/>
-        <w:spacing w:lineRule="auto" w:line="329" w:before="0" w:after="0"/>
-        <w:ind w:firstLine="360" w:start="0" w:end="0"/>
+        <w:ind w:firstLine="360" w:left="0" w:right="0"/>
+        <w:rPr>
+          <w:rFonts w:ascii="Ubuntu" w:hAnsi="Ubuntu"/>
+          <w:b w:val="false"/>
+          <w:i w:val="false"/>
+          <w:caps w:val="false"/>
+          <w:smallCaps w:val="false"/>
+          <w:strike w:val="false"/>
+          <w:dstrike w:val="false"/>
+          <w:color w:val="000000"/>
+          <w:sz w:val="22"/>
+          <w:u w:val="none"/>
+          <w:effect w:val="none"/>
+          <w:shd w:fill="auto" w:val="clear"/>
+        </w:rPr>
+      </w:pPr>
+      <w:r>
+        <w:rPr>
+          <w:rFonts w:ascii="Ubuntu" w:hAnsi="Ubuntu"/>
+          <w:b w:val="false"/>
+          <w:i w:val="false"/>
+          <w:caps w:val="false"/>
+          <w:smallCaps w:val="false"/>
+          <w:strike w:val="false"/>
+          <w:dstrike w:val="false"/>
+          <w:color w:val="000000"/>
+          <w:sz w:val="22"/>
+          <w:u w:val="none"/>
+          <w:effect w:val="none"/>
+          <w:shd w:fill="auto" w:val="clear"/>
+        </w:rPr>
+        <w:t>You are an Expert Agile Product Owner and Systems Designer. Based on the provided functional requirements, generate criteria specifically for the requested topic. Start directly translating the criteria into the target language without any introductory filler.</w:t>
+      </w:r>
+    </w:p>
+    <w:p>
+      <w:pPr>
+        <w:pStyle w:val="BodyText"/>
+        <w:bidi w:val="0"/>
+        <w:spacing w:lineRule="auto" w:line="329" w:before="0" w:after="0"/>
+        <w:ind w:firstLine="360" w:left="0" w:right="0"/>
+        <w:rPr>
+          <w:rFonts w:ascii="Ubuntu" w:hAnsi="Ubuntu"/>
+          <w:b w:val="false"/>
+          <w:i w:val="false"/>
+          <w:caps w:val="false"/>
+          <w:smallCaps w:val="false"/>
+          <w:strike w:val="false"/>
+          <w:dstrike w:val="false"/>
+          <w:color w:val="000000"/>
+          <w:sz w:val="22"/>
+          <w:u w:val="none"/>
+          <w:effect w:val="none"/>
+          <w:shd w:fill="auto" w:val="clear"/>
+        </w:rPr>
+      </w:pPr>
+      <w:r>
+        <w:rPr>
+          <w:rFonts w:ascii="Ubuntu" w:hAnsi="Ubuntu"/>
+          <w:b w:val="false"/>
+          <w:i w:val="false"/>
+          <w:caps w:val="false"/>
+          <w:smallCaps w:val="false"/>
+          <w:strike w:val="false"/>
+          <w:dstrike w:val="false"/>
+          <w:color w:val="000000"/>
+          <w:sz w:val="22"/>
+          <w:u w:val="none"/>
+          <w:effect w:val="none"/>
+          <w:shd w:fill="auto" w:val="clear"/>
+        </w:rPr>
+      </w:r>
+    </w:p>
+    <w:p>
+      <w:pPr>
+        <w:pStyle w:val="BodyText"/>
+        <w:bidi w:val="0"/>
+        <w:spacing w:lineRule="auto" w:line="329" w:before="0" w:after="0"/>
+        <w:ind w:firstLine="360" w:left="0" w:right="0"/>
         <w:rPr>
           <w:rFonts w:ascii="Ubuntu" w:hAnsi="Ubuntu"/>
           <w:b w:val="false"/>
@@ -4443,7 +4117,7 @@
         <w:pStyle w:val="BodyText"/>
         <w:bidi w:val="0"/>
         <w:spacing w:lineRule="auto" w:line="329" w:before="0" w:after="0"/>
-        <w:ind w:firstLine="360" w:start="0" w:end="0"/>
+        <w:ind w:firstLine="360" w:left="0" w:right="0"/>
         <w:rPr>
           <w:rFonts w:ascii="Ubuntu" w:hAnsi="Ubuntu"/>
           <w:b w:val="false"/>
@@ -4482,7 +4156,7 @@
         <w:pStyle w:val="BodyText"/>
         <w:bidi w:val="0"/>
         <w:spacing w:lineRule="auto" w:line="329" w:before="0" w:after="0"/>
-        <w:ind w:hanging="0" w:start="0" w:end="0"/>
+        <w:ind w:hanging="0" w:left="0" w:right="0"/>
         <w:rPr>
           <w:rFonts w:ascii="Ubuntu" w:hAnsi="Ubuntu"/>
           <w:b w:val="false"/>
@@ -4520,7 +4194,7 @@
         <w:pStyle w:val="Heading3"/>
         <w:bidi w:val="0"/>
         <w:spacing w:lineRule="auto" w:line="329" w:before="0" w:after="240"/>
-        <w:ind w:hanging="0" w:start="0" w:end="0"/>
+        <w:ind w:hanging="0" w:left="0" w:right="0"/>
         <w:rPr>
           <w:rFonts w:ascii="Ubuntu" w:hAnsi="Ubuntu"/>
           <w:b/>
@@ -4561,7 +4235,7 @@
         <w:pStyle w:val="BodyText"/>
         <w:bidi w:val="0"/>
         <w:spacing w:lineRule="auto" w:line="329" w:before="0" w:after="0"/>
-        <w:ind w:firstLine="360" w:start="0" w:end="0"/>
+        <w:ind w:firstLine="360" w:left="0" w:right="0"/>
         <w:rPr>
           <w:rFonts w:ascii="Ubuntu" w:hAnsi="Ubuntu"/>
           <w:caps w:val="false"/>
@@ -4598,7 +4272,7 @@
         <w:pStyle w:val="BodyText"/>
         <w:bidi w:val="0"/>
         <w:spacing w:lineRule="auto" w:line="329" w:before="0" w:after="0"/>
-        <w:ind w:firstLine="360" w:start="0" w:end="0"/>
+        <w:ind w:firstLine="360" w:left="0" w:right="0"/>
         <w:rPr>
           <w:rFonts w:ascii="Ubuntu" w:hAnsi="Ubuntu"/>
           <w:b w:val="false"/>
@@ -4637,7 +4311,7 @@
         <w:pStyle w:val="BodyText"/>
         <w:bidi w:val="0"/>
         <w:spacing w:lineRule="auto" w:line="329" w:before="0" w:after="0"/>
-        <w:ind w:firstLine="360" w:start="0" w:end="0"/>
+        <w:ind w:firstLine="360" w:left="0" w:right="0"/>
         <w:rPr>
           <w:rFonts w:ascii="Ubuntu" w:hAnsi="Ubuntu"/>
           <w:b w:val="false"/>
@@ -4676,7 +4350,7 @@
         <w:pStyle w:val="BodyText"/>
         <w:bidi w:val="0"/>
         <w:spacing w:lineRule="auto" w:line="329" w:before="0" w:after="0"/>
-        <w:ind w:firstLine="360" w:start="0" w:end="0"/>
+        <w:ind w:firstLine="360" w:left="0" w:right="0"/>
         <w:rPr>
           <w:rFonts w:ascii="Ubuntu" w:hAnsi="Ubuntu"/>
           <w:b w:val="false"/>
@@ -4715,7 +4389,7 @@
         <w:pStyle w:val="BodyText"/>
         <w:bidi w:val="0"/>
         <w:spacing w:lineRule="auto" w:line="329" w:before="0" w:after="0"/>
-        <w:ind w:firstLine="360" w:start="0" w:end="0"/>
+        <w:ind w:firstLine="360" w:left="0" w:right="0"/>
         <w:rPr>
           <w:rFonts w:ascii="Ubuntu" w:hAnsi="Ubuntu"/>
           <w:b w:val="false"/>
@@ -4758,7 +4432,7 @@
         <w:pStyle w:val="BodyText"/>
         <w:bidi w:val="0"/>
         <w:spacing w:lineRule="auto" w:line="329" w:before="0" w:after="0"/>
-        <w:ind w:firstLine="360" w:start="0" w:end="0"/>
+        <w:ind w:firstLine="360" w:left="0" w:right="0"/>
         <w:rPr>
           <w:rFonts w:ascii="Ubuntu" w:hAnsi="Ubuntu"/>
           <w:b w:val="false"/>
@@ -4797,45 +4471,45 @@
         <w:pStyle w:val="BodyText"/>
         <w:bidi w:val="0"/>
         <w:spacing w:lineRule="auto" w:line="329" w:before="0" w:after="0"/>
-        <w:ind w:firstLine="360" w:start="0" w:end="0"/>
-        <w:rPr>
-          <w:rFonts w:ascii="Ubuntu" w:hAnsi="Ubuntu"/>
-          <w:b w:val="false"/>
-          <w:i w:val="false"/>
-          <w:caps w:val="false"/>
-          <w:smallCaps w:val="false"/>
-          <w:strike w:val="false"/>
-          <w:dstrike w:val="false"/>
-          <w:color w:val="000000"/>
-          <w:sz w:val="22"/>
-          <w:u w:val="none"/>
-          <w:effect w:val="none"/>
-          <w:shd w:fill="auto" w:val="clear"/>
-        </w:rPr>
-      </w:pPr>
-      <w:r>
-        <w:rPr>
-          <w:rFonts w:ascii="Ubuntu" w:hAnsi="Ubuntu"/>
-          <w:b w:val="false"/>
-          <w:i w:val="false"/>
-          <w:caps w:val="false"/>
-          <w:smallCaps w:val="false"/>
-          <w:strike w:val="false"/>
-          <w:dstrike w:val="false"/>
-          <w:color w:val="000000"/>
-          <w:sz w:val="22"/>
-          <w:u w:val="none"/>
-          <w:effect w:val="none"/>
-          <w:shd w:fill="auto" w:val="clear"/>
-        </w:rPr>
-      </w:r>
-    </w:p>
-    <w:p>
-      <w:pPr>
-        <w:pStyle w:val="BodyText"/>
-        <w:bidi w:val="0"/>
-        <w:spacing w:lineRule="auto" w:line="329" w:before="0" w:after="0"/>
-        <w:ind w:firstLine="360" w:start="0" w:end="0"/>
+        <w:ind w:firstLine="360" w:left="0" w:right="0"/>
+        <w:rPr>
+          <w:rFonts w:ascii="Ubuntu" w:hAnsi="Ubuntu"/>
+          <w:b w:val="false"/>
+          <w:i w:val="false"/>
+          <w:caps w:val="false"/>
+          <w:smallCaps w:val="false"/>
+          <w:strike w:val="false"/>
+          <w:dstrike w:val="false"/>
+          <w:color w:val="000000"/>
+          <w:sz w:val="22"/>
+          <w:u w:val="none"/>
+          <w:effect w:val="none"/>
+          <w:shd w:fill="auto" w:val="clear"/>
+        </w:rPr>
+      </w:pPr>
+      <w:r>
+        <w:rPr>
+          <w:rFonts w:ascii="Ubuntu" w:hAnsi="Ubuntu"/>
+          <w:b w:val="false"/>
+          <w:i w:val="false"/>
+          <w:caps w:val="false"/>
+          <w:smallCaps w:val="false"/>
+          <w:strike w:val="false"/>
+          <w:dstrike w:val="false"/>
+          <w:color w:val="000000"/>
+          <w:sz w:val="22"/>
+          <w:u w:val="none"/>
+          <w:effect w:val="none"/>
+          <w:shd w:fill="auto" w:val="clear"/>
+        </w:rPr>
+      </w:r>
+    </w:p>
+    <w:p>
+      <w:pPr>
+        <w:pStyle w:val="BodyText"/>
+        <w:bidi w:val="0"/>
+        <w:spacing w:lineRule="auto" w:line="329" w:before="0" w:after="0"/>
+        <w:ind w:firstLine="360" w:left="0" w:right="0"/>
         <w:rPr>
           <w:rFonts w:ascii="Ubuntu" w:hAnsi="Ubuntu"/>
           <w:b w:val="false"/>
@@ -4874,7 +4548,7 @@
         <w:pStyle w:val="BodyText"/>
         <w:bidi w:val="0"/>
         <w:spacing w:lineRule="auto" w:line="329" w:before="0" w:after="0"/>
-        <w:ind w:firstLine="360" w:start="0" w:end="0"/>
+        <w:ind w:firstLine="360" w:left="0" w:right="0"/>
         <w:rPr>
           <w:rFonts w:ascii="Ubuntu" w:hAnsi="Ubuntu"/>
           <w:b w:val="false"/>
@@ -4913,7 +4587,7 @@
         <w:pStyle w:val="BodyText"/>
         <w:bidi w:val="0"/>
         <w:spacing w:lineRule="auto" w:line="329" w:before="0" w:after="0"/>
-        <w:ind w:firstLine="360" w:start="0" w:end="0"/>
+        <w:ind w:firstLine="360" w:left="0" w:right="0"/>
         <w:rPr>
           <w:rFonts w:ascii="Ubuntu" w:hAnsi="Ubuntu"/>
           <w:b w:val="false"/>
@@ -4952,7 +4626,7 @@
         <w:pStyle w:val="BodyText"/>
         <w:bidi w:val="0"/>
         <w:spacing w:lineRule="auto" w:line="329" w:before="0" w:after="0"/>
-        <w:ind w:firstLine="360" w:start="0" w:end="0"/>
+        <w:ind w:firstLine="360" w:left="0" w:right="0"/>
         <w:rPr>
           <w:rFonts w:ascii="Ubuntu" w:hAnsi="Ubuntu"/>
           <w:b w:val="false"/>
@@ -4991,7 +4665,7 @@
         <w:pStyle w:val="BodyText"/>
         <w:bidi w:val="0"/>
         <w:spacing w:lineRule="auto" w:line="329" w:before="0" w:after="0"/>
-        <w:ind w:firstLine="360" w:start="0" w:end="0"/>
+        <w:ind w:firstLine="360" w:left="0" w:right="0"/>
         <w:rPr>
           <w:rFonts w:ascii="Ubuntu" w:hAnsi="Ubuntu"/>
           <w:b w:val="false"/>
@@ -5030,7 +4704,7 @@
         <w:pStyle w:val="BodyText"/>
         <w:bidi w:val="0"/>
         <w:spacing w:lineRule="auto" w:line="329" w:before="0" w:after="0"/>
-        <w:ind w:firstLine="360" w:start="0" w:end="0"/>
+        <w:ind w:firstLine="360" w:left="0" w:right="0"/>
         <w:rPr>
           <w:rFonts w:ascii="Ubuntu" w:hAnsi="Ubuntu"/>
           <w:b w:val="false"/>
@@ -5069,7 +4743,7 @@
         <w:pStyle w:val="BodyText"/>
         <w:bidi w:val="0"/>
         <w:spacing w:lineRule="auto" w:line="329" w:before="0" w:after="0"/>
-        <w:ind w:firstLine="360" w:start="0" w:end="0"/>
+        <w:ind w:firstLine="360" w:left="0" w:right="0"/>
         <w:rPr>
           <w:rFonts w:ascii="Ubuntu" w:hAnsi="Ubuntu"/>
           <w:b w:val="false"/>
@@ -5108,7 +4782,7 @@
         <w:pStyle w:val="BodyText"/>
         <w:bidi w:val="0"/>
         <w:spacing w:lineRule="auto" w:line="329" w:before="0" w:after="0"/>
-        <w:ind w:firstLine="360" w:start="0" w:end="0"/>
+        <w:ind w:firstLine="360" w:left="0" w:right="0"/>
         <w:rPr>
           <w:rFonts w:ascii="Ubuntu" w:hAnsi="Ubuntu"/>
           <w:b w:val="false"/>
@@ -5147,7 +4821,7 @@
         <w:pStyle w:val="BodyText"/>
         <w:bidi w:val="0"/>
         <w:spacing w:lineRule="auto" w:line="329" w:before="0" w:after="0"/>
-        <w:ind w:firstLine="360" w:start="0" w:end="0"/>
+        <w:ind w:firstLine="360" w:left="0" w:right="0"/>
         <w:rPr>
           <w:rFonts w:ascii="Ubuntu" w:hAnsi="Ubuntu"/>
           <w:b w:val="false"/>
@@ -5186,7 +4860,7 @@
         <w:pStyle w:val="BodyText"/>
         <w:bidi w:val="0"/>
         <w:spacing w:lineRule="auto" w:line="329" w:before="0" w:after="0"/>
-        <w:ind w:firstLine="360" w:start="0" w:end="0"/>
+        <w:ind w:firstLine="360" w:left="0" w:right="0"/>
         <w:rPr>
           <w:rFonts w:ascii="Ubuntu" w:hAnsi="Ubuntu"/>
           <w:b w:val="false"/>
@@ -5225,7 +4899,7 @@
         <w:pStyle w:val="BodyText"/>
         <w:bidi w:val="0"/>
         <w:spacing w:lineRule="auto" w:line="329" w:before="0" w:after="0"/>
-        <w:ind w:firstLine="360" w:start="0" w:end="0"/>
+        <w:ind w:firstLine="360" w:left="0" w:right="0"/>
         <w:rPr>
           <w:rFonts w:ascii="Ubuntu" w:hAnsi="Ubuntu"/>
           <w:b w:val="false"/>
@@ -5264,7 +4938,7 @@
         <w:pStyle w:val="BodyText"/>
         <w:bidi w:val="0"/>
         <w:spacing w:lineRule="auto" w:line="329" w:before="0" w:after="0"/>
-        <w:ind w:firstLine="360" w:start="0" w:end="0"/>
+        <w:ind w:firstLine="360" w:left="0" w:right="0"/>
         <w:rPr>
           <w:rFonts w:ascii="Ubuntu" w:hAnsi="Ubuntu"/>
           <w:b w:val="false"/>
@@ -5303,7 +4977,7 @@
         <w:pStyle w:val="BodyText"/>
         <w:bidi w:val="0"/>
         <w:spacing w:lineRule="auto" w:line="329" w:before="0" w:after="0"/>
-        <w:ind w:firstLine="360" w:start="0" w:end="0"/>
+        <w:ind w:firstLine="360" w:left="0" w:right="0"/>
         <w:rPr>
           <w:rFonts w:ascii="Ubuntu" w:hAnsi="Ubuntu"/>
           <w:b w:val="false"/>
@@ -5342,7 +5016,7 @@
         <w:pStyle w:val="BodyText"/>
         <w:bidi w:val="0"/>
         <w:spacing w:lineRule="auto" w:line="329" w:before="0" w:after="0"/>
-        <w:ind w:firstLine="360" w:start="0" w:end="0"/>
+        <w:ind w:firstLine="360" w:left="0" w:right="0"/>
         <w:rPr>
           <w:rFonts w:ascii="Ubuntu" w:hAnsi="Ubuntu"/>
           <w:b w:val="false"/>
@@ -5381,7 +5055,7 @@
         <w:pStyle w:val="BodyText"/>
         <w:bidi w:val="0"/>
         <w:spacing w:lineRule="auto" w:line="329" w:before="0" w:after="0"/>
-        <w:ind w:firstLine="360" w:start="0" w:end="0"/>
+        <w:ind w:firstLine="360" w:left="0" w:right="0"/>
         <w:rPr>
           <w:rFonts w:ascii="Ubuntu" w:hAnsi="Ubuntu"/>
           <w:b w:val="false"/>
@@ -5420,7 +5094,7 @@
         <w:pStyle w:val="BodyText"/>
         <w:bidi w:val="0"/>
         <w:spacing w:lineRule="auto" w:line="329" w:before="0" w:after="0"/>
-        <w:ind w:firstLine="360" w:start="0" w:end="0"/>
+        <w:ind w:firstLine="360" w:left="0" w:right="0"/>
         <w:rPr>
           <w:rFonts w:ascii="Ubuntu" w:hAnsi="Ubuntu"/>
           <w:b w:val="false"/>
@@ -5459,7 +5133,7 @@
         <w:pStyle w:val="BodyText"/>
         <w:bidi w:val="0"/>
         <w:spacing w:lineRule="auto" w:line="329" w:before="0" w:after="0"/>
-        <w:ind w:firstLine="360" w:start="0" w:end="0"/>
+        <w:ind w:firstLine="360" w:left="0" w:right="0"/>
         <w:rPr>
           <w:rFonts w:ascii="Ubuntu" w:hAnsi="Ubuntu"/>
           <w:b w:val="false"/>
@@ -5498,7 +5172,7 @@
         <w:pStyle w:val="BodyText"/>
         <w:bidi w:val="0"/>
         <w:spacing w:lineRule="auto" w:line="329" w:before="0" w:after="0"/>
-        <w:ind w:firstLine="360" w:start="0" w:end="0"/>
+        <w:ind w:firstLine="360" w:left="0" w:right="0"/>
         <w:rPr>
           <w:rFonts w:ascii="Ubuntu" w:hAnsi="Ubuntu"/>
           <w:b w:val="false"/>
@@ -5537,45 +5211,45 @@
         <w:pStyle w:val="BodyText"/>
         <w:bidi w:val="0"/>
         <w:spacing w:lineRule="auto" w:line="329" w:before="0" w:after="0"/>
-        <w:ind w:hanging="0" w:start="0" w:end="0"/>
-        <w:rPr>
-          <w:rFonts w:ascii="Ubuntu" w:hAnsi="Ubuntu"/>
-          <w:b w:val="false"/>
-          <w:i w:val="false"/>
-          <w:caps w:val="false"/>
-          <w:smallCaps w:val="false"/>
-          <w:strike w:val="false"/>
-          <w:dstrike w:val="false"/>
-          <w:color w:val="000000"/>
-          <w:sz w:val="22"/>
-          <w:u w:val="none"/>
-          <w:effect w:val="none"/>
-          <w:shd w:fill="auto" w:val="clear"/>
-        </w:rPr>
-      </w:pPr>
-      <w:r>
-        <w:rPr>
-          <w:rFonts w:ascii="Ubuntu" w:hAnsi="Ubuntu"/>
-          <w:b w:val="false"/>
-          <w:i w:val="false"/>
-          <w:caps w:val="false"/>
-          <w:smallCaps w:val="false"/>
-          <w:strike w:val="false"/>
-          <w:dstrike w:val="false"/>
-          <w:color w:val="000000"/>
-          <w:sz w:val="22"/>
-          <w:u w:val="none"/>
-          <w:effect w:val="none"/>
-          <w:shd w:fill="auto" w:val="clear"/>
-        </w:rPr>
-      </w:r>
-    </w:p>
-    <w:p>
-      <w:pPr>
-        <w:pStyle w:val="BodyText"/>
-        <w:bidi w:val="0"/>
-        <w:spacing w:lineRule="auto" w:line="329" w:before="0" w:after="0"/>
-        <w:ind w:hanging="0" w:start="0" w:end="0"/>
+        <w:ind w:hanging="0" w:left="0" w:right="0"/>
+        <w:rPr>
+          <w:rFonts w:ascii="Ubuntu" w:hAnsi="Ubuntu"/>
+          <w:b w:val="false"/>
+          <w:i w:val="false"/>
+          <w:caps w:val="false"/>
+          <w:smallCaps w:val="false"/>
+          <w:strike w:val="false"/>
+          <w:dstrike w:val="false"/>
+          <w:color w:val="000000"/>
+          <w:sz w:val="22"/>
+          <w:u w:val="none"/>
+          <w:effect w:val="none"/>
+          <w:shd w:fill="auto" w:val="clear"/>
+        </w:rPr>
+      </w:pPr>
+      <w:r>
+        <w:rPr>
+          <w:rFonts w:ascii="Ubuntu" w:hAnsi="Ubuntu"/>
+          <w:b w:val="false"/>
+          <w:i w:val="false"/>
+          <w:caps w:val="false"/>
+          <w:smallCaps w:val="false"/>
+          <w:strike w:val="false"/>
+          <w:dstrike w:val="false"/>
+          <w:color w:val="000000"/>
+          <w:sz w:val="22"/>
+          <w:u w:val="none"/>
+          <w:effect w:val="none"/>
+          <w:shd w:fill="auto" w:val="clear"/>
+        </w:rPr>
+      </w:r>
+    </w:p>
+    <w:p>
+      <w:pPr>
+        <w:pStyle w:val="BodyText"/>
+        <w:bidi w:val="0"/>
+        <w:spacing w:lineRule="auto" w:line="329" w:before="0" w:after="0"/>
+        <w:ind w:hanging="0" w:left="0" w:right="0"/>
         <w:rPr>
           <w:rFonts w:ascii="Ubuntu" w:hAnsi="Ubuntu"/>
           <w:color w:val="000000"/>
@@ -6003,45 +5677,45 @@
         <w:pStyle w:val="BodyText"/>
         <w:bidi w:val="0"/>
         <w:spacing w:lineRule="auto" w:line="329" w:before="0" w:after="0"/>
-        <w:ind w:hanging="0" w:start="0" w:end="0"/>
-        <w:rPr>
-          <w:rFonts w:ascii="Ubuntu" w:hAnsi="Ubuntu"/>
-          <w:b w:val="false"/>
-          <w:i w:val="false"/>
-          <w:caps w:val="false"/>
-          <w:smallCaps w:val="false"/>
-          <w:strike w:val="false"/>
-          <w:dstrike w:val="false"/>
-          <w:color w:val="000000"/>
-          <w:sz w:val="22"/>
-          <w:u w:val="none"/>
-          <w:effect w:val="none"/>
-          <w:shd w:fill="auto" w:val="clear"/>
-        </w:rPr>
-      </w:pPr>
-      <w:r>
-        <w:rPr>
-          <w:rFonts w:ascii="Ubuntu" w:hAnsi="Ubuntu"/>
-          <w:b w:val="false"/>
-          <w:i w:val="false"/>
-          <w:caps w:val="false"/>
-          <w:smallCaps w:val="false"/>
-          <w:strike w:val="false"/>
-          <w:dstrike w:val="false"/>
-          <w:color w:val="000000"/>
-          <w:sz w:val="22"/>
-          <w:u w:val="none"/>
-          <w:effect w:val="none"/>
-          <w:shd w:fill="auto" w:val="clear"/>
-        </w:rPr>
-      </w:r>
-    </w:p>
-    <w:p>
-      <w:pPr>
-        <w:pStyle w:val="BodyText"/>
-        <w:bidi w:val="0"/>
-        <w:spacing w:lineRule="auto" w:line="329" w:before="0" w:after="0"/>
-        <w:ind w:hanging="0" w:start="0" w:end="0"/>
+        <w:ind w:hanging="0" w:left="0" w:right="0"/>
+        <w:rPr>
+          <w:rFonts w:ascii="Ubuntu" w:hAnsi="Ubuntu"/>
+          <w:b w:val="false"/>
+          <w:i w:val="false"/>
+          <w:caps w:val="false"/>
+          <w:smallCaps w:val="false"/>
+          <w:strike w:val="false"/>
+          <w:dstrike w:val="false"/>
+          <w:color w:val="000000"/>
+          <w:sz w:val="22"/>
+          <w:u w:val="none"/>
+          <w:effect w:val="none"/>
+          <w:shd w:fill="auto" w:val="clear"/>
+        </w:rPr>
+      </w:pPr>
+      <w:r>
+        <w:rPr>
+          <w:rFonts w:ascii="Ubuntu" w:hAnsi="Ubuntu"/>
+          <w:b w:val="false"/>
+          <w:i w:val="false"/>
+          <w:caps w:val="false"/>
+          <w:smallCaps w:val="false"/>
+          <w:strike w:val="false"/>
+          <w:dstrike w:val="false"/>
+          <w:color w:val="000000"/>
+          <w:sz w:val="22"/>
+          <w:u w:val="none"/>
+          <w:effect w:val="none"/>
+          <w:shd w:fill="auto" w:val="clear"/>
+        </w:rPr>
+      </w:r>
+    </w:p>
+    <w:p>
+      <w:pPr>
+        <w:pStyle w:val="BodyText"/>
+        <w:bidi w:val="0"/>
+        <w:spacing w:lineRule="auto" w:line="329" w:before="0" w:after="0"/>
+        <w:ind w:hanging="0" w:left="0" w:right="0"/>
         <w:rPr>
           <w:rFonts w:ascii="Ubuntu" w:hAnsi="Ubuntu"/>
           <w:b w:val="false"/>
@@ -6080,7 +5754,7 @@
         <w:pStyle w:val="BodyText"/>
         <w:bidi w:val="0"/>
         <w:spacing w:lineRule="auto" w:line="329" w:before="0" w:after="0"/>
-        <w:ind w:hanging="0" w:start="0" w:end="0"/>
+        <w:ind w:hanging="0" w:left="0" w:right="0"/>
         <w:rPr>
           <w:rFonts w:ascii="Ubuntu" w:hAnsi="Ubuntu"/>
           <w:b w:val="false"/>
@@ -6117,7 +5791,7 @@
       <w:pPr>
         <w:pStyle w:val="Normal"/>
         <w:bidi w:val="0"/>
-        <w:jc w:val="start"/>
+        <w:jc w:val="left"/>
         <w:rPr>
           <w:rFonts w:ascii="Ubuntu" w:hAnsi="Ubuntu"/>
           <w:b w:val="false"/>
@@ -6155,7 +5829,7 @@
         <w:pStyle w:val="Heading2"/>
         <w:bidi w:val="0"/>
         <w:spacing w:lineRule="auto" w:line="329" w:before="0" w:after="225"/>
-        <w:ind w:hanging="0" w:start="0"/>
+        <w:ind w:hanging="0" w:left="0"/>
         <w:rPr/>
       </w:pPr>
       <w:bookmarkStart w:id="10" w:name="__RefHeading___Toc1800_123616370"/>
@@ -6183,7 +5857,7 @@
         <w:pStyle w:val="Heading3"/>
         <w:bidi w:val="0"/>
         <w:spacing w:lineRule="auto" w:line="329" w:before="0" w:after="240"/>
-        <w:ind w:hanging="0" w:start="0" w:end="0"/>
+        <w:ind w:hanging="0" w:left="0" w:right="0"/>
         <w:rPr>
           <w:rFonts w:ascii="Ubuntu" w:hAnsi="Ubuntu"/>
           <w:b/>
@@ -6224,7 +5898,7 @@
         <w:pStyle w:val="BodyText"/>
         <w:bidi w:val="0"/>
         <w:spacing w:lineRule="auto" w:line="329" w:before="0" w:after="0"/>
-        <w:ind w:hanging="0" w:start="0" w:end="0"/>
+        <w:ind w:hanging="0" w:left="0" w:right="0"/>
         <w:rPr>
           <w:rFonts w:ascii="Ubuntu" w:hAnsi="Ubuntu"/>
           <w:b w:val="false"/>
@@ -6265,14 +5939,12 @@
           <w:ilvl w:val="0"/>
           <w:numId w:val="3"/>
         </w:numPr>
-        <w:pBdr/>
         <w:tabs>
-          <w:tab w:val="clear" w:pos="709"/>
           <w:tab w:val="left" w:pos="709" w:leader="none"/>
         </w:tabs>
         <w:bidi w:val="0"/>
         <w:spacing w:lineRule="auto" w:line="329" w:before="0" w:after="0"/>
-        <w:ind w:hanging="283" w:start="709" w:end="0"/>
+        <w:ind w:hanging="283" w:left="709" w:right="0"/>
         <w:rPr>
           <w:rFonts w:ascii="Ubuntu" w:hAnsi="Ubuntu"/>
           <w:b w:val="false"/>
@@ -6329,14 +6001,12 @@
           <w:ilvl w:val="0"/>
           <w:numId w:val="3"/>
         </w:numPr>
-        <w:pBdr/>
         <w:tabs>
-          <w:tab w:val="clear" w:pos="709"/>
           <w:tab w:val="left" w:pos="709" w:leader="none"/>
         </w:tabs>
         <w:bidi w:val="0"/>
         <w:spacing w:lineRule="auto" w:line="329" w:before="0" w:after="0"/>
-        <w:ind w:hanging="283" w:start="709" w:end="0"/>
+        <w:ind w:hanging="283" w:left="709" w:right="0"/>
         <w:rPr>
           <w:rFonts w:ascii="Ubuntu" w:hAnsi="Ubuntu"/>
           <w:b w:val="false"/>
@@ -6389,49 +6059,47 @@
     <w:p>
       <w:pPr>
         <w:pStyle w:val="BodyText"/>
-        <w:pBdr/>
-        <w:bidi w:val="0"/>
-        <w:spacing w:lineRule="auto" w:line="329" w:before="0" w:after="0"/>
-        <w:ind w:hanging="0" w:start="0" w:end="0"/>
-        <w:rPr>
-          <w:rFonts w:ascii="Ubuntu" w:hAnsi="Ubuntu"/>
-          <w:b w:val="false"/>
-          <w:i w:val="false"/>
-          <w:caps w:val="false"/>
-          <w:smallCaps w:val="false"/>
-          <w:strike w:val="false"/>
-          <w:dstrike w:val="false"/>
-          <w:color w:val="000000"/>
-          <w:sz w:val="22"/>
-          <w:u w:val="none"/>
-          <w:effect w:val="none"/>
-          <w:shd w:fill="auto" w:val="clear"/>
-        </w:rPr>
-      </w:pPr>
-      <w:r>
-        <w:rPr>
-          <w:rFonts w:ascii="Ubuntu" w:hAnsi="Ubuntu"/>
-          <w:b w:val="false"/>
-          <w:i w:val="false"/>
-          <w:caps w:val="false"/>
-          <w:smallCaps w:val="false"/>
-          <w:strike w:val="false"/>
-          <w:dstrike w:val="false"/>
-          <w:color w:val="000000"/>
-          <w:sz w:val="22"/>
-          <w:u w:val="none"/>
-          <w:effect w:val="none"/>
-          <w:shd w:fill="auto" w:val="clear"/>
-        </w:rPr>
-      </w:r>
-    </w:p>
-    <w:p>
-      <w:pPr>
-        <w:pStyle w:val="BodyText"/>
-        <w:pBdr/>
-        <w:bidi w:val="0"/>
-        <w:spacing w:lineRule="auto" w:line="329" w:before="0" w:after="0"/>
-        <w:ind w:hanging="0" w:start="0" w:end="0"/>
+        <w:bidi w:val="0"/>
+        <w:spacing w:lineRule="auto" w:line="329" w:before="0" w:after="0"/>
+        <w:ind w:hanging="0" w:left="0" w:right="0"/>
+        <w:rPr>
+          <w:rFonts w:ascii="Ubuntu" w:hAnsi="Ubuntu"/>
+          <w:b w:val="false"/>
+          <w:i w:val="false"/>
+          <w:caps w:val="false"/>
+          <w:smallCaps w:val="false"/>
+          <w:strike w:val="false"/>
+          <w:dstrike w:val="false"/>
+          <w:color w:val="000000"/>
+          <w:sz w:val="22"/>
+          <w:u w:val="none"/>
+          <w:effect w:val="none"/>
+          <w:shd w:fill="auto" w:val="clear"/>
+        </w:rPr>
+      </w:pPr>
+      <w:r>
+        <w:rPr>
+          <w:rFonts w:ascii="Ubuntu" w:hAnsi="Ubuntu"/>
+          <w:b w:val="false"/>
+          <w:i w:val="false"/>
+          <w:caps w:val="false"/>
+          <w:smallCaps w:val="false"/>
+          <w:strike w:val="false"/>
+          <w:dstrike w:val="false"/>
+          <w:color w:val="000000"/>
+          <w:sz w:val="22"/>
+          <w:u w:val="none"/>
+          <w:effect w:val="none"/>
+          <w:shd w:fill="auto" w:val="clear"/>
+        </w:rPr>
+      </w:r>
+    </w:p>
+    <w:p>
+      <w:pPr>
+        <w:pStyle w:val="BodyText"/>
+        <w:bidi w:val="0"/>
+        <w:spacing w:lineRule="auto" w:line="329" w:before="0" w:after="0"/>
+        <w:ind w:hanging="0" w:left="0" w:right="0"/>
         <w:rPr>
           <w:rFonts w:ascii="Ubuntu" w:hAnsi="Ubuntu"/>
           <w:b w:val="false"/>
@@ -6486,10 +6154,9 @@
     <w:p>
       <w:pPr>
         <w:pStyle w:val="BodyText"/>
-        <w:pBdr/>
-        <w:bidi w:val="0"/>
-        <w:spacing w:lineRule="auto" w:line="329" w:before="0" w:after="0"/>
-        <w:ind w:hanging="0" w:start="0" w:end="0"/>
+        <w:bidi w:val="0"/>
+        <w:spacing w:lineRule="auto" w:line="329" w:before="0" w:after="0"/>
+        <w:ind w:hanging="0" w:left="0" w:right="0"/>
         <w:rPr>
           <w:rFonts w:ascii="Ubuntu" w:hAnsi="Ubuntu"/>
           <w:b w:val="false"/>
@@ -6573,197 +6240,197 @@
         <w:pStyle w:val="BodyText"/>
         <w:bidi w:val="0"/>
         <w:spacing w:lineRule="auto" w:line="329" w:before="0" w:after="0"/>
-        <w:ind w:hanging="0" w:start="0" w:end="0"/>
-        <w:rPr>
-          <w:rFonts w:ascii="Ubuntu" w:hAnsi="Ubuntu"/>
-          <w:b w:val="false"/>
-          <w:i w:val="false"/>
-          <w:caps w:val="false"/>
-          <w:smallCaps w:val="false"/>
-          <w:strike w:val="false"/>
-          <w:dstrike w:val="false"/>
-          <w:color w:val="000000"/>
-          <w:sz w:val="22"/>
-          <w:u w:val="none"/>
-          <w:effect w:val="none"/>
-          <w:shd w:fill="auto" w:val="clear"/>
-        </w:rPr>
-      </w:pPr>
-      <w:r>
-        <w:rPr>
-          <w:rFonts w:ascii="Ubuntu" w:hAnsi="Ubuntu"/>
-          <w:b w:val="false"/>
-          <w:i w:val="false"/>
-          <w:caps w:val="false"/>
-          <w:smallCaps w:val="false"/>
-          <w:strike w:val="false"/>
-          <w:dstrike w:val="false"/>
-          <w:color w:val="000000"/>
-          <w:sz w:val="22"/>
-          <w:u w:val="none"/>
-          <w:effect w:val="none"/>
-          <w:shd w:fill="auto" w:val="clear"/>
-        </w:rPr>
-      </w:r>
-    </w:p>
-    <w:p>
-      <w:pPr>
-        <w:pStyle w:val="BodyText"/>
-        <w:bidi w:val="0"/>
-        <w:spacing w:lineRule="auto" w:line="329" w:before="0" w:after="0"/>
-        <w:ind w:hanging="0" w:start="0" w:end="0"/>
-        <w:rPr>
-          <w:rFonts w:ascii="Ubuntu" w:hAnsi="Ubuntu"/>
-          <w:b w:val="false"/>
-          <w:i w:val="false"/>
-          <w:caps w:val="false"/>
-          <w:smallCaps w:val="false"/>
-          <w:strike w:val="false"/>
-          <w:dstrike w:val="false"/>
-          <w:color w:val="000000"/>
-          <w:sz w:val="22"/>
-          <w:u w:val="none"/>
-          <w:effect w:val="none"/>
-          <w:shd w:fill="auto" w:val="clear"/>
-        </w:rPr>
-      </w:pPr>
-      <w:r>
-        <w:rPr>
-          <w:rFonts w:ascii="Ubuntu" w:hAnsi="Ubuntu"/>
-          <w:b w:val="false"/>
-          <w:i w:val="false"/>
-          <w:caps w:val="false"/>
-          <w:smallCaps w:val="false"/>
-          <w:strike w:val="false"/>
-          <w:dstrike w:val="false"/>
-          <w:color w:val="000000"/>
-          <w:sz w:val="22"/>
-          <w:u w:val="none"/>
-          <w:effect w:val="none"/>
-          <w:shd w:fill="auto" w:val="clear"/>
-        </w:rPr>
-      </w:r>
-    </w:p>
-    <w:p>
-      <w:pPr>
-        <w:pStyle w:val="BodyText"/>
-        <w:bidi w:val="0"/>
-        <w:spacing w:lineRule="auto" w:line="329" w:before="0" w:after="0"/>
-        <w:ind w:hanging="0" w:start="0" w:end="0"/>
-        <w:rPr>
-          <w:rFonts w:ascii="Ubuntu" w:hAnsi="Ubuntu"/>
-          <w:b w:val="false"/>
-          <w:i w:val="false"/>
-          <w:caps w:val="false"/>
-          <w:smallCaps w:val="false"/>
-          <w:strike w:val="false"/>
-          <w:dstrike w:val="false"/>
-          <w:color w:val="000000"/>
-          <w:sz w:val="22"/>
-          <w:u w:val="none"/>
-          <w:effect w:val="none"/>
-          <w:shd w:fill="auto" w:val="clear"/>
-        </w:rPr>
-      </w:pPr>
-      <w:r>
-        <w:rPr>
-          <w:rFonts w:ascii="Ubuntu" w:hAnsi="Ubuntu"/>
-          <w:b w:val="false"/>
-          <w:i w:val="false"/>
-          <w:caps w:val="false"/>
-          <w:smallCaps w:val="false"/>
-          <w:strike w:val="false"/>
-          <w:dstrike w:val="false"/>
-          <w:color w:val="000000"/>
-          <w:sz w:val="22"/>
-          <w:u w:val="none"/>
-          <w:effect w:val="none"/>
-          <w:shd w:fill="auto" w:val="clear"/>
-        </w:rPr>
-      </w:r>
-    </w:p>
-    <w:p>
-      <w:pPr>
-        <w:pStyle w:val="BodyText"/>
-        <w:bidi w:val="0"/>
-        <w:spacing w:lineRule="auto" w:line="329" w:before="0" w:after="0"/>
-        <w:ind w:hanging="0" w:start="0" w:end="0"/>
-        <w:rPr>
-          <w:rFonts w:ascii="Ubuntu" w:hAnsi="Ubuntu"/>
-          <w:b w:val="false"/>
-          <w:i w:val="false"/>
-          <w:caps w:val="false"/>
-          <w:smallCaps w:val="false"/>
-          <w:strike w:val="false"/>
-          <w:dstrike w:val="false"/>
-          <w:color w:val="000000"/>
-          <w:sz w:val="22"/>
-          <w:u w:val="none"/>
-          <w:effect w:val="none"/>
-          <w:shd w:fill="auto" w:val="clear"/>
-        </w:rPr>
-      </w:pPr>
-      <w:r>
-        <w:rPr>
-          <w:rFonts w:ascii="Ubuntu" w:hAnsi="Ubuntu"/>
-          <w:b w:val="false"/>
-          <w:i w:val="false"/>
-          <w:caps w:val="false"/>
-          <w:smallCaps w:val="false"/>
-          <w:strike w:val="false"/>
-          <w:dstrike w:val="false"/>
-          <w:color w:val="000000"/>
-          <w:sz w:val="22"/>
-          <w:u w:val="none"/>
-          <w:effect w:val="none"/>
-          <w:shd w:fill="auto" w:val="clear"/>
-        </w:rPr>
-      </w:r>
-    </w:p>
-    <w:p>
-      <w:pPr>
-        <w:pStyle w:val="BodyText"/>
-        <w:bidi w:val="0"/>
-        <w:spacing w:lineRule="auto" w:line="329" w:before="0" w:after="0"/>
-        <w:ind w:hanging="0" w:start="0" w:end="0"/>
-        <w:rPr>
-          <w:rFonts w:ascii="Ubuntu" w:hAnsi="Ubuntu"/>
-          <w:b w:val="false"/>
-          <w:i w:val="false"/>
-          <w:caps w:val="false"/>
-          <w:smallCaps w:val="false"/>
-          <w:strike w:val="false"/>
-          <w:dstrike w:val="false"/>
-          <w:color w:val="000000"/>
-          <w:sz w:val="22"/>
-          <w:u w:val="none"/>
-          <w:effect w:val="none"/>
-          <w:shd w:fill="auto" w:val="clear"/>
-        </w:rPr>
-      </w:pPr>
-      <w:r>
-        <w:rPr>
-          <w:rFonts w:ascii="Ubuntu" w:hAnsi="Ubuntu"/>
-          <w:b w:val="false"/>
-          <w:i w:val="false"/>
-          <w:caps w:val="false"/>
-          <w:smallCaps w:val="false"/>
-          <w:strike w:val="false"/>
-          <w:dstrike w:val="false"/>
-          <w:color w:val="000000"/>
-          <w:sz w:val="22"/>
-          <w:u w:val="none"/>
-          <w:effect w:val="none"/>
-          <w:shd w:fill="auto" w:val="clear"/>
-        </w:rPr>
-      </w:r>
-    </w:p>
-    <w:p>
-      <w:pPr>
-        <w:pStyle w:val="BodyText"/>
-        <w:bidi w:val="0"/>
-        <w:spacing w:lineRule="auto" w:line="329" w:before="0" w:after="0"/>
-        <w:ind w:hanging="0" w:start="0" w:end="0"/>
+        <w:ind w:hanging="0" w:left="0" w:right="0"/>
+        <w:rPr>
+          <w:rFonts w:ascii="Ubuntu" w:hAnsi="Ubuntu"/>
+          <w:b w:val="false"/>
+          <w:i w:val="false"/>
+          <w:caps w:val="false"/>
+          <w:smallCaps w:val="false"/>
+          <w:strike w:val="false"/>
+          <w:dstrike w:val="false"/>
+          <w:color w:val="000000"/>
+          <w:sz w:val="22"/>
+          <w:u w:val="none"/>
+          <w:effect w:val="none"/>
+          <w:shd w:fill="auto" w:val="clear"/>
+        </w:rPr>
+      </w:pPr>
+      <w:r>
+        <w:rPr>
+          <w:rFonts w:ascii="Ubuntu" w:hAnsi="Ubuntu"/>
+          <w:b w:val="false"/>
+          <w:i w:val="false"/>
+          <w:caps w:val="false"/>
+          <w:smallCaps w:val="false"/>
+          <w:strike w:val="false"/>
+          <w:dstrike w:val="false"/>
+          <w:color w:val="000000"/>
+          <w:sz w:val="22"/>
+          <w:u w:val="none"/>
+          <w:effect w:val="none"/>
+          <w:shd w:fill="auto" w:val="clear"/>
+        </w:rPr>
+      </w:r>
+    </w:p>
+    <w:p>
+      <w:pPr>
+        <w:pStyle w:val="BodyText"/>
+        <w:bidi w:val="0"/>
+        <w:spacing w:lineRule="auto" w:line="329" w:before="0" w:after="0"/>
+        <w:ind w:hanging="0" w:left="0" w:right="0"/>
+        <w:rPr>
+          <w:rFonts w:ascii="Ubuntu" w:hAnsi="Ubuntu"/>
+          <w:b w:val="false"/>
+          <w:i w:val="false"/>
+          <w:caps w:val="false"/>
+          <w:smallCaps w:val="false"/>
+          <w:strike w:val="false"/>
+          <w:dstrike w:val="false"/>
+          <w:color w:val="000000"/>
+          <w:sz w:val="22"/>
+          <w:u w:val="none"/>
+          <w:effect w:val="none"/>
+          <w:shd w:fill="auto" w:val="clear"/>
+        </w:rPr>
+      </w:pPr>
+      <w:r>
+        <w:rPr>
+          <w:rFonts w:ascii="Ubuntu" w:hAnsi="Ubuntu"/>
+          <w:b w:val="false"/>
+          <w:i w:val="false"/>
+          <w:caps w:val="false"/>
+          <w:smallCaps w:val="false"/>
+          <w:strike w:val="false"/>
+          <w:dstrike w:val="false"/>
+          <w:color w:val="000000"/>
+          <w:sz w:val="22"/>
+          <w:u w:val="none"/>
+          <w:effect w:val="none"/>
+          <w:shd w:fill="auto" w:val="clear"/>
+        </w:rPr>
+      </w:r>
+    </w:p>
+    <w:p>
+      <w:pPr>
+        <w:pStyle w:val="BodyText"/>
+        <w:bidi w:val="0"/>
+        <w:spacing w:lineRule="auto" w:line="329" w:before="0" w:after="0"/>
+        <w:ind w:hanging="0" w:left="0" w:right="0"/>
+        <w:rPr>
+          <w:rFonts w:ascii="Ubuntu" w:hAnsi="Ubuntu"/>
+          <w:b w:val="false"/>
+          <w:i w:val="false"/>
+          <w:caps w:val="false"/>
+          <w:smallCaps w:val="false"/>
+          <w:strike w:val="false"/>
+          <w:dstrike w:val="false"/>
+          <w:color w:val="000000"/>
+          <w:sz w:val="22"/>
+          <w:u w:val="none"/>
+          <w:effect w:val="none"/>
+          <w:shd w:fill="auto" w:val="clear"/>
+        </w:rPr>
+      </w:pPr>
+      <w:r>
+        <w:rPr>
+          <w:rFonts w:ascii="Ubuntu" w:hAnsi="Ubuntu"/>
+          <w:b w:val="false"/>
+          <w:i w:val="false"/>
+          <w:caps w:val="false"/>
+          <w:smallCaps w:val="false"/>
+          <w:strike w:val="false"/>
+          <w:dstrike w:val="false"/>
+          <w:color w:val="000000"/>
+          <w:sz w:val="22"/>
+          <w:u w:val="none"/>
+          <w:effect w:val="none"/>
+          <w:shd w:fill="auto" w:val="clear"/>
+        </w:rPr>
+      </w:r>
+    </w:p>
+    <w:p>
+      <w:pPr>
+        <w:pStyle w:val="BodyText"/>
+        <w:bidi w:val="0"/>
+        <w:spacing w:lineRule="auto" w:line="329" w:before="0" w:after="0"/>
+        <w:ind w:hanging="0" w:left="0" w:right="0"/>
+        <w:rPr>
+          <w:rFonts w:ascii="Ubuntu" w:hAnsi="Ubuntu"/>
+          <w:b w:val="false"/>
+          <w:i w:val="false"/>
+          <w:caps w:val="false"/>
+          <w:smallCaps w:val="false"/>
+          <w:strike w:val="false"/>
+          <w:dstrike w:val="false"/>
+          <w:color w:val="000000"/>
+          <w:sz w:val="22"/>
+          <w:u w:val="none"/>
+          <w:effect w:val="none"/>
+          <w:shd w:fill="auto" w:val="clear"/>
+        </w:rPr>
+      </w:pPr>
+      <w:r>
+        <w:rPr>
+          <w:rFonts w:ascii="Ubuntu" w:hAnsi="Ubuntu"/>
+          <w:b w:val="false"/>
+          <w:i w:val="false"/>
+          <w:caps w:val="false"/>
+          <w:smallCaps w:val="false"/>
+          <w:strike w:val="false"/>
+          <w:dstrike w:val="false"/>
+          <w:color w:val="000000"/>
+          <w:sz w:val="22"/>
+          <w:u w:val="none"/>
+          <w:effect w:val="none"/>
+          <w:shd w:fill="auto" w:val="clear"/>
+        </w:rPr>
+      </w:r>
+    </w:p>
+    <w:p>
+      <w:pPr>
+        <w:pStyle w:val="BodyText"/>
+        <w:bidi w:val="0"/>
+        <w:spacing w:lineRule="auto" w:line="329" w:before="0" w:after="0"/>
+        <w:ind w:hanging="0" w:left="0" w:right="0"/>
+        <w:rPr>
+          <w:rFonts w:ascii="Ubuntu" w:hAnsi="Ubuntu"/>
+          <w:b w:val="false"/>
+          <w:i w:val="false"/>
+          <w:caps w:val="false"/>
+          <w:smallCaps w:val="false"/>
+          <w:strike w:val="false"/>
+          <w:dstrike w:val="false"/>
+          <w:color w:val="000000"/>
+          <w:sz w:val="22"/>
+          <w:u w:val="none"/>
+          <w:effect w:val="none"/>
+          <w:shd w:fill="auto" w:val="clear"/>
+        </w:rPr>
+      </w:pPr>
+      <w:r>
+        <w:rPr>
+          <w:rFonts w:ascii="Ubuntu" w:hAnsi="Ubuntu"/>
+          <w:b w:val="false"/>
+          <w:i w:val="false"/>
+          <w:caps w:val="false"/>
+          <w:smallCaps w:val="false"/>
+          <w:strike w:val="false"/>
+          <w:dstrike w:val="false"/>
+          <w:color w:val="000000"/>
+          <w:sz w:val="22"/>
+          <w:u w:val="none"/>
+          <w:effect w:val="none"/>
+          <w:shd w:fill="auto" w:val="clear"/>
+        </w:rPr>
+      </w:r>
+    </w:p>
+    <w:p>
+      <w:pPr>
+        <w:pStyle w:val="BodyText"/>
+        <w:bidi w:val="0"/>
+        <w:spacing w:lineRule="auto" w:line="329" w:before="0" w:after="0"/>
+        <w:ind w:hanging="0" w:left="0" w:right="0"/>
         <w:rPr>
           <w:rFonts w:ascii="Ubuntu" w:hAnsi="Ubuntu"/>
           <w:b w:val="false"/>
@@ -6820,7 +6487,7 @@
         <w:pStyle w:val="BodyText"/>
         <w:bidi w:val="0"/>
         <w:spacing w:lineRule="auto" w:line="329" w:before="0" w:after="0"/>
-        <w:ind w:hanging="0" w:start="0" w:end="0"/>
+        <w:ind w:hanging="0" w:left="0" w:right="0"/>
         <w:rPr>
           <w:rFonts w:ascii="Ubuntu" w:hAnsi="Ubuntu"/>
           <w:b/>
@@ -6903,7 +6570,7 @@
       <w:pPr>
         <w:pStyle w:val="BodyText"/>
         <w:bidi w:val="0"/>
-        <w:jc w:val="start"/>
+        <w:jc w:val="left"/>
         <w:rPr>
           <w:rFonts w:ascii="Ubuntu" w:hAnsi="Ubuntu"/>
         </w:rPr>
@@ -6927,7 +6594,7 @@
       <w:pPr>
         <w:pStyle w:val="BodyText"/>
         <w:bidi w:val="0"/>
-        <w:jc w:val="start"/>
+        <w:jc w:val="left"/>
         <w:rPr>
           <w:rFonts w:ascii="Ubuntu" w:hAnsi="Ubuntu"/>
         </w:rPr>
@@ -6988,7 +6655,7 @@
       <w:pPr>
         <w:pStyle w:val="BodyText"/>
         <w:bidi w:val="0"/>
-        <w:jc w:val="start"/>
+        <w:jc w:val="left"/>
         <w:rPr>
           <w:rFonts w:ascii="Ubuntu" w:hAnsi="Ubuntu"/>
         </w:rPr>
@@ -7004,7 +6671,7 @@
         <w:pStyle w:val="BodyText"/>
         <w:bidi w:val="0"/>
         <w:spacing w:lineRule="auto" w:line="329" w:before="0" w:after="240"/>
-        <w:ind w:hanging="0" w:start="0" w:end="0"/>
+        <w:ind w:hanging="0" w:left="0" w:right="0"/>
         <w:rPr>
           <w:rFonts w:ascii="Ubuntu" w:hAnsi="Ubuntu"/>
           <w:b/>
@@ -7056,7 +6723,7 @@
           <w:effect w:val="none"/>
           <w:shd w:fill="auto" w:val="clear"/>
         </w:rPr>
-        <w:t>Llama-3.3-versatile:70b</w:t>
+        <w:t>openai/gpt-oss-120b</w:t>
       </w:r>
     </w:p>
     <w:p>
@@ -7064,7 +6731,7 @@
         <w:pStyle w:val="BodyText"/>
         <w:bidi w:val="0"/>
         <w:spacing w:lineRule="auto" w:line="329" w:before="0" w:after="240"/>
-        <w:ind w:hanging="0" w:start="0" w:end="0"/>
+        <w:ind w:hanging="0" w:left="0" w:right="0"/>
         <w:rPr>
           <w:rFonts w:ascii="Ubuntu" w:hAnsi="Ubuntu"/>
           <w:b w:val="false"/>
@@ -7100,7 +6767,7 @@
           <w:shd w:fill="auto" w:val="clear"/>
         </w:rPr>
         <w:drawing>
-          <wp:anchor distT="0" distB="0" distL="0" distR="0" simplePos="0" relativeHeight="5" behindDoc="0" locked="0" layoutInCell="0" allowOverlap="1">
+          <wp:anchor distT="0" distB="0" distL="0" distR="0" simplePos="0" relativeHeight="20" behindDoc="0" locked="0" layoutInCell="0" allowOverlap="1">
             <wp:simplePos x="0" y="0"/>
             <wp:positionH relativeFrom="column">
               <wp:align>center</wp:align>
@@ -7108,7 +6775,7 @@
             <wp:positionV relativeFrom="paragraph">
               <wp:posOffset>635</wp:posOffset>
             </wp:positionV>
-            <wp:extent cx="6332220" cy="3411855"/>
+            <wp:extent cx="6332220" cy="3223895"/>
             <wp:effectExtent l="0" t="0" r="0" b="0"/>
             <wp:wrapSquare wrapText="largest"/>
             <wp:docPr id="4" name="Image4"/>
@@ -7133,7 +6800,7 @@
                   <pic:spPr bwMode="auto">
                     <a:xfrm>
                       <a:off x="0" y="0"/>
-                      <a:ext cx="6332220" cy="3411855"/>
+                      <a:ext cx="6332220" cy="3223895"/>
                     </a:xfrm>
                     <a:prstGeom prst="rect">
                       <a:avLst/>
@@ -7152,7 +6819,7 @@
         <w:pStyle w:val="BodyText"/>
         <w:bidi w:val="0"/>
         <w:spacing w:lineRule="auto" w:line="329" w:before="0" w:after="240"/>
-        <w:ind w:hanging="0" w:start="0" w:end="0"/>
+        <w:ind w:hanging="0" w:left="0" w:right="0"/>
         <w:rPr>
           <w:rFonts w:ascii="Ubuntu" w:hAnsi="Ubuntu"/>
           <w:b/>
@@ -7190,7 +6857,7 @@
         <w:pStyle w:val="Heading3"/>
         <w:bidi w:val="0"/>
         <w:spacing w:lineRule="auto" w:line="329" w:before="0" w:after="240"/>
-        <w:ind w:hanging="0" w:start="0" w:end="0"/>
+        <w:ind w:hanging="0" w:left="0" w:right="0"/>
         <w:rPr>
           <w:rFonts w:ascii="Ubuntu" w:hAnsi="Ubuntu"/>
           <w:b/>
@@ -7231,7 +6898,7 @@
         <w:pStyle w:val="BodyText"/>
         <w:bidi w:val="0"/>
         <w:spacing w:lineRule="auto" w:line="329" w:before="0" w:after="0"/>
-        <w:ind w:hanging="0" w:start="0" w:end="0"/>
+        <w:ind w:hanging="0" w:left="0" w:right="0"/>
         <w:rPr>
           <w:rFonts w:ascii="Ubuntu" w:hAnsi="Ubuntu"/>
           <w:b w:val="false"/>
@@ -7272,14 +6939,12 @@
           <w:ilvl w:val="0"/>
           <w:numId w:val="4"/>
         </w:numPr>
-        <w:pBdr/>
         <w:tabs>
-          <w:tab w:val="clear" w:pos="709"/>
           <w:tab w:val="left" w:pos="709" w:leader="none"/>
         </w:tabs>
         <w:bidi w:val="0"/>
         <w:spacing w:lineRule="auto" w:line="329" w:before="0" w:after="0"/>
-        <w:ind w:hanging="283" w:start="709" w:end="0"/>
+        <w:ind w:hanging="283" w:left="709" w:right="0"/>
         <w:rPr>
           <w:rFonts w:ascii="Ubuntu" w:hAnsi="Ubuntu"/>
           <w:b w:val="false"/>
@@ -7334,46 +6999,45 @@
         <w:pStyle w:val="BodyText"/>
         <w:bidi w:val="0"/>
         <w:spacing w:lineRule="auto" w:line="329" w:before="0" w:after="0"/>
-        <w:ind w:hanging="0" w:start="0" w:end="0"/>
-        <w:rPr>
-          <w:rFonts w:ascii="Ubuntu" w:hAnsi="Ubuntu"/>
-          <w:b w:val="false"/>
-          <w:i w:val="false"/>
-          <w:caps w:val="false"/>
-          <w:smallCaps w:val="false"/>
-          <w:strike w:val="false"/>
-          <w:dstrike w:val="false"/>
-          <w:color w:val="000000"/>
-          <w:sz w:val="22"/>
-          <w:u w:val="none"/>
-          <w:effect w:val="none"/>
-          <w:shd w:fill="auto" w:val="clear"/>
-        </w:rPr>
-      </w:pPr>
-      <w:r>
-        <w:rPr>
-          <w:rFonts w:ascii="Ubuntu" w:hAnsi="Ubuntu"/>
-          <w:b w:val="false"/>
-          <w:i w:val="false"/>
-          <w:caps w:val="false"/>
-          <w:smallCaps w:val="false"/>
-          <w:strike w:val="false"/>
-          <w:dstrike w:val="false"/>
-          <w:color w:val="000000"/>
-          <w:sz w:val="22"/>
-          <w:u w:val="none"/>
-          <w:effect w:val="none"/>
-          <w:shd w:fill="auto" w:val="clear"/>
-        </w:rPr>
-      </w:r>
-    </w:p>
-    <w:p>
-      <w:pPr>
-        <w:pStyle w:val="BodyText"/>
-        <w:pBdr/>
-        <w:bidi w:val="0"/>
-        <w:spacing w:lineRule="auto" w:line="329" w:before="0" w:after="0"/>
-        <w:ind w:hanging="0" w:start="0" w:end="0"/>
+        <w:ind w:hanging="0" w:left="0" w:right="0"/>
+        <w:rPr>
+          <w:rFonts w:ascii="Ubuntu" w:hAnsi="Ubuntu"/>
+          <w:b w:val="false"/>
+          <w:i w:val="false"/>
+          <w:caps w:val="false"/>
+          <w:smallCaps w:val="false"/>
+          <w:strike w:val="false"/>
+          <w:dstrike w:val="false"/>
+          <w:color w:val="000000"/>
+          <w:sz w:val="22"/>
+          <w:u w:val="none"/>
+          <w:effect w:val="none"/>
+          <w:shd w:fill="auto" w:val="clear"/>
+        </w:rPr>
+      </w:pPr>
+      <w:r>
+        <w:rPr>
+          <w:rFonts w:ascii="Ubuntu" w:hAnsi="Ubuntu"/>
+          <w:b w:val="false"/>
+          <w:i w:val="false"/>
+          <w:caps w:val="false"/>
+          <w:smallCaps w:val="false"/>
+          <w:strike w:val="false"/>
+          <w:dstrike w:val="false"/>
+          <w:color w:val="000000"/>
+          <w:sz w:val="22"/>
+          <w:u w:val="none"/>
+          <w:effect w:val="none"/>
+          <w:shd w:fill="auto" w:val="clear"/>
+        </w:rPr>
+      </w:r>
+    </w:p>
+    <w:p>
+      <w:pPr>
+        <w:pStyle w:val="BodyText"/>
+        <w:bidi w:val="0"/>
+        <w:spacing w:lineRule="auto" w:line="329" w:before="0" w:after="0"/>
+        <w:ind w:hanging="0" w:left="0" w:right="0"/>
         <w:rPr>
           <w:rFonts w:ascii="Ubuntu" w:hAnsi="Ubuntu"/>
           <w:b w:val="false"/>
@@ -7430,7 +7094,7 @@
         <w:pStyle w:val="BodyText"/>
         <w:bidi w:val="0"/>
         <w:spacing w:lineRule="auto" w:line="329" w:before="0" w:after="0"/>
-        <w:ind w:hanging="0" w:start="0" w:end="0"/>
+        <w:ind w:hanging="0" w:left="0" w:right="0"/>
         <w:rPr>
           <w:rFonts w:ascii="Ubuntu" w:hAnsi="Ubuntu"/>
           <w:b w:val="false"/>
@@ -7462,7 +7126,7 @@
           <w:shd w:fill="auto" w:val="clear"/>
         </w:rPr>
         <w:drawing>
-          <wp:anchor distT="0" distB="0" distL="0" distR="0" simplePos="0" relativeHeight="8" behindDoc="0" locked="0" layoutInCell="0" allowOverlap="1">
+          <wp:anchor distT="0" distB="0" distL="0" distR="0" simplePos="0" relativeHeight="6" behindDoc="0" locked="0" layoutInCell="0" allowOverlap="1">
             <wp:simplePos x="0" y="0"/>
             <wp:positionH relativeFrom="column">
               <wp:align>center</wp:align>
@@ -7514,45 +7178,45 @@
         <w:pStyle w:val="BodyText"/>
         <w:bidi w:val="0"/>
         <w:spacing w:lineRule="auto" w:line="329" w:before="0" w:after="0"/>
-        <w:ind w:hanging="0" w:start="0" w:end="0"/>
-        <w:rPr>
-          <w:rFonts w:ascii="Ubuntu" w:hAnsi="Ubuntu"/>
-          <w:b w:val="false"/>
-          <w:i w:val="false"/>
-          <w:caps w:val="false"/>
-          <w:smallCaps w:val="false"/>
-          <w:strike w:val="false"/>
-          <w:dstrike w:val="false"/>
-          <w:color w:val="000000"/>
-          <w:sz w:val="22"/>
-          <w:u w:val="none"/>
-          <w:effect w:val="none"/>
-          <w:shd w:fill="auto" w:val="clear"/>
-        </w:rPr>
-      </w:pPr>
-      <w:r>
-        <w:rPr>
-          <w:rFonts w:ascii="Ubuntu" w:hAnsi="Ubuntu"/>
-          <w:b w:val="false"/>
-          <w:i w:val="false"/>
-          <w:caps w:val="false"/>
-          <w:smallCaps w:val="false"/>
-          <w:strike w:val="false"/>
-          <w:dstrike w:val="false"/>
-          <w:color w:val="000000"/>
-          <w:sz w:val="22"/>
-          <w:u w:val="none"/>
-          <w:effect w:val="none"/>
-          <w:shd w:fill="auto" w:val="clear"/>
-        </w:rPr>
-      </w:r>
-    </w:p>
-    <w:p>
-      <w:pPr>
-        <w:pStyle w:val="BodyText"/>
-        <w:bidi w:val="0"/>
-        <w:spacing w:lineRule="auto" w:line="329" w:before="0" w:after="0"/>
-        <w:ind w:hanging="0" w:start="0" w:end="0"/>
+        <w:ind w:hanging="0" w:left="0" w:right="0"/>
+        <w:rPr>
+          <w:rFonts w:ascii="Ubuntu" w:hAnsi="Ubuntu"/>
+          <w:b w:val="false"/>
+          <w:i w:val="false"/>
+          <w:caps w:val="false"/>
+          <w:smallCaps w:val="false"/>
+          <w:strike w:val="false"/>
+          <w:dstrike w:val="false"/>
+          <w:color w:val="000000"/>
+          <w:sz w:val="22"/>
+          <w:u w:val="none"/>
+          <w:effect w:val="none"/>
+          <w:shd w:fill="auto" w:val="clear"/>
+        </w:rPr>
+      </w:pPr>
+      <w:r>
+        <w:rPr>
+          <w:rFonts w:ascii="Ubuntu" w:hAnsi="Ubuntu"/>
+          <w:b w:val="false"/>
+          <w:i w:val="false"/>
+          <w:caps w:val="false"/>
+          <w:smallCaps w:val="false"/>
+          <w:strike w:val="false"/>
+          <w:dstrike w:val="false"/>
+          <w:color w:val="000000"/>
+          <w:sz w:val="22"/>
+          <w:u w:val="none"/>
+          <w:effect w:val="none"/>
+          <w:shd w:fill="auto" w:val="clear"/>
+        </w:rPr>
+      </w:r>
+    </w:p>
+    <w:p>
+      <w:pPr>
+        <w:pStyle w:val="BodyText"/>
+        <w:bidi w:val="0"/>
+        <w:spacing w:lineRule="auto" w:line="329" w:before="0" w:after="0"/>
+        <w:ind w:hanging="0" w:left="0" w:right="0"/>
         <w:rPr>
           <w:rFonts w:ascii="Ubuntu" w:hAnsi="Ubuntu"/>
           <w:b w:val="false"/>
@@ -7609,7 +7273,7 @@
         <w:pStyle w:val="BodyText"/>
         <w:bidi w:val="0"/>
         <w:spacing w:lineRule="auto" w:line="329" w:before="0" w:after="0"/>
-        <w:ind w:hanging="0" w:start="0" w:end="0"/>
+        <w:ind w:hanging="0" w:left="0" w:right="0"/>
         <w:rPr>
           <w:rFonts w:ascii="Ubuntu" w:hAnsi="Ubuntu"/>
           <w:b w:val="false"/>
@@ -7641,7 +7305,7 @@
           <w:shd w:fill="auto" w:val="clear"/>
         </w:rPr>
         <w:drawing>
-          <wp:anchor distT="0" distB="0" distL="0" distR="0" simplePos="0" relativeHeight="9" behindDoc="0" locked="0" layoutInCell="0" allowOverlap="1">
+          <wp:anchor distT="0" distB="0" distL="0" distR="0" simplePos="0" relativeHeight="7" behindDoc="0" locked="0" layoutInCell="0" allowOverlap="1">
             <wp:simplePos x="0" y="0"/>
             <wp:positionH relativeFrom="column">
               <wp:align>center</wp:align>
@@ -7693,44 +7357,44 @@
         <w:pStyle w:val="BodyText"/>
         <w:bidi w:val="0"/>
         <w:spacing w:lineRule="auto" w:line="329" w:before="0" w:after="0"/>
-        <w:ind w:hanging="0" w:start="0" w:end="0"/>
-        <w:rPr>
-          <w:rFonts w:ascii="Ubuntu" w:hAnsi="Ubuntu"/>
-          <w:b w:val="false"/>
-          <w:i w:val="false"/>
-          <w:caps w:val="false"/>
-          <w:smallCaps w:val="false"/>
-          <w:strike w:val="false"/>
-          <w:dstrike w:val="false"/>
-          <w:color w:val="000000"/>
-          <w:sz w:val="22"/>
-          <w:u w:val="none"/>
-          <w:effect w:val="none"/>
-          <w:shd w:fill="auto" w:val="clear"/>
-        </w:rPr>
-      </w:pPr>
-      <w:r>
-        <w:rPr>
-          <w:rFonts w:ascii="Ubuntu" w:hAnsi="Ubuntu"/>
-          <w:b w:val="false"/>
-          <w:i w:val="false"/>
-          <w:caps w:val="false"/>
-          <w:smallCaps w:val="false"/>
-          <w:strike w:val="false"/>
-          <w:dstrike w:val="false"/>
-          <w:color w:val="000000"/>
-          <w:sz w:val="22"/>
-          <w:u w:val="none"/>
-          <w:effect w:val="none"/>
-          <w:shd w:fill="auto" w:val="clear"/>
-        </w:rPr>
-      </w:r>
-    </w:p>
-    <w:p>
-      <w:pPr>
-        <w:pStyle w:val="BodyText"/>
-        <w:bidi w:val="0"/>
-        <w:jc w:val="start"/>
+        <w:ind w:hanging="0" w:left="0" w:right="0"/>
+        <w:rPr>
+          <w:rFonts w:ascii="Ubuntu" w:hAnsi="Ubuntu"/>
+          <w:b w:val="false"/>
+          <w:i w:val="false"/>
+          <w:caps w:val="false"/>
+          <w:smallCaps w:val="false"/>
+          <w:strike w:val="false"/>
+          <w:dstrike w:val="false"/>
+          <w:color w:val="000000"/>
+          <w:sz w:val="22"/>
+          <w:u w:val="none"/>
+          <w:effect w:val="none"/>
+          <w:shd w:fill="auto" w:val="clear"/>
+        </w:rPr>
+      </w:pPr>
+      <w:r>
+        <w:rPr>
+          <w:rFonts w:ascii="Ubuntu" w:hAnsi="Ubuntu"/>
+          <w:b w:val="false"/>
+          <w:i w:val="false"/>
+          <w:caps w:val="false"/>
+          <w:smallCaps w:val="false"/>
+          <w:strike w:val="false"/>
+          <w:dstrike w:val="false"/>
+          <w:color w:val="000000"/>
+          <w:sz w:val="22"/>
+          <w:u w:val="none"/>
+          <w:effect w:val="none"/>
+          <w:shd w:fill="auto" w:val="clear"/>
+        </w:rPr>
+      </w:r>
+    </w:p>
+    <w:p>
+      <w:pPr>
+        <w:pStyle w:val="BodyText"/>
+        <w:bidi w:val="0"/>
+        <w:jc w:val="left"/>
         <w:rPr>
           <w:rFonts w:ascii="Ubuntu" w:hAnsi="Ubuntu"/>
         </w:rPr>
@@ -7762,7 +7426,7 @@
         <w:pStyle w:val="BodyText"/>
         <w:bidi w:val="0"/>
         <w:spacing w:lineRule="auto" w:line="329" w:before="0" w:after="240"/>
-        <w:ind w:hanging="0" w:start="0" w:end="0"/>
+        <w:ind w:hanging="0" w:left="0" w:right="0"/>
         <w:rPr>
           <w:rFonts w:ascii="Ubuntu" w:hAnsi="Ubuntu"/>
           <w:b/>
@@ -7796,7 +7460,7 @@
           <w:shd w:fill="auto" w:val="clear"/>
         </w:rPr>
         <w:drawing>
-          <wp:anchor distT="0" distB="0" distL="0" distR="0" simplePos="0" relativeHeight="7" behindDoc="0" locked="0" layoutInCell="0" allowOverlap="1">
+          <wp:anchor distT="0" distB="0" distL="0" distR="0" simplePos="0" relativeHeight="5" behindDoc="0" locked="0" layoutInCell="0" allowOverlap="1">
             <wp:simplePos x="0" y="0"/>
             <wp:positionH relativeFrom="column">
               <wp:align>center</wp:align>
@@ -7848,7 +7512,7 @@
         <w:pStyle w:val="BodyText"/>
         <w:bidi w:val="0"/>
         <w:spacing w:lineRule="auto" w:line="329" w:before="0" w:after="240"/>
-        <w:ind w:hanging="0" w:start="0" w:end="0"/>
+        <w:ind w:hanging="0" w:left="0" w:right="0"/>
         <w:rPr>
           <w:rFonts w:ascii="Ubuntu" w:hAnsi="Ubuntu"/>
           <w:b/>
@@ -7888,7 +7552,7 @@
         <w:pStyle w:val="BodyText"/>
         <w:bidi w:val="0"/>
         <w:spacing w:lineRule="auto" w:line="329" w:before="0" w:after="240"/>
-        <w:ind w:hanging="0" w:start="0" w:end="0"/>
+        <w:ind w:hanging="0" w:left="0" w:right="0"/>
         <w:rPr>
           <w:rFonts w:ascii="Ubuntu" w:hAnsi="Ubuntu"/>
           <w:b/>
@@ -7940,7 +7604,7 @@
           <w:effect w:val="none"/>
           <w:shd w:fill="auto" w:val="clear"/>
         </w:rPr>
-        <w:t>Llama-3.3-versatile:70b</w:t>
+        <w:t>openai/gpt-oss-120b</w:t>
       </w:r>
     </w:p>
     <w:p>
@@ -7948,7 +7612,7 @@
         <w:pStyle w:val="BodyText"/>
         <w:bidi w:val="0"/>
         <w:spacing w:lineRule="auto" w:line="329" w:before="0" w:after="240"/>
-        <w:ind w:hanging="0" w:start="0" w:end="0"/>
+        <w:ind w:hanging="0" w:left="0" w:right="0"/>
         <w:rPr>
           <w:rFonts w:ascii="Ubuntu" w:hAnsi="Ubuntu"/>
           <w:b w:val="false"/>
@@ -7984,7 +7648,7 @@
           <w:shd w:fill="auto" w:val="clear"/>
         </w:rPr>
         <w:drawing>
-          <wp:anchor distT="0" distB="0" distL="0" distR="0" simplePos="0" relativeHeight="6" behindDoc="0" locked="0" layoutInCell="0" allowOverlap="1">
+          <wp:anchor distT="0" distB="0" distL="0" distR="0" simplePos="0" relativeHeight="21" behindDoc="0" locked="0" layoutInCell="0" allowOverlap="1">
             <wp:simplePos x="0" y="0"/>
             <wp:positionH relativeFrom="column">
               <wp:align>center</wp:align>
@@ -7992,7 +7656,7 @@
             <wp:positionV relativeFrom="paragraph">
               <wp:posOffset>635</wp:posOffset>
             </wp:positionV>
-            <wp:extent cx="6332220" cy="3411855"/>
+            <wp:extent cx="6332220" cy="3223895"/>
             <wp:effectExtent l="0" t="0" r="0" b="0"/>
             <wp:wrapSquare wrapText="largest"/>
             <wp:docPr id="8" name="Image5"/>
@@ -8017,7 +7681,7 @@
                   <pic:spPr bwMode="auto">
                     <a:xfrm>
                       <a:off x="0" y="0"/>
-                      <a:ext cx="6332220" cy="3411855"/>
+                      <a:ext cx="6332220" cy="3223895"/>
                     </a:xfrm>
                     <a:prstGeom prst="rect">
                       <a:avLst/>
@@ -8036,7 +7700,7 @@
         <w:pStyle w:val="BodyText"/>
         <w:bidi w:val="0"/>
         <w:spacing w:lineRule="auto" w:line="329" w:before="0" w:after="0"/>
-        <w:ind w:hanging="0" w:start="0" w:end="0"/>
+        <w:ind w:hanging="0" w:left="0" w:right="0"/>
         <w:rPr>
           <w:rFonts w:ascii="Ubuntu" w:hAnsi="Ubuntu"/>
           <w:b w:val="false"/>
@@ -8074,7 +7738,7 @@
         <w:pStyle w:val="Heading3"/>
         <w:bidi w:val="0"/>
         <w:spacing w:lineRule="auto" w:line="329" w:before="0" w:after="240"/>
-        <w:ind w:hanging="0" w:start="0" w:end="0"/>
+        <w:ind w:hanging="0" w:left="0" w:right="0"/>
         <w:rPr>
           <w:rFonts w:ascii="Ubuntu" w:hAnsi="Ubuntu"/>
           <w:b/>
@@ -8115,7 +7779,7 @@
         <w:pStyle w:val="BodyText"/>
         <w:bidi w:val="0"/>
         <w:spacing w:lineRule="auto" w:line="329" w:before="0" w:after="0"/>
-        <w:ind w:hanging="0" w:start="0" w:end="0"/>
+        <w:ind w:hanging="0" w:left="0" w:right="0"/>
         <w:rPr>
           <w:rFonts w:ascii="Ubuntu" w:hAnsi="Ubuntu"/>
           <w:b w:val="false"/>
@@ -8156,14 +7820,12 @@
           <w:ilvl w:val="0"/>
           <w:numId w:val="5"/>
         </w:numPr>
-        <w:pBdr/>
         <w:tabs>
-          <w:tab w:val="clear" w:pos="709"/>
           <w:tab w:val="left" w:pos="709" w:leader="none"/>
         </w:tabs>
         <w:bidi w:val="0"/>
         <w:spacing w:lineRule="auto" w:line="329" w:before="0" w:after="0"/>
-        <w:ind w:hanging="283" w:start="709" w:end="0"/>
+        <w:ind w:hanging="283" w:left="709" w:right="0"/>
         <w:rPr>
           <w:rFonts w:ascii="Ubuntu" w:hAnsi="Ubuntu"/>
           <w:b w:val="false"/>
@@ -8254,14 +7916,12 @@
           <w:ilvl w:val="0"/>
           <w:numId w:val="5"/>
         </w:numPr>
-        <w:pBdr/>
         <w:tabs>
-          <w:tab w:val="clear" w:pos="709"/>
           <w:tab w:val="left" w:pos="709" w:leader="none"/>
         </w:tabs>
         <w:bidi w:val="0"/>
         <w:spacing w:lineRule="auto" w:line="329" w:before="0" w:after="0"/>
-        <w:ind w:hanging="283" w:start="709" w:end="0"/>
+        <w:ind w:hanging="283" w:left="709" w:right="0"/>
         <w:rPr>
           <w:rFonts w:ascii="Ubuntu" w:hAnsi="Ubuntu"/>
           <w:b w:val="false"/>
@@ -8316,45 +7976,45 @@
         <w:pStyle w:val="BodyText"/>
         <w:bidi w:val="0"/>
         <w:spacing w:lineRule="auto" w:line="329" w:before="0" w:after="0"/>
-        <w:ind w:hanging="0" w:start="0" w:end="0"/>
-        <w:rPr>
-          <w:rFonts w:ascii="Ubuntu" w:hAnsi="Ubuntu"/>
-          <w:b w:val="false"/>
-          <w:i w:val="false"/>
-          <w:caps w:val="false"/>
-          <w:smallCaps w:val="false"/>
-          <w:strike w:val="false"/>
-          <w:dstrike w:val="false"/>
-          <w:color w:val="000000"/>
-          <w:sz w:val="22"/>
-          <w:u w:val="none"/>
-          <w:effect w:val="none"/>
-          <w:shd w:fill="auto" w:val="clear"/>
-        </w:rPr>
-      </w:pPr>
-      <w:r>
-        <w:rPr>
-          <w:rFonts w:ascii="Ubuntu" w:hAnsi="Ubuntu"/>
-          <w:b w:val="false"/>
-          <w:i w:val="false"/>
-          <w:caps w:val="false"/>
-          <w:smallCaps w:val="false"/>
-          <w:strike w:val="false"/>
-          <w:dstrike w:val="false"/>
-          <w:color w:val="000000"/>
-          <w:sz w:val="22"/>
-          <w:u w:val="none"/>
-          <w:effect w:val="none"/>
-          <w:shd w:fill="auto" w:val="clear"/>
-        </w:rPr>
-      </w:r>
-    </w:p>
-    <w:p>
-      <w:pPr>
-        <w:pStyle w:val="BodyText"/>
-        <w:bidi w:val="0"/>
-        <w:spacing w:lineRule="auto" w:line="329" w:before="0" w:after="0"/>
-        <w:ind w:hanging="0" w:start="0" w:end="0"/>
+        <w:ind w:hanging="0" w:left="0" w:right="0"/>
+        <w:rPr>
+          <w:rFonts w:ascii="Ubuntu" w:hAnsi="Ubuntu"/>
+          <w:b w:val="false"/>
+          <w:i w:val="false"/>
+          <w:caps w:val="false"/>
+          <w:smallCaps w:val="false"/>
+          <w:strike w:val="false"/>
+          <w:dstrike w:val="false"/>
+          <w:color w:val="000000"/>
+          <w:sz w:val="22"/>
+          <w:u w:val="none"/>
+          <w:effect w:val="none"/>
+          <w:shd w:fill="auto" w:val="clear"/>
+        </w:rPr>
+      </w:pPr>
+      <w:r>
+        <w:rPr>
+          <w:rFonts w:ascii="Ubuntu" w:hAnsi="Ubuntu"/>
+          <w:b w:val="false"/>
+          <w:i w:val="false"/>
+          <w:caps w:val="false"/>
+          <w:smallCaps w:val="false"/>
+          <w:strike w:val="false"/>
+          <w:dstrike w:val="false"/>
+          <w:color w:val="000000"/>
+          <w:sz w:val="22"/>
+          <w:u w:val="none"/>
+          <w:effect w:val="none"/>
+          <w:shd w:fill="auto" w:val="clear"/>
+        </w:rPr>
+      </w:r>
+    </w:p>
+    <w:p>
+      <w:pPr>
+        <w:pStyle w:val="BodyText"/>
+        <w:bidi w:val="0"/>
+        <w:spacing w:lineRule="auto" w:line="329" w:before="0" w:after="0"/>
+        <w:ind w:hanging="0" w:left="0" w:right="0"/>
         <w:rPr>
           <w:rFonts w:ascii="Ubuntu" w:hAnsi="Ubuntu"/>
           <w:b/>
@@ -8393,10 +8053,9 @@
     <w:p>
       <w:pPr>
         <w:pStyle w:val="BodyText"/>
-        <w:pBdr/>
-        <w:bidi w:val="0"/>
-        <w:spacing w:lineRule="auto" w:line="329" w:before="0" w:after="0"/>
-        <w:ind w:hanging="0" w:start="0" w:end="0"/>
+        <w:bidi w:val="0"/>
+        <w:spacing w:lineRule="auto" w:line="329" w:before="0" w:after="0"/>
+        <w:ind w:hanging="0" w:left="0" w:right="0"/>
         <w:rPr>
           <w:rFonts w:ascii="Ubuntu" w:hAnsi="Ubuntu"/>
           <w:b w:val="false"/>
@@ -8445,50 +8104,15 @@
           <w:effect w:val="none"/>
           <w:shd w:fill="auto" w:val="clear"/>
         </w:rPr>
-        <w:t xml:space="preserve"> Qwen-2.5-coder:7b </w:t>
-      </w:r>
-      <w:r>
-        <w:rPr>
-          <w:rFonts w:ascii="Ubuntu" w:hAnsi="Ubuntu"/>
-          <w:b w:val="false"/>
-          <w:i w:val="false"/>
-          <w:caps w:val="false"/>
-          <w:smallCaps w:val="false"/>
-          <w:strike w:val="false"/>
-          <w:dstrike w:val="false"/>
-          <w:color w:val="000000"/>
-          <w:sz w:val="22"/>
-          <w:u w:val="none"/>
-          <w:effect w:val="none"/>
-          <w:shd w:fill="auto" w:val="clear"/>
-        </w:rPr>
-        <w:t xml:space="preserve">și </w:t>
-      </w:r>
-      <w:r>
-        <w:rPr>
-          <w:rFonts w:ascii="Ubuntu" w:hAnsi="Ubuntu"/>
-          <w:b w:val="false"/>
-          <w:i w:val="false"/>
-          <w:caps w:val="false"/>
-          <w:smallCaps w:val="false"/>
-          <w:strike w:val="false"/>
-          <w:dstrike w:val="false"/>
-          <w:color w:val="000000"/>
-          <w:sz w:val="22"/>
-          <w:u w:val="none"/>
-          <w:effect w:val="none"/>
-          <w:shd w:fill="auto" w:val="clear"/>
-        </w:rPr>
-        <w:t>Phi4-mini</w:t>
-      </w:r>
-    </w:p>
-    <w:p>
-      <w:pPr>
-        <w:pStyle w:val="BodyText"/>
-        <w:pBdr/>
-        <w:bidi w:val="0"/>
-        <w:spacing w:lineRule="auto" w:line="329" w:before="0" w:after="0"/>
-        <w:ind w:hanging="0" w:start="0" w:end="0"/>
+        <w:t xml:space="preserve"> Qwen-2.5-coder:7b și Phi4-mini</w:t>
+      </w:r>
+    </w:p>
+    <w:p>
+      <w:pPr>
+        <w:pStyle w:val="BodyText"/>
+        <w:bidi w:val="0"/>
+        <w:spacing w:lineRule="auto" w:line="329" w:before="0" w:after="0"/>
+        <w:ind w:hanging="0" w:left="0" w:right="0"/>
         <w:rPr>
           <w:rFonts w:ascii="Ubuntu" w:hAnsi="Ubuntu"/>
           <w:b w:val="false"/>
@@ -8520,7 +8144,7 @@
           <w:shd w:fill="auto" w:val="clear"/>
         </w:rPr>
         <w:drawing>
-          <wp:anchor distT="0" distB="0" distL="0" distR="0" simplePos="0" relativeHeight="10" behindDoc="0" locked="0" layoutInCell="0" allowOverlap="1">
+          <wp:anchor distT="0" distB="0" distL="0" distR="0" simplePos="0" relativeHeight="8" behindDoc="0" locked="0" layoutInCell="0" allowOverlap="1">
             <wp:simplePos x="0" y="0"/>
             <wp:positionH relativeFrom="column">
               <wp:align>center</wp:align>
@@ -8570,107 +8194,9 @@
     <w:p>
       <w:pPr>
         <w:pStyle w:val="BodyText"/>
-        <w:pBdr/>
-        <w:bidi w:val="0"/>
-        <w:spacing w:lineRule="auto" w:line="329" w:before="0" w:after="0"/>
-        <w:ind w:hanging="0" w:start="0" w:end="0"/>
-        <w:rPr>
-          <w:rFonts w:ascii="Ubuntu" w:hAnsi="Ubuntu"/>
-          <w:b w:val="false"/>
-          <w:i w:val="false"/>
-          <w:caps w:val="false"/>
-          <w:smallCaps w:val="false"/>
-          <w:strike w:val="false"/>
-          <w:dstrike w:val="false"/>
-          <w:color w:val="000000"/>
-          <w:sz w:val="22"/>
-          <w:u w:val="none"/>
-          <w:effect w:val="none"/>
-          <w:shd w:fill="auto" w:val="clear"/>
-        </w:rPr>
-      </w:pPr>
-      <w:r>
-        <w:rPr>
-          <w:rFonts w:ascii="Ubuntu" w:hAnsi="Ubuntu"/>
-          <w:b w:val="false"/>
-          <w:i w:val="false"/>
-          <w:caps w:val="false"/>
-          <w:smallCaps w:val="false"/>
-          <w:strike w:val="false"/>
-          <w:dstrike w:val="false"/>
-          <w:color w:val="000000"/>
-          <w:sz w:val="22"/>
-          <w:u w:val="none"/>
-          <w:effect w:val="none"/>
-          <w:shd w:fill="auto" w:val="clear"/>
-        </w:rPr>
-      </w:r>
-    </w:p>
-    <w:p>
-      <w:pPr>
-        <w:pStyle w:val="BodyText"/>
-        <w:pBdr/>
-        <w:bidi w:val="0"/>
-        <w:spacing w:lineRule="auto" w:line="329" w:before="0" w:after="0"/>
-        <w:ind w:hanging="0" w:start="0" w:end="0"/>
-        <w:rPr>
-          <w:rFonts w:ascii="Ubuntu" w:hAnsi="Ubuntu"/>
-          <w:b w:val="false"/>
-          <w:i w:val="false"/>
-          <w:caps w:val="false"/>
-          <w:smallCaps w:val="false"/>
-          <w:strike w:val="false"/>
-          <w:dstrike w:val="false"/>
-          <w:color w:val="000000"/>
-          <w:sz w:val="22"/>
-          <w:u w:val="none"/>
-          <w:effect w:val="none"/>
-          <w:shd w:fill="auto" w:val="clear"/>
-        </w:rPr>
-      </w:pPr>
-      <w:r>
-        <w:rPr>
-          <w:rFonts w:ascii="Ubuntu" w:hAnsi="Ubuntu"/>
-          <w:b/>
-          <w:bCs/>
-          <w:i w:val="false"/>
-          <w:caps w:val="false"/>
-          <w:smallCaps w:val="false"/>
-          <w:strike w:val="false"/>
-          <w:dstrike w:val="false"/>
-          <w:color w:val="000000"/>
-          <w:sz w:val="22"/>
-          <w:u w:val="none"/>
-          <w:effect w:val="none"/>
-          <w:shd w:fill="auto" w:val="clear"/>
-        </w:rPr>
-        <w:t>Model:</w:t>
-      </w:r>
-      <w:r>
-        <w:rPr>
-          <w:rFonts w:ascii="Ubuntu" w:hAnsi="Ubuntu"/>
-          <w:b w:val="false"/>
-          <w:i w:val="false"/>
-          <w:caps w:val="false"/>
-          <w:smallCaps w:val="false"/>
-          <w:strike w:val="false"/>
-          <w:dstrike w:val="false"/>
-          <w:color w:val="000000"/>
-          <w:sz w:val="22"/>
-          <w:u w:val="none"/>
-          <w:effect w:val="none"/>
-          <w:shd w:fill="auto" w:val="clear"/>
-        </w:rPr>
-        <w:t xml:space="preserve"> Deepseek-coder-v2:16b</w:t>
-      </w:r>
-    </w:p>
-    <w:p>
-      <w:pPr>
-        <w:pStyle w:val="BodyText"/>
-        <w:pBdr/>
-        <w:bidi w:val="0"/>
-        <w:spacing w:lineRule="auto" w:line="329" w:before="0" w:after="0"/>
-        <w:ind w:hanging="0" w:start="0" w:end="0"/>
+        <w:bidi w:val="0"/>
+        <w:spacing w:lineRule="auto" w:line="329" w:before="0" w:after="0"/>
+        <w:ind w:hanging="0" w:left="0" w:right="0"/>
         <w:rPr>
           <w:rFonts w:ascii="Ubuntu" w:hAnsi="Ubuntu"/>
           <w:b w:val="false"/>
@@ -8702,7 +8228,7 @@
           <w:shd w:fill="auto" w:val="clear"/>
         </w:rPr>
         <w:drawing>
-          <wp:anchor distT="0" distB="0" distL="0" distR="0" simplePos="0" relativeHeight="11" behindDoc="0" locked="0" layoutInCell="0" allowOverlap="1">
+          <wp:anchor distT="0" distB="0" distL="0" distR="0" simplePos="0" relativeHeight="22" behindDoc="0" locked="0" layoutInCell="0" allowOverlap="1">
             <wp:simplePos x="0" y="0"/>
             <wp:positionH relativeFrom="column">
               <wp:align>center</wp:align>
@@ -8710,10 +8236,10 @@
             <wp:positionV relativeFrom="paragraph">
               <wp:posOffset>635</wp:posOffset>
             </wp:positionV>
-            <wp:extent cx="6332220" cy="3411855"/>
+            <wp:extent cx="6332220" cy="3105785"/>
             <wp:effectExtent l="0" t="0" r="0" b="0"/>
             <wp:wrapSquare wrapText="largest"/>
-            <wp:docPr id="10" name="Image10"/>
+            <wp:docPr id="10" name="Image21"/>
             <wp:cNvGraphicFramePr>
               <a:graphicFrameLocks xmlns:a="http://schemas.openxmlformats.org/drawingml/2006/main" noChangeAspect="1"/>
             </wp:cNvGraphicFramePr>
@@ -8721,7 +8247,7 @@
               <a:graphicData uri="http://schemas.openxmlformats.org/drawingml/2006/picture">
                 <pic:pic xmlns:pic="http://schemas.openxmlformats.org/drawingml/2006/picture">
                   <pic:nvPicPr>
-                    <pic:cNvPr id="10" name="Image10"/>
+                    <pic:cNvPr id="10" name="Image21"/>
                     <pic:cNvPicPr>
                       <a:picLocks noChangeAspect="1" noChangeArrowheads="1"/>
                     </pic:cNvPicPr>
@@ -8735,7 +8261,7 @@
                   <pic:spPr bwMode="auto">
                     <a:xfrm>
                       <a:off x="0" y="0"/>
-                      <a:ext cx="6332220" cy="3411855"/>
+                      <a:ext cx="6332220" cy="3105785"/>
                     </a:xfrm>
                     <a:prstGeom prst="rect">
                       <a:avLst/>
@@ -8752,49 +8278,47 @@
     <w:p>
       <w:pPr>
         <w:pStyle w:val="BodyText"/>
-        <w:pBdr/>
-        <w:bidi w:val="0"/>
-        <w:spacing w:lineRule="auto" w:line="329" w:before="0" w:after="0"/>
-        <w:ind w:hanging="0" w:start="0" w:end="0"/>
-        <w:rPr>
-          <w:rFonts w:ascii="Ubuntu" w:hAnsi="Ubuntu"/>
-          <w:b w:val="false"/>
-          <w:i w:val="false"/>
-          <w:caps w:val="false"/>
-          <w:smallCaps w:val="false"/>
-          <w:strike w:val="false"/>
-          <w:dstrike w:val="false"/>
-          <w:color w:val="000000"/>
-          <w:sz w:val="22"/>
-          <w:u w:val="none"/>
-          <w:effect w:val="none"/>
-          <w:shd w:fill="auto" w:val="clear"/>
-        </w:rPr>
-      </w:pPr>
-      <w:r>
-        <w:rPr>
-          <w:rFonts w:ascii="Ubuntu" w:hAnsi="Ubuntu"/>
-          <w:b w:val="false"/>
-          <w:i w:val="false"/>
-          <w:caps w:val="false"/>
-          <w:smallCaps w:val="false"/>
-          <w:strike w:val="false"/>
-          <w:dstrike w:val="false"/>
-          <w:color w:val="000000"/>
-          <w:sz w:val="22"/>
-          <w:u w:val="none"/>
-          <w:effect w:val="none"/>
-          <w:shd w:fill="auto" w:val="clear"/>
-        </w:rPr>
-      </w:r>
-    </w:p>
-    <w:p>
-      <w:pPr>
-        <w:pStyle w:val="BodyText"/>
-        <w:pBdr/>
-        <w:bidi w:val="0"/>
-        <w:spacing w:lineRule="auto" w:line="329" w:before="0" w:after="0"/>
-        <w:ind w:hanging="0" w:start="0" w:end="0"/>
+        <w:bidi w:val="0"/>
+        <w:spacing w:lineRule="auto" w:line="329" w:before="0" w:after="0"/>
+        <w:ind w:hanging="0" w:left="0" w:right="0"/>
+        <w:rPr>
+          <w:rFonts w:ascii="Ubuntu" w:hAnsi="Ubuntu"/>
+          <w:b w:val="false"/>
+          <w:i w:val="false"/>
+          <w:caps w:val="false"/>
+          <w:smallCaps w:val="false"/>
+          <w:strike w:val="false"/>
+          <w:dstrike w:val="false"/>
+          <w:color w:val="000000"/>
+          <w:sz w:val="22"/>
+          <w:u w:val="none"/>
+          <w:effect w:val="none"/>
+          <w:shd w:fill="auto" w:val="clear"/>
+        </w:rPr>
+      </w:pPr>
+      <w:r>
+        <w:rPr>
+          <w:rFonts w:ascii="Ubuntu" w:hAnsi="Ubuntu"/>
+          <w:b w:val="false"/>
+          <w:i w:val="false"/>
+          <w:caps w:val="false"/>
+          <w:smallCaps w:val="false"/>
+          <w:strike w:val="false"/>
+          <w:dstrike w:val="false"/>
+          <w:color w:val="000000"/>
+          <w:sz w:val="22"/>
+          <w:u w:val="none"/>
+          <w:effect w:val="none"/>
+          <w:shd w:fill="auto" w:val="clear"/>
+        </w:rPr>
+      </w:r>
+    </w:p>
+    <w:p>
+      <w:pPr>
+        <w:pStyle w:val="BodyText"/>
+        <w:bidi w:val="0"/>
+        <w:spacing w:lineRule="auto" w:line="329" w:before="0" w:after="0"/>
+        <w:ind w:hanging="0" w:left="0" w:right="0"/>
         <w:rPr>
           <w:rFonts w:ascii="Ubuntu" w:hAnsi="Ubuntu"/>
           <w:b w:val="false"/>
@@ -8843,16 +8367,15 @@
           <w:effect w:val="none"/>
           <w:shd w:fill="auto" w:val="clear"/>
         </w:rPr>
-        <w:t xml:space="preserve"> Llama-3.3-versatile:70b</w:t>
-      </w:r>
-    </w:p>
-    <w:p>
-      <w:pPr>
-        <w:pStyle w:val="BodyText"/>
-        <w:pBdr/>
-        <w:bidi w:val="0"/>
-        <w:spacing w:lineRule="auto" w:line="329" w:before="0" w:after="0"/>
-        <w:ind w:hanging="0" w:start="0" w:end="0"/>
+        <w:t xml:space="preserve"> Deepseek-coder-v2:16b</w:t>
+      </w:r>
+    </w:p>
+    <w:p>
+      <w:pPr>
+        <w:pStyle w:val="BodyText"/>
+        <w:bidi w:val="0"/>
+        <w:spacing w:lineRule="auto" w:line="329" w:before="0" w:after="0"/>
+        <w:ind w:hanging="0" w:left="0" w:right="0"/>
         <w:rPr>
           <w:rFonts w:ascii="Ubuntu" w:hAnsi="Ubuntu"/>
           <w:b w:val="false"/>
@@ -8884,7 +8407,7 @@
           <w:shd w:fill="auto" w:val="clear"/>
         </w:rPr>
         <w:drawing>
-          <wp:anchor distT="0" distB="0" distL="0" distR="0" simplePos="0" relativeHeight="12" behindDoc="0" locked="0" layoutInCell="0" allowOverlap="1">
+          <wp:anchor distT="0" distB="0" distL="0" distR="0" simplePos="0" relativeHeight="9" behindDoc="0" locked="0" layoutInCell="0" allowOverlap="1">
             <wp:simplePos x="0" y="0"/>
             <wp:positionH relativeFrom="column">
               <wp:align>center</wp:align>
@@ -8895,7 +8418,7 @@
             <wp:extent cx="6332220" cy="3411855"/>
             <wp:effectExtent l="0" t="0" r="0" b="0"/>
             <wp:wrapSquare wrapText="largest"/>
-            <wp:docPr id="11" name="Image11"/>
+            <wp:docPr id="11" name="Image10"/>
             <wp:cNvGraphicFramePr>
               <a:graphicFrameLocks xmlns:a="http://schemas.openxmlformats.org/drawingml/2006/main" noChangeAspect="1"/>
             </wp:cNvGraphicFramePr>
@@ -8903,7 +8426,7 @@
               <a:graphicData uri="http://schemas.openxmlformats.org/drawingml/2006/picture">
                 <pic:pic xmlns:pic="http://schemas.openxmlformats.org/drawingml/2006/picture">
                   <pic:nvPicPr>
-                    <pic:cNvPr id="11" name="Image11"/>
+                    <pic:cNvPr id="11" name="Image10"/>
                     <pic:cNvPicPr>
                       <a:picLocks noChangeAspect="1" noChangeArrowheads="1"/>
                     </pic:cNvPicPr>
@@ -8936,83 +8459,61 @@
         <w:pStyle w:val="BodyText"/>
         <w:bidi w:val="0"/>
         <w:spacing w:lineRule="auto" w:line="329" w:before="0" w:after="0"/>
-        <w:ind w:hanging="0" w:start="0" w:end="0"/>
-        <w:rPr>
-          <w:rFonts w:ascii="Ubuntu" w:hAnsi="Ubuntu"/>
-          <w:b w:val="false"/>
-          <w:i w:val="false"/>
-          <w:caps w:val="false"/>
-          <w:smallCaps w:val="false"/>
-          <w:strike w:val="false"/>
-          <w:dstrike w:val="false"/>
-          <w:color w:val="000000"/>
-          <w:sz w:val="22"/>
-          <w:u w:val="none"/>
-          <w:effect w:val="none"/>
-          <w:shd w:fill="auto" w:val="clear"/>
-        </w:rPr>
-      </w:pPr>
-      <w:r>
-        <w:rPr>
-          <w:rFonts w:ascii="Ubuntu" w:hAnsi="Ubuntu"/>
-          <w:b w:val="false"/>
-          <w:i w:val="false"/>
-          <w:caps w:val="false"/>
-          <w:smallCaps w:val="false"/>
-          <w:strike w:val="false"/>
-          <w:dstrike w:val="false"/>
-          <w:color w:val="000000"/>
-          <w:sz w:val="22"/>
-          <w:u w:val="none"/>
-          <w:effect w:val="none"/>
-          <w:shd w:fill="auto" w:val="clear"/>
-        </w:rPr>
-      </w:r>
-    </w:p>
-    <w:p>
-      <w:pPr>
-        <w:pStyle w:val="BodyText"/>
-        <w:bidi w:val="0"/>
-        <w:spacing w:lineRule="auto" w:line="329" w:before="0" w:after="0"/>
-        <w:ind w:hanging="0" w:start="0" w:end="0"/>
-        <w:rPr>
-          <w:rFonts w:ascii="Ubuntu" w:hAnsi="Ubuntu"/>
-          <w:b w:val="false"/>
-          <w:i w:val="false"/>
-          <w:caps w:val="false"/>
-          <w:smallCaps w:val="false"/>
-          <w:strike w:val="false"/>
-          <w:dstrike w:val="false"/>
-          <w:color w:val="000000"/>
-          <w:sz w:val="22"/>
-          <w:u w:val="none"/>
-          <w:effect w:val="none"/>
-          <w:shd w:fill="auto" w:val="clear"/>
-        </w:rPr>
-      </w:pPr>
-      <w:r>
-        <w:rPr>
-          <w:rFonts w:ascii="Ubuntu" w:hAnsi="Ubuntu"/>
-          <w:b w:val="false"/>
-          <w:i w:val="false"/>
-          <w:caps w:val="false"/>
-          <w:smallCaps w:val="false"/>
-          <w:strike w:val="false"/>
-          <w:dstrike w:val="false"/>
-          <w:color w:val="000000"/>
-          <w:sz w:val="22"/>
-          <w:u w:val="none"/>
-          <w:effect w:val="none"/>
-          <w:shd w:fill="auto" w:val="clear"/>
-        </w:rPr>
-      </w:r>
-    </w:p>
-    <w:p>
-      <w:pPr>
-        <w:pStyle w:val="BodyText"/>
-        <w:bidi w:val="0"/>
-        <w:spacing w:lineRule="auto" w:line="329" w:before="0" w:after="0"/>
-        <w:ind w:hanging="0" w:start="0" w:end="0"/>
+        <w:ind w:hanging="0" w:left="0" w:right="0"/>
+        <w:rPr>
+          <w:rFonts w:ascii="Ubuntu" w:hAnsi="Ubuntu"/>
+          <w:b w:val="false"/>
+          <w:i w:val="false"/>
+          <w:caps w:val="false"/>
+          <w:smallCaps w:val="false"/>
+          <w:strike w:val="false"/>
+          <w:dstrike w:val="false"/>
+          <w:color w:val="000000"/>
+          <w:sz w:val="22"/>
+          <w:u w:val="none"/>
+          <w:effect w:val="none"/>
+          <w:shd w:fill="auto" w:val="clear"/>
+        </w:rPr>
+      </w:pPr>
+      <w:r>
+        <w:rPr>
+          <w:rFonts w:ascii="Ubuntu" w:hAnsi="Ubuntu"/>
+          <w:b w:val="false"/>
+          <w:i w:val="false"/>
+          <w:caps w:val="false"/>
+          <w:smallCaps w:val="false"/>
+          <w:strike w:val="false"/>
+          <w:dstrike w:val="false"/>
+          <w:color w:val="000000"/>
+          <w:sz w:val="22"/>
+          <w:u w:val="none"/>
+          <w:effect w:val="none"/>
+          <w:shd w:fill="auto" w:val="clear"/>
+        </w:rPr>
+      </w:r>
+    </w:p>
+    <w:p>
+      <w:pPr>
+        <w:pStyle w:val="BodyText"/>
+        <w:bidi w:val="0"/>
+        <w:spacing w:lineRule="auto" w:line="329" w:before="0" w:after="0"/>
+        <w:ind w:hanging="0" w:left="0" w:right="0"/>
+        <w:rPr>
+          <w:rFonts w:ascii="Ubuntu" w:hAnsi="Ubuntu"/>
+          <w:b w:val="false"/>
+          <w:i w:val="false"/>
+          <w:caps w:val="false"/>
+          <w:smallCaps w:val="false"/>
+          <w:strike w:val="false"/>
+          <w:dstrike w:val="false"/>
+          <w:color w:val="000000"/>
+          <w:sz w:val="22"/>
+          <w:u w:val="none"/>
+          <w:effect w:val="none"/>
+          <w:shd w:fill="auto" w:val="clear"/>
+        </w:rPr>
+      </w:pPr>
+      <w:r>
         <w:rPr>
           <w:rFonts w:ascii="Ubuntu" w:hAnsi="Ubuntu"/>
           <w:b/>
@@ -9028,8 +8529,414 @@
           <w:effect w:val="none"/>
           <w:shd w:fill="auto" w:val="clear"/>
         </w:rPr>
-      </w:pPr>
-      <w:r>
+        <w:t>Model:</w:t>
+      </w:r>
+      <w:r>
+        <w:rPr>
+          <w:rFonts w:ascii="Ubuntu" w:hAnsi="Ubuntu"/>
+          <w:b w:val="false"/>
+          <w:i w:val="false"/>
+          <w:caps w:val="false"/>
+          <w:smallCaps w:val="false"/>
+          <w:strike w:val="false"/>
+          <w:dstrike w:val="false"/>
+          <w:color w:val="000000"/>
+          <w:sz w:val="22"/>
+          <w:u w:val="none"/>
+          <w:effect w:val="none"/>
+          <w:shd w:fill="auto" w:val="clear"/>
+        </w:rPr>
+        <w:t xml:space="preserve"> openai/gpt-oss-120b</w:t>
+      </w:r>
+    </w:p>
+    <w:p>
+      <w:pPr>
+        <w:pStyle w:val="BodyText"/>
+        <w:bidi w:val="0"/>
+        <w:spacing w:lineRule="auto" w:line="329" w:before="0" w:after="0"/>
+        <w:ind w:hanging="0" w:left="0" w:right="0"/>
+        <w:rPr>
+          <w:rFonts w:ascii="Ubuntu" w:hAnsi="Ubuntu"/>
+          <w:b w:val="false"/>
+          <w:i w:val="false"/>
+          <w:caps w:val="false"/>
+          <w:smallCaps w:val="false"/>
+          <w:strike w:val="false"/>
+          <w:dstrike w:val="false"/>
+          <w:color w:val="000000"/>
+          <w:sz w:val="22"/>
+          <w:u w:val="none"/>
+          <w:effect w:val="none"/>
+          <w:shd w:fill="auto" w:val="clear"/>
+        </w:rPr>
+      </w:pPr>
+      <w:r>
+        <w:rPr>
+          <w:rFonts w:ascii="Ubuntu" w:hAnsi="Ubuntu"/>
+          <w:b w:val="false"/>
+          <w:i w:val="false"/>
+          <w:caps w:val="false"/>
+          <w:smallCaps w:val="false"/>
+          <w:strike w:val="false"/>
+          <w:dstrike w:val="false"/>
+          <w:color w:val="000000"/>
+          <w:sz w:val="22"/>
+          <w:u w:val="none"/>
+          <w:effect w:val="none"/>
+          <w:shd w:fill="auto" w:val="clear"/>
+        </w:rPr>
+        <w:drawing>
+          <wp:anchor distT="0" distB="0" distL="0" distR="0" simplePos="0" relativeHeight="15" behindDoc="0" locked="0" layoutInCell="0" allowOverlap="1">
+            <wp:simplePos x="0" y="0"/>
+            <wp:positionH relativeFrom="column">
+              <wp:align>center</wp:align>
+            </wp:positionH>
+            <wp:positionV relativeFrom="paragraph">
+              <wp:posOffset>635</wp:posOffset>
+            </wp:positionV>
+            <wp:extent cx="6332220" cy="3105785"/>
+            <wp:effectExtent l="0" t="0" r="0" b="0"/>
+            <wp:wrapSquare wrapText="largest"/>
+            <wp:docPr id="12" name="Image11"/>
+            <wp:cNvGraphicFramePr>
+              <a:graphicFrameLocks xmlns:a="http://schemas.openxmlformats.org/drawingml/2006/main" noChangeAspect="1"/>
+            </wp:cNvGraphicFramePr>
+            <a:graphic xmlns:a="http://schemas.openxmlformats.org/drawingml/2006/main">
+              <a:graphicData uri="http://schemas.openxmlformats.org/drawingml/2006/picture">
+                <pic:pic xmlns:pic="http://schemas.openxmlformats.org/drawingml/2006/picture">
+                  <pic:nvPicPr>
+                    <pic:cNvPr id="12" name="Image11"/>
+                    <pic:cNvPicPr>
+                      <a:picLocks noChangeAspect="1" noChangeArrowheads="1"/>
+                    </pic:cNvPicPr>
+                  </pic:nvPicPr>
+                  <pic:blipFill>
+                    <a:blip r:embed="rId13"/>
+                    <a:stretch>
+                      <a:fillRect/>
+                    </a:stretch>
+                  </pic:blipFill>
+                  <pic:spPr bwMode="auto">
+                    <a:xfrm>
+                      <a:off x="0" y="0"/>
+                      <a:ext cx="6332220" cy="3105785"/>
+                    </a:xfrm>
+                    <a:prstGeom prst="rect">
+                      <a:avLst/>
+                    </a:prstGeom>
+                    <a:noFill/>
+                  </pic:spPr>
+                </pic:pic>
+              </a:graphicData>
+            </a:graphic>
+          </wp:anchor>
+        </w:drawing>
+        <w:drawing>
+          <wp:anchor distT="0" distB="0" distL="0" distR="0" simplePos="0" relativeHeight="16" behindDoc="0" locked="0" layoutInCell="0" allowOverlap="1">
+            <wp:simplePos x="0" y="0"/>
+            <wp:positionH relativeFrom="column">
+              <wp:align>center</wp:align>
+            </wp:positionH>
+            <wp:positionV relativeFrom="paragraph">
+              <wp:posOffset>635</wp:posOffset>
+            </wp:positionV>
+            <wp:extent cx="6332220" cy="1635760"/>
+            <wp:effectExtent l="0" t="0" r="0" b="0"/>
+            <wp:wrapSquare wrapText="largest"/>
+            <wp:docPr id="13" name="Image17"/>
+            <wp:cNvGraphicFramePr>
+              <a:graphicFrameLocks xmlns:a="http://schemas.openxmlformats.org/drawingml/2006/main" noChangeAspect="1"/>
+            </wp:cNvGraphicFramePr>
+            <a:graphic xmlns:a="http://schemas.openxmlformats.org/drawingml/2006/main">
+              <a:graphicData uri="http://schemas.openxmlformats.org/drawingml/2006/picture">
+                <pic:pic xmlns:pic="http://schemas.openxmlformats.org/drawingml/2006/picture">
+                  <pic:nvPicPr>
+                    <pic:cNvPr id="13" name="Image17"/>
+                    <pic:cNvPicPr>
+                      <a:picLocks noChangeAspect="1" noChangeArrowheads="1"/>
+                    </pic:cNvPicPr>
+                  </pic:nvPicPr>
+                  <pic:blipFill>
+                    <a:blip r:embed="rId14"/>
+                    <a:stretch>
+                      <a:fillRect/>
+                    </a:stretch>
+                  </pic:blipFill>
+                  <pic:spPr bwMode="auto">
+                    <a:xfrm>
+                      <a:off x="0" y="0"/>
+                      <a:ext cx="6332220" cy="1635760"/>
+                    </a:xfrm>
+                    <a:prstGeom prst="rect">
+                      <a:avLst/>
+                    </a:prstGeom>
+                    <a:noFill/>
+                  </pic:spPr>
+                </pic:pic>
+              </a:graphicData>
+            </a:graphic>
+          </wp:anchor>
+        </w:drawing>
+        <w:drawing>
+          <wp:anchor distT="0" distB="0" distL="0" distR="0" simplePos="0" relativeHeight="17" behindDoc="0" locked="0" layoutInCell="0" allowOverlap="1">
+            <wp:simplePos x="0" y="0"/>
+            <wp:positionH relativeFrom="column">
+              <wp:align>center</wp:align>
+            </wp:positionH>
+            <wp:positionV relativeFrom="paragraph">
+              <wp:posOffset>635</wp:posOffset>
+            </wp:positionV>
+            <wp:extent cx="6332220" cy="3223895"/>
+            <wp:effectExtent l="0" t="0" r="0" b="0"/>
+            <wp:wrapSquare wrapText="largest"/>
+            <wp:docPr id="14" name="Image18"/>
+            <wp:cNvGraphicFramePr>
+              <a:graphicFrameLocks xmlns:a="http://schemas.openxmlformats.org/drawingml/2006/main" noChangeAspect="1"/>
+            </wp:cNvGraphicFramePr>
+            <a:graphic xmlns:a="http://schemas.openxmlformats.org/drawingml/2006/main">
+              <a:graphicData uri="http://schemas.openxmlformats.org/drawingml/2006/picture">
+                <pic:pic xmlns:pic="http://schemas.openxmlformats.org/drawingml/2006/picture">
+                  <pic:nvPicPr>
+                    <pic:cNvPr id="14" name="Image18"/>
+                    <pic:cNvPicPr>
+                      <a:picLocks noChangeAspect="1" noChangeArrowheads="1"/>
+                    </pic:cNvPicPr>
+                  </pic:nvPicPr>
+                  <pic:blipFill>
+                    <a:blip r:embed="rId15"/>
+                    <a:stretch>
+                      <a:fillRect/>
+                    </a:stretch>
+                  </pic:blipFill>
+                  <pic:spPr bwMode="auto">
+                    <a:xfrm>
+                      <a:off x="0" y="0"/>
+                      <a:ext cx="6332220" cy="3223895"/>
+                    </a:xfrm>
+                    <a:prstGeom prst="rect">
+                      <a:avLst/>
+                    </a:prstGeom>
+                    <a:noFill/>
+                  </pic:spPr>
+                </pic:pic>
+              </a:graphicData>
+            </a:graphic>
+          </wp:anchor>
+        </w:drawing>
+      </w:r>
+    </w:p>
+    <w:p>
+      <w:pPr>
+        <w:pStyle w:val="BodyText"/>
+        <w:bidi w:val="0"/>
+        <w:spacing w:lineRule="auto" w:line="329" w:before="0" w:after="0"/>
+        <w:ind w:hanging="0" w:left="0" w:right="0"/>
+        <w:rPr>
+          <w:rFonts w:ascii="Ubuntu" w:hAnsi="Ubuntu"/>
+          <w:b w:val="false"/>
+          <w:i w:val="false"/>
+          <w:caps w:val="false"/>
+          <w:smallCaps w:val="false"/>
+          <w:strike w:val="false"/>
+          <w:dstrike w:val="false"/>
+          <w:color w:val="000000"/>
+          <w:sz w:val="22"/>
+          <w:u w:val="none"/>
+          <w:effect w:val="none"/>
+          <w:shd w:fill="auto" w:val="clear"/>
+        </w:rPr>
+      </w:pPr>
+      <w:r>
+        <w:rPr>
+          <w:rFonts w:ascii="Ubuntu" w:hAnsi="Ubuntu"/>
+          <w:b w:val="false"/>
+          <w:i w:val="false"/>
+          <w:caps w:val="false"/>
+          <w:smallCaps w:val="false"/>
+          <w:strike w:val="false"/>
+          <w:dstrike w:val="false"/>
+          <w:color w:val="000000"/>
+          <w:sz w:val="22"/>
+          <w:u w:val="none"/>
+          <w:effect w:val="none"/>
+          <w:shd w:fill="auto" w:val="clear"/>
+        </w:rPr>
+        <w:drawing>
+          <wp:anchor distT="0" distB="0" distL="0" distR="0" simplePos="0" relativeHeight="18" behindDoc="0" locked="0" layoutInCell="0" allowOverlap="1">
+            <wp:simplePos x="0" y="0"/>
+            <wp:positionH relativeFrom="column">
+              <wp:align>center</wp:align>
+            </wp:positionH>
+            <wp:positionV relativeFrom="paragraph">
+              <wp:posOffset>635</wp:posOffset>
+            </wp:positionV>
+            <wp:extent cx="6332220" cy="1635760"/>
+            <wp:effectExtent l="0" t="0" r="0" b="0"/>
+            <wp:wrapSquare wrapText="largest"/>
+            <wp:docPr id="15" name="Image19"/>
+            <wp:cNvGraphicFramePr>
+              <a:graphicFrameLocks xmlns:a="http://schemas.openxmlformats.org/drawingml/2006/main" noChangeAspect="1"/>
+            </wp:cNvGraphicFramePr>
+            <a:graphic xmlns:a="http://schemas.openxmlformats.org/drawingml/2006/main">
+              <a:graphicData uri="http://schemas.openxmlformats.org/drawingml/2006/picture">
+                <pic:pic xmlns:pic="http://schemas.openxmlformats.org/drawingml/2006/picture">
+                  <pic:nvPicPr>
+                    <pic:cNvPr id="15" name="Image19"/>
+                    <pic:cNvPicPr>
+                      <a:picLocks noChangeAspect="1" noChangeArrowheads="1"/>
+                    </pic:cNvPicPr>
+                  </pic:nvPicPr>
+                  <pic:blipFill>
+                    <a:blip r:embed="rId16"/>
+                    <a:stretch>
+                      <a:fillRect/>
+                    </a:stretch>
+                  </pic:blipFill>
+                  <pic:spPr bwMode="auto">
+                    <a:xfrm>
+                      <a:off x="0" y="0"/>
+                      <a:ext cx="6332220" cy="1635760"/>
+                    </a:xfrm>
+                    <a:prstGeom prst="rect">
+                      <a:avLst/>
+                    </a:prstGeom>
+                    <a:noFill/>
+                  </pic:spPr>
+                </pic:pic>
+              </a:graphicData>
+            </a:graphic>
+          </wp:anchor>
+        </w:drawing>
+      </w:r>
+    </w:p>
+    <w:p>
+      <w:pPr>
+        <w:pStyle w:val="BodyText"/>
+        <w:bidi w:val="0"/>
+        <w:spacing w:lineRule="auto" w:line="329" w:before="0" w:after="0"/>
+        <w:ind w:hanging="0" w:left="0" w:right="0"/>
+        <w:rPr>
+          <w:rFonts w:ascii="Ubuntu" w:hAnsi="Ubuntu"/>
+          <w:b w:val="false"/>
+          <w:i w:val="false"/>
+          <w:caps w:val="false"/>
+          <w:smallCaps w:val="false"/>
+          <w:strike w:val="false"/>
+          <w:dstrike w:val="false"/>
+          <w:color w:val="000000"/>
+          <w:sz w:val="22"/>
+          <w:u w:val="none"/>
+          <w:effect w:val="none"/>
+          <w:shd w:fill="auto" w:val="clear"/>
+        </w:rPr>
+      </w:pPr>
+      <w:r>
+        <w:rPr>
+          <w:rFonts w:ascii="Ubuntu" w:hAnsi="Ubuntu"/>
+          <w:b w:val="false"/>
+          <w:i w:val="false"/>
+          <w:caps w:val="false"/>
+          <w:smallCaps w:val="false"/>
+          <w:strike w:val="false"/>
+          <w:dstrike w:val="false"/>
+          <w:color w:val="000000"/>
+          <w:sz w:val="22"/>
+          <w:u w:val="none"/>
+          <w:effect w:val="none"/>
+          <w:shd w:fill="auto" w:val="clear"/>
+        </w:rPr>
+        <w:drawing>
+          <wp:anchor distT="0" distB="0" distL="0" distR="0" simplePos="0" relativeHeight="19" behindDoc="0" locked="0" layoutInCell="0" allowOverlap="1">
+            <wp:simplePos x="0" y="0"/>
+            <wp:positionH relativeFrom="column">
+              <wp:align>center</wp:align>
+            </wp:positionH>
+            <wp:positionV relativeFrom="paragraph">
+              <wp:posOffset>635</wp:posOffset>
+            </wp:positionV>
+            <wp:extent cx="6332220" cy="3105785"/>
+            <wp:effectExtent l="0" t="0" r="0" b="0"/>
+            <wp:wrapSquare wrapText="largest"/>
+            <wp:docPr id="16" name="Image20"/>
+            <wp:cNvGraphicFramePr>
+              <a:graphicFrameLocks xmlns:a="http://schemas.openxmlformats.org/drawingml/2006/main" noChangeAspect="1"/>
+            </wp:cNvGraphicFramePr>
+            <a:graphic xmlns:a="http://schemas.openxmlformats.org/drawingml/2006/main">
+              <a:graphicData uri="http://schemas.openxmlformats.org/drawingml/2006/picture">
+                <pic:pic xmlns:pic="http://schemas.openxmlformats.org/drawingml/2006/picture">
+                  <pic:nvPicPr>
+                    <pic:cNvPr id="16" name="Image20"/>
+                    <pic:cNvPicPr>
+                      <a:picLocks noChangeAspect="1" noChangeArrowheads="1"/>
+                    </pic:cNvPicPr>
+                  </pic:nvPicPr>
+                  <pic:blipFill>
+                    <a:blip r:embed="rId17"/>
+                    <a:stretch>
+                      <a:fillRect/>
+                    </a:stretch>
+                  </pic:blipFill>
+                  <pic:spPr bwMode="auto">
+                    <a:xfrm>
+                      <a:off x="0" y="0"/>
+                      <a:ext cx="6332220" cy="3105785"/>
+                    </a:xfrm>
+                    <a:prstGeom prst="rect">
+                      <a:avLst/>
+                    </a:prstGeom>
+                    <a:noFill/>
+                  </pic:spPr>
+                </pic:pic>
+              </a:graphicData>
+            </a:graphic>
+          </wp:anchor>
+        </w:drawing>
+      </w:r>
+    </w:p>
+    <w:p>
+      <w:pPr>
+        <w:pStyle w:val="BodyText"/>
+        <w:bidi w:val="0"/>
+        <w:spacing w:lineRule="auto" w:line="329" w:before="0" w:after="0"/>
+        <w:ind w:hanging="0" w:left="0" w:right="0"/>
+        <w:rPr>
+          <w:rFonts w:ascii="Ubuntu" w:hAnsi="Ubuntu"/>
+          <w:b w:val="false"/>
+          <w:i w:val="false"/>
+          <w:caps w:val="false"/>
+          <w:smallCaps w:val="false"/>
+          <w:strike w:val="false"/>
+          <w:dstrike w:val="false"/>
+          <w:color w:val="000000"/>
+          <w:sz w:val="22"/>
+          <w:u w:val="none"/>
+          <w:effect w:val="none"/>
+          <w:shd w:fill="auto" w:val="clear"/>
+        </w:rPr>
+      </w:pPr>
+      <w:r>
+        <w:rPr>
+          <w:rFonts w:ascii="Ubuntu" w:hAnsi="Ubuntu"/>
+          <w:b w:val="false"/>
+          <w:i w:val="false"/>
+          <w:caps w:val="false"/>
+          <w:smallCaps w:val="false"/>
+          <w:strike w:val="false"/>
+          <w:dstrike w:val="false"/>
+          <w:color w:val="000000"/>
+          <w:sz w:val="22"/>
+          <w:u w:val="none"/>
+          <w:effect w:val="none"/>
+          <w:shd w:fill="auto" w:val="clear"/>
+        </w:rPr>
+      </w:r>
+    </w:p>
+    <w:p>
+      <w:pPr>
+        <w:pStyle w:val="BodyText"/>
+        <w:bidi w:val="0"/>
+        <w:spacing w:lineRule="auto" w:line="329" w:before="0" w:after="0"/>
+        <w:ind w:hanging="0" w:left="0" w:right="0"/>
         <w:rPr>
           <w:rFonts w:ascii="Ubuntu" w:hAnsi="Ubuntu"/>
           <w:b/>
@@ -9045,30 +8952,6 @@
           <w:effect w:val="none"/>
           <w:shd w:fill="auto" w:val="clear"/>
         </w:rPr>
-        <w:t>Stories:</w:t>
-      </w:r>
-    </w:p>
-    <w:p>
-      <w:pPr>
-        <w:pStyle w:val="BodyText"/>
-        <w:pBdr/>
-        <w:bidi w:val="0"/>
-        <w:spacing w:lineRule="auto" w:line="329" w:before="0" w:after="0"/>
-        <w:ind w:hanging="0" w:start="0" w:end="0"/>
-        <w:rPr>
-          <w:rFonts w:ascii="Ubuntu" w:hAnsi="Ubuntu"/>
-          <w:b w:val="false"/>
-          <w:i w:val="false"/>
-          <w:caps w:val="false"/>
-          <w:smallCaps w:val="false"/>
-          <w:strike w:val="false"/>
-          <w:dstrike w:val="false"/>
-          <w:color w:val="000000"/>
-          <w:sz w:val="22"/>
-          <w:u w:val="none"/>
-          <w:effect w:val="none"/>
-          <w:shd w:fill="auto" w:val="clear"/>
-        </w:rPr>
       </w:pPr>
       <w:r>
         <w:rPr>
@@ -9086,6 +8969,46 @@
           <w:effect w:val="none"/>
           <w:shd w:fill="auto" w:val="clear"/>
         </w:rPr>
+        <w:t>Stories:</w:t>
+      </w:r>
+    </w:p>
+    <w:p>
+      <w:pPr>
+        <w:pStyle w:val="BodyText"/>
+        <w:bidi w:val="0"/>
+        <w:spacing w:lineRule="auto" w:line="329" w:before="0" w:after="0"/>
+        <w:ind w:hanging="0" w:left="0" w:right="0"/>
+        <w:rPr>
+          <w:rFonts w:ascii="Ubuntu" w:hAnsi="Ubuntu"/>
+          <w:b w:val="false"/>
+          <w:i w:val="false"/>
+          <w:caps w:val="false"/>
+          <w:smallCaps w:val="false"/>
+          <w:strike w:val="false"/>
+          <w:dstrike w:val="false"/>
+          <w:color w:val="000000"/>
+          <w:sz w:val="22"/>
+          <w:u w:val="none"/>
+          <w:effect w:val="none"/>
+          <w:shd w:fill="auto" w:val="clear"/>
+        </w:rPr>
+      </w:pPr>
+      <w:r>
+        <w:rPr>
+          <w:rFonts w:ascii="Ubuntu" w:hAnsi="Ubuntu"/>
+          <w:b/>
+          <w:bCs/>
+          <w:i w:val="false"/>
+          <w:caps w:val="false"/>
+          <w:smallCaps w:val="false"/>
+          <w:strike w:val="false"/>
+          <w:dstrike w:val="false"/>
+          <w:color w:val="000000"/>
+          <w:sz w:val="22"/>
+          <w:u w:val="none"/>
+          <w:effect w:val="none"/>
+          <w:shd w:fill="auto" w:val="clear"/>
+        </w:rPr>
         <w:t xml:space="preserve">Model: </w:t>
       </w:r>
       <w:r>
@@ -9109,10 +9032,9 @@
     <w:p>
       <w:pPr>
         <w:pStyle w:val="BodyText"/>
-        <w:pBdr/>
-        <w:bidi w:val="0"/>
-        <w:spacing w:lineRule="auto" w:line="329" w:before="0" w:after="0"/>
-        <w:ind w:hanging="0" w:start="0" w:end="0"/>
+        <w:bidi w:val="0"/>
+        <w:spacing w:lineRule="auto" w:line="329" w:before="0" w:after="0"/>
+        <w:ind w:hanging="0" w:left="0" w:right="0"/>
         <w:rPr>
           <w:rFonts w:ascii="Ubuntu" w:hAnsi="Ubuntu"/>
           <w:b w:val="false"/>
@@ -9144,7 +9066,7 @@
           <w:shd w:fill="auto" w:val="clear"/>
         </w:rPr>
         <w:drawing>
-          <wp:anchor distT="0" distB="0" distL="0" distR="0" simplePos="0" relativeHeight="15" behindDoc="0" locked="0" layoutInCell="0" allowOverlap="1">
+          <wp:anchor distT="0" distB="0" distL="0" distR="0" simplePos="0" relativeHeight="11" behindDoc="0" locked="0" layoutInCell="0" allowOverlap="1">
             <wp:simplePos x="0" y="0"/>
             <wp:positionH relativeFrom="column">
               <wp:align>center</wp:align>
@@ -9155,7 +9077,7 @@
             <wp:extent cx="6332220" cy="3411855"/>
             <wp:effectExtent l="0" t="0" r="0" b="0"/>
             <wp:wrapSquare wrapText="largest"/>
-            <wp:docPr id="12" name="Image16"/>
+            <wp:docPr id="17" name="Image16"/>
             <wp:cNvGraphicFramePr>
               <a:graphicFrameLocks xmlns:a="http://schemas.openxmlformats.org/drawingml/2006/main" noChangeAspect="1"/>
             </wp:cNvGraphicFramePr>
@@ -9163,13 +9085,13 @@
               <a:graphicData uri="http://schemas.openxmlformats.org/drawingml/2006/picture">
                 <pic:pic xmlns:pic="http://schemas.openxmlformats.org/drawingml/2006/picture">
                   <pic:nvPicPr>
-                    <pic:cNvPr id="12" name="Image16"/>
+                    <pic:cNvPr id="17" name="Image16"/>
                     <pic:cNvPicPr>
                       <a:picLocks noChangeAspect="1" noChangeArrowheads="1"/>
                     </pic:cNvPicPr>
                   </pic:nvPicPr>
                   <pic:blipFill>
-                    <a:blip r:embed="rId13"/>
+                    <a:blip r:embed="rId18"/>
                     <a:stretch>
                       <a:fillRect/>
                     </a:stretch>
@@ -9194,49 +9116,47 @@
     <w:p>
       <w:pPr>
         <w:pStyle w:val="BodyText"/>
-        <w:pBdr/>
-        <w:bidi w:val="0"/>
-        <w:spacing w:lineRule="auto" w:line="329" w:before="0" w:after="0"/>
-        <w:ind w:hanging="0" w:start="0" w:end="0"/>
-        <w:rPr>
-          <w:rFonts w:ascii="Ubuntu" w:hAnsi="Ubuntu"/>
-          <w:b w:val="false"/>
-          <w:i w:val="false"/>
-          <w:caps w:val="false"/>
-          <w:smallCaps w:val="false"/>
-          <w:strike w:val="false"/>
-          <w:dstrike w:val="false"/>
-          <w:color w:val="000000"/>
-          <w:sz w:val="22"/>
-          <w:u w:val="none"/>
-          <w:effect w:val="none"/>
-          <w:shd w:fill="auto" w:val="clear"/>
-        </w:rPr>
-      </w:pPr>
-      <w:r>
-        <w:rPr>
-          <w:rFonts w:ascii="Ubuntu" w:hAnsi="Ubuntu"/>
-          <w:b w:val="false"/>
-          <w:i w:val="false"/>
-          <w:caps w:val="false"/>
-          <w:smallCaps w:val="false"/>
-          <w:strike w:val="false"/>
-          <w:dstrike w:val="false"/>
-          <w:color w:val="000000"/>
-          <w:sz w:val="22"/>
-          <w:u w:val="none"/>
-          <w:effect w:val="none"/>
-          <w:shd w:fill="auto" w:val="clear"/>
-        </w:rPr>
-      </w:r>
-    </w:p>
-    <w:p>
-      <w:pPr>
-        <w:pStyle w:val="BodyText"/>
-        <w:pBdr/>
-        <w:bidi w:val="0"/>
-        <w:spacing w:lineRule="auto" w:line="329" w:before="0" w:after="0"/>
-        <w:ind w:hanging="0" w:start="0" w:end="0"/>
+        <w:bidi w:val="0"/>
+        <w:spacing w:lineRule="auto" w:line="329" w:before="0" w:after="0"/>
+        <w:ind w:hanging="0" w:left="0" w:right="0"/>
+        <w:rPr>
+          <w:rFonts w:ascii="Ubuntu" w:hAnsi="Ubuntu"/>
+          <w:b w:val="false"/>
+          <w:i w:val="false"/>
+          <w:caps w:val="false"/>
+          <w:smallCaps w:val="false"/>
+          <w:strike w:val="false"/>
+          <w:dstrike w:val="false"/>
+          <w:color w:val="000000"/>
+          <w:sz w:val="22"/>
+          <w:u w:val="none"/>
+          <w:effect w:val="none"/>
+          <w:shd w:fill="auto" w:val="clear"/>
+        </w:rPr>
+      </w:pPr>
+      <w:r>
+        <w:rPr>
+          <w:rFonts w:ascii="Ubuntu" w:hAnsi="Ubuntu"/>
+          <w:b w:val="false"/>
+          <w:i w:val="false"/>
+          <w:caps w:val="false"/>
+          <w:smallCaps w:val="false"/>
+          <w:strike w:val="false"/>
+          <w:dstrike w:val="false"/>
+          <w:color w:val="000000"/>
+          <w:sz w:val="22"/>
+          <w:u w:val="none"/>
+          <w:effect w:val="none"/>
+          <w:shd w:fill="auto" w:val="clear"/>
+        </w:rPr>
+      </w:r>
+    </w:p>
+    <w:p>
+      <w:pPr>
+        <w:pStyle w:val="BodyText"/>
+        <w:bidi w:val="0"/>
+        <w:spacing w:lineRule="auto" w:line="329" w:before="0" w:after="0"/>
+        <w:ind w:hanging="0" w:left="0" w:right="0"/>
         <w:rPr>
           <w:rFonts w:ascii="Ubuntu" w:hAnsi="Ubuntu"/>
           <w:b w:val="false"/>
@@ -9291,10 +9211,9 @@
     <w:p>
       <w:pPr>
         <w:pStyle w:val="BodyText"/>
-        <w:pBdr/>
-        <w:bidi w:val="0"/>
-        <w:spacing w:lineRule="auto" w:line="329" w:before="0" w:after="0"/>
-        <w:ind w:hanging="0" w:start="0" w:end="0"/>
+        <w:bidi w:val="0"/>
+        <w:spacing w:lineRule="auto" w:line="329" w:before="0" w:after="0"/>
+        <w:ind w:hanging="0" w:left="0" w:right="0"/>
         <w:rPr>
           <w:rFonts w:ascii="Ubuntu" w:hAnsi="Ubuntu"/>
           <w:b w:val="false"/>
@@ -9326,7 +9245,7 @@
           <w:shd w:fill="auto" w:val="clear"/>
         </w:rPr>
         <w:drawing>
-          <wp:anchor distT="0" distB="0" distL="0" distR="0" simplePos="0" relativeHeight="14" behindDoc="0" locked="0" layoutInCell="0" allowOverlap="1">
+          <wp:anchor distT="0" distB="0" distL="0" distR="0" simplePos="0" relativeHeight="10" behindDoc="0" locked="0" layoutInCell="0" allowOverlap="1">
             <wp:simplePos x="0" y="0"/>
             <wp:positionH relativeFrom="column">
               <wp:align>center</wp:align>
@@ -9337,7 +9256,7 @@
             <wp:extent cx="6332220" cy="3411855"/>
             <wp:effectExtent l="0" t="0" r="0" b="0"/>
             <wp:wrapSquare wrapText="largest"/>
-            <wp:docPr id="13" name="Image14"/>
+            <wp:docPr id="18" name="Image14"/>
             <wp:cNvGraphicFramePr>
               <a:graphicFrameLocks xmlns:a="http://schemas.openxmlformats.org/drawingml/2006/main" noChangeAspect="1"/>
             </wp:cNvGraphicFramePr>
@@ -9345,13 +9264,13 @@
               <a:graphicData uri="http://schemas.openxmlformats.org/drawingml/2006/picture">
                 <pic:pic xmlns:pic="http://schemas.openxmlformats.org/drawingml/2006/picture">
                   <pic:nvPicPr>
-                    <pic:cNvPr id="13" name="Image14"/>
+                    <pic:cNvPr id="18" name="Image14"/>
                     <pic:cNvPicPr>
                       <a:picLocks noChangeAspect="1" noChangeArrowheads="1"/>
                     </pic:cNvPicPr>
                   </pic:nvPicPr>
                   <pic:blipFill>
-                    <a:blip r:embed="rId14"/>
+                    <a:blip r:embed="rId19"/>
                     <a:stretch>
                       <a:fillRect/>
                     </a:stretch>
@@ -9376,10 +9295,9 @@
     <w:p>
       <w:pPr>
         <w:pStyle w:val="BodyText"/>
-        <w:pBdr/>
-        <w:bidi w:val="0"/>
-        <w:spacing w:lineRule="auto" w:line="329" w:before="0" w:after="0"/>
-        <w:ind w:hanging="0" w:start="0" w:end="0"/>
+        <w:bidi w:val="0"/>
+        <w:spacing w:lineRule="auto" w:line="329" w:before="0" w:after="0"/>
+        <w:ind w:hanging="0" w:left="0" w:right="0"/>
         <w:rPr>
           <w:rFonts w:ascii="Ubuntu" w:hAnsi="Ubuntu"/>
           <w:b/>
@@ -9413,7 +9331,7 @@
           <w:shd w:fill="auto" w:val="clear"/>
         </w:rPr>
         <w:drawing>
-          <wp:anchor distT="0" distB="0" distL="0" distR="0" simplePos="0" relativeHeight="16" behindDoc="0" locked="0" layoutInCell="0" allowOverlap="1">
+          <wp:anchor distT="0" distB="0" distL="0" distR="0" simplePos="0" relativeHeight="12" behindDoc="0" locked="0" layoutInCell="0" allowOverlap="1">
             <wp:simplePos x="0" y="0"/>
             <wp:positionH relativeFrom="column">
               <wp:align>center</wp:align>
@@ -9424,7 +9342,7 @@
             <wp:extent cx="6332220" cy="3411855"/>
             <wp:effectExtent l="0" t="0" r="0" b="0"/>
             <wp:wrapSquare wrapText="largest"/>
-            <wp:docPr id="14" name="Image15"/>
+            <wp:docPr id="19" name="Image15"/>
             <wp:cNvGraphicFramePr>
               <a:graphicFrameLocks xmlns:a="http://schemas.openxmlformats.org/drawingml/2006/main" noChangeAspect="1"/>
             </wp:cNvGraphicFramePr>
@@ -9432,13 +9350,13 @@
               <a:graphicData uri="http://schemas.openxmlformats.org/drawingml/2006/picture">
                 <pic:pic xmlns:pic="http://schemas.openxmlformats.org/drawingml/2006/picture">
                   <pic:nvPicPr>
-                    <pic:cNvPr id="14" name="Image15"/>
+                    <pic:cNvPr id="19" name="Image15"/>
                     <pic:cNvPicPr>
                       <a:picLocks noChangeAspect="1" noChangeArrowheads="1"/>
                     </pic:cNvPicPr>
                   </pic:nvPicPr>
                   <pic:blipFill>
-                    <a:blip r:embed="rId15"/>
+                    <a:blip r:embed="rId20"/>
                     <a:stretch>
                       <a:fillRect/>
                     </a:stretch>
@@ -9463,10 +9381,9 @@
     <w:p>
       <w:pPr>
         <w:pStyle w:val="BodyText"/>
-        <w:pBdr/>
-        <w:bidi w:val="0"/>
-        <w:spacing w:lineRule="auto" w:line="329" w:before="0" w:after="0"/>
-        <w:ind w:hanging="0" w:start="0" w:end="0"/>
+        <w:bidi w:val="0"/>
+        <w:spacing w:lineRule="auto" w:line="329" w:before="0" w:after="0"/>
+        <w:ind w:hanging="0" w:left="0" w:right="0"/>
         <w:rPr>
           <w:rFonts w:ascii="Ubuntu" w:hAnsi="Ubuntu"/>
           <w:b/>
@@ -9504,10 +9421,9 @@
     <w:p>
       <w:pPr>
         <w:pStyle w:val="BodyText"/>
-        <w:pBdr/>
-        <w:bidi w:val="0"/>
-        <w:spacing w:lineRule="auto" w:line="329" w:before="0" w:after="0"/>
-        <w:ind w:hanging="0" w:start="0" w:end="0"/>
+        <w:bidi w:val="0"/>
+        <w:spacing w:lineRule="auto" w:line="329" w:before="0" w:after="0"/>
+        <w:ind w:hanging="0" w:left="0" w:right="0"/>
         <w:rPr>
           <w:rFonts w:ascii="Ubuntu" w:hAnsi="Ubuntu"/>
           <w:b w:val="false"/>
@@ -9562,10 +9478,9 @@
     <w:p>
       <w:pPr>
         <w:pStyle w:val="BodyText"/>
-        <w:pBdr/>
-        <w:bidi w:val="0"/>
-        <w:spacing w:lineRule="auto" w:line="329" w:before="0" w:after="0"/>
-        <w:ind w:hanging="0" w:start="0" w:end="0"/>
+        <w:bidi w:val="0"/>
+        <w:spacing w:lineRule="auto" w:line="329" w:before="0" w:after="0"/>
+        <w:ind w:hanging="0" w:left="0" w:right="0"/>
         <w:rPr>
           <w:rFonts w:ascii="Ubuntu" w:hAnsi="Ubuntu"/>
           <w:b w:val="false"/>
@@ -9597,7 +9512,7 @@
           <w:shd w:fill="auto" w:val="clear"/>
         </w:rPr>
         <w:drawing>
-          <wp:anchor distT="0" distB="0" distL="0" distR="0" simplePos="0" relativeHeight="17" behindDoc="0" locked="0" layoutInCell="0" allowOverlap="1">
+          <wp:anchor distT="0" distB="0" distL="0" distR="0" simplePos="0" relativeHeight="13" behindDoc="0" locked="0" layoutInCell="0" allowOverlap="1">
             <wp:simplePos x="0" y="0"/>
             <wp:positionH relativeFrom="column">
               <wp:align>center</wp:align>
@@ -9608,7 +9523,7 @@
             <wp:extent cx="6332220" cy="3411855"/>
             <wp:effectExtent l="0" t="0" r="0" b="0"/>
             <wp:wrapSquare wrapText="largest"/>
-            <wp:docPr id="15" name="Image13"/>
+            <wp:docPr id="20" name="Image13"/>
             <wp:cNvGraphicFramePr>
               <a:graphicFrameLocks xmlns:a="http://schemas.openxmlformats.org/drawingml/2006/main" noChangeAspect="1"/>
             </wp:cNvGraphicFramePr>
@@ -9616,13 +9531,13 @@
               <a:graphicData uri="http://schemas.openxmlformats.org/drawingml/2006/picture">
                 <pic:pic xmlns:pic="http://schemas.openxmlformats.org/drawingml/2006/picture">
                   <pic:nvPicPr>
-                    <pic:cNvPr id="15" name="Image13"/>
+                    <pic:cNvPr id="20" name="Image13"/>
                     <pic:cNvPicPr>
                       <a:picLocks noChangeAspect="1" noChangeArrowheads="1"/>
                     </pic:cNvPicPr>
                   </pic:nvPicPr>
                   <pic:blipFill>
-                    <a:blip r:embed="rId16"/>
+                    <a:blip r:embed="rId21"/>
                     <a:stretch>
                       <a:fillRect/>
                     </a:stretch>
@@ -9647,49 +9562,47 @@
     <w:p>
       <w:pPr>
         <w:pStyle w:val="BodyText"/>
-        <w:pBdr/>
-        <w:bidi w:val="0"/>
-        <w:spacing w:lineRule="auto" w:line="329" w:before="0" w:after="0"/>
-        <w:ind w:hanging="0" w:start="0" w:end="0"/>
-        <w:rPr>
-          <w:rFonts w:ascii="Ubuntu" w:hAnsi="Ubuntu"/>
-          <w:b w:val="false"/>
-          <w:i w:val="false"/>
-          <w:caps w:val="false"/>
-          <w:smallCaps w:val="false"/>
-          <w:strike w:val="false"/>
-          <w:dstrike w:val="false"/>
-          <w:color w:val="000000"/>
-          <w:sz w:val="22"/>
-          <w:u w:val="none"/>
-          <w:effect w:val="none"/>
-          <w:shd w:fill="auto" w:val="clear"/>
-        </w:rPr>
-      </w:pPr>
-      <w:r>
-        <w:rPr>
-          <w:rFonts w:ascii="Ubuntu" w:hAnsi="Ubuntu"/>
-          <w:b w:val="false"/>
-          <w:i w:val="false"/>
-          <w:caps w:val="false"/>
-          <w:smallCaps w:val="false"/>
-          <w:strike w:val="false"/>
-          <w:dstrike w:val="false"/>
-          <w:color w:val="000000"/>
-          <w:sz w:val="22"/>
-          <w:u w:val="none"/>
-          <w:effect w:val="none"/>
-          <w:shd w:fill="auto" w:val="clear"/>
-        </w:rPr>
-      </w:r>
-    </w:p>
-    <w:p>
-      <w:pPr>
-        <w:pStyle w:val="BodyText"/>
-        <w:pBdr/>
-        <w:bidi w:val="0"/>
-        <w:spacing w:lineRule="auto" w:line="329" w:before="0" w:after="0"/>
-        <w:ind w:hanging="0" w:start="0" w:end="0"/>
+        <w:bidi w:val="0"/>
+        <w:spacing w:lineRule="auto" w:line="329" w:before="0" w:after="0"/>
+        <w:ind w:hanging="0" w:left="0" w:right="0"/>
+        <w:rPr>
+          <w:rFonts w:ascii="Ubuntu" w:hAnsi="Ubuntu"/>
+          <w:b w:val="false"/>
+          <w:i w:val="false"/>
+          <w:caps w:val="false"/>
+          <w:smallCaps w:val="false"/>
+          <w:strike w:val="false"/>
+          <w:dstrike w:val="false"/>
+          <w:color w:val="000000"/>
+          <w:sz w:val="22"/>
+          <w:u w:val="none"/>
+          <w:effect w:val="none"/>
+          <w:shd w:fill="auto" w:val="clear"/>
+        </w:rPr>
+      </w:pPr>
+      <w:r>
+        <w:rPr>
+          <w:rFonts w:ascii="Ubuntu" w:hAnsi="Ubuntu"/>
+          <w:b w:val="false"/>
+          <w:i w:val="false"/>
+          <w:caps w:val="false"/>
+          <w:smallCaps w:val="false"/>
+          <w:strike w:val="false"/>
+          <w:dstrike w:val="false"/>
+          <w:color w:val="000000"/>
+          <w:sz w:val="22"/>
+          <w:u w:val="none"/>
+          <w:effect w:val="none"/>
+          <w:shd w:fill="auto" w:val="clear"/>
+        </w:rPr>
+      </w:r>
+    </w:p>
+    <w:p>
+      <w:pPr>
+        <w:pStyle w:val="BodyText"/>
+        <w:bidi w:val="0"/>
+        <w:spacing w:lineRule="auto" w:line="329" w:before="0" w:after="0"/>
+        <w:ind w:hanging="0" w:left="0" w:right="0"/>
         <w:rPr>
           <w:rFonts w:ascii="Ubuntu" w:hAnsi="Ubuntu"/>
           <w:b w:val="false"/>
@@ -9738,16 +9651,15 @@
           <w:effect w:val="none"/>
           <w:shd w:fill="auto" w:val="clear"/>
         </w:rPr>
-        <w:t xml:space="preserve"> Llama-3.3-versatile:70b</w:t>
-      </w:r>
-    </w:p>
-    <w:p>
-      <w:pPr>
-        <w:pStyle w:val="BodyText"/>
-        <w:pBdr/>
-        <w:bidi w:val="0"/>
-        <w:spacing w:lineRule="auto" w:line="329" w:before="0" w:after="0"/>
-        <w:ind w:hanging="0" w:start="0" w:end="0"/>
+        <w:t xml:space="preserve"> openai/gpt-oss-120b</w:t>
+      </w:r>
+    </w:p>
+    <w:p>
+      <w:pPr>
+        <w:pStyle w:val="BodyText"/>
+        <w:bidi w:val="0"/>
+        <w:spacing w:lineRule="auto" w:line="329" w:before="0" w:after="0"/>
+        <w:ind w:hanging="0" w:left="0" w:right="0"/>
         <w:rPr>
           <w:rFonts w:ascii="Ubuntu" w:hAnsi="Ubuntu"/>
           <w:b w:val="false"/>
@@ -9779,7 +9691,7 @@
           <w:shd w:fill="auto" w:val="clear"/>
         </w:rPr>
         <w:drawing>
-          <wp:anchor distT="0" distB="0" distL="0" distR="0" simplePos="0" relativeHeight="13" behindDoc="0" locked="0" layoutInCell="0" allowOverlap="1">
+          <wp:anchor distT="0" distB="0" distL="0" distR="0" simplePos="0" relativeHeight="14" behindDoc="0" locked="0" layoutInCell="0" allowOverlap="1">
             <wp:simplePos x="0" y="0"/>
             <wp:positionH relativeFrom="column">
               <wp:align>center</wp:align>
@@ -9787,10 +9699,10 @@
             <wp:positionV relativeFrom="paragraph">
               <wp:posOffset>635</wp:posOffset>
             </wp:positionV>
-            <wp:extent cx="6332220" cy="3411855"/>
+            <wp:extent cx="6332220" cy="3223895"/>
             <wp:effectExtent l="0" t="0" r="0" b="0"/>
             <wp:wrapSquare wrapText="largest"/>
-            <wp:docPr id="16" name="Image12"/>
+            <wp:docPr id="21" name="Image12"/>
             <wp:cNvGraphicFramePr>
               <a:graphicFrameLocks xmlns:a="http://schemas.openxmlformats.org/drawingml/2006/main" noChangeAspect="1"/>
             </wp:cNvGraphicFramePr>
@@ -9798,13 +9710,13 @@
               <a:graphicData uri="http://schemas.openxmlformats.org/drawingml/2006/picture">
                 <pic:pic xmlns:pic="http://schemas.openxmlformats.org/drawingml/2006/picture">
                   <pic:nvPicPr>
-                    <pic:cNvPr id="16" name="Image12"/>
+                    <pic:cNvPr id="21" name="Image12"/>
                     <pic:cNvPicPr>
                       <a:picLocks noChangeAspect="1" noChangeArrowheads="1"/>
                     </pic:cNvPicPr>
                   </pic:nvPicPr>
                   <pic:blipFill>
-                    <a:blip r:embed="rId17"/>
+                    <a:blip r:embed="rId22"/>
                     <a:stretch>
                       <a:fillRect/>
                     </a:stretch>
@@ -9812,7 +9724,7 @@
                   <pic:spPr bwMode="auto">
                     <a:xfrm>
                       <a:off x="0" y="0"/>
-                      <a:ext cx="6332220" cy="3411855"/>
+                      <a:ext cx="6332220" cy="3223895"/>
                     </a:xfrm>
                     <a:prstGeom prst="rect">
                       <a:avLst/>
@@ -9829,48 +9741,47 @@
     <w:p>
       <w:pPr>
         <w:pStyle w:val="BodyText"/>
-        <w:pBdr/>
-        <w:bidi w:val="0"/>
-        <w:spacing w:lineRule="auto" w:line="329" w:before="0" w:after="0"/>
-        <w:ind w:hanging="0" w:start="0" w:end="0"/>
-        <w:rPr>
-          <w:rFonts w:ascii="Ubuntu" w:hAnsi="Ubuntu"/>
-          <w:b w:val="false"/>
-          <w:i w:val="false"/>
-          <w:caps w:val="false"/>
-          <w:smallCaps w:val="false"/>
-          <w:strike w:val="false"/>
-          <w:dstrike w:val="false"/>
-          <w:color w:val="000000"/>
-          <w:sz w:val="22"/>
-          <w:u w:val="none"/>
-          <w:effect w:val="none"/>
-          <w:shd w:fill="auto" w:val="clear"/>
-        </w:rPr>
-      </w:pPr>
-      <w:r>
-        <w:rPr>
-          <w:rFonts w:ascii="Ubuntu" w:hAnsi="Ubuntu"/>
-          <w:b w:val="false"/>
-          <w:i w:val="false"/>
-          <w:caps w:val="false"/>
-          <w:smallCaps w:val="false"/>
-          <w:strike w:val="false"/>
-          <w:dstrike w:val="false"/>
-          <w:color w:val="000000"/>
-          <w:sz w:val="22"/>
-          <w:u w:val="none"/>
-          <w:effect w:val="none"/>
-          <w:shd w:fill="auto" w:val="clear"/>
-        </w:rPr>
-      </w:r>
-    </w:p>
-    <w:p>
-      <w:pPr>
-        <w:pStyle w:val="BodyText"/>
-        <w:bidi w:val="0"/>
-        <w:spacing w:lineRule="auto" w:line="329" w:before="0" w:after="0"/>
-        <w:ind w:hanging="0" w:start="0" w:end="0"/>
+        <w:bidi w:val="0"/>
+        <w:spacing w:lineRule="auto" w:line="329" w:before="0" w:after="0"/>
+        <w:ind w:hanging="0" w:left="0" w:right="0"/>
+        <w:rPr>
+          <w:rFonts w:ascii="Ubuntu" w:hAnsi="Ubuntu"/>
+          <w:b w:val="false"/>
+          <w:i w:val="false"/>
+          <w:caps w:val="false"/>
+          <w:smallCaps w:val="false"/>
+          <w:strike w:val="false"/>
+          <w:dstrike w:val="false"/>
+          <w:color w:val="000000"/>
+          <w:sz w:val="22"/>
+          <w:u w:val="none"/>
+          <w:effect w:val="none"/>
+          <w:shd w:fill="auto" w:val="clear"/>
+        </w:rPr>
+      </w:pPr>
+      <w:r>
+        <w:rPr>
+          <w:rFonts w:ascii="Ubuntu" w:hAnsi="Ubuntu"/>
+          <w:b w:val="false"/>
+          <w:i w:val="false"/>
+          <w:caps w:val="false"/>
+          <w:smallCaps w:val="false"/>
+          <w:strike w:val="false"/>
+          <w:dstrike w:val="false"/>
+          <w:color w:val="000000"/>
+          <w:sz w:val="22"/>
+          <w:u w:val="none"/>
+          <w:effect w:val="none"/>
+          <w:shd w:fill="auto" w:val="clear"/>
+        </w:rPr>
+      </w:r>
+    </w:p>
+    <w:p>
+      <w:pPr>
+        <w:pStyle w:val="BodyText"/>
+        <w:bidi w:val="0"/>
+        <w:spacing w:lineRule="auto" w:line="329" w:before="0" w:after="0"/>
+        <w:ind w:hanging="0" w:left="0" w:right="0"/>
         <w:rPr>
           <w:rFonts w:ascii="Ubuntu" w:hAnsi="Ubuntu"/>
           <w:b w:val="false"/>
@@ -9908,7 +9819,7 @@
         <w:pStyle w:val="Heading2"/>
         <w:bidi w:val="0"/>
         <w:spacing w:lineRule="auto" w:line="329" w:before="0" w:after="225"/>
-        <w:ind w:hanging="0" w:start="0" w:end="0"/>
+        <w:ind w:hanging="0" w:left="0" w:right="0"/>
         <w:rPr>
           <w:rFonts w:ascii="Ubuntu" w:hAnsi="Ubuntu"/>
           <w:b/>
@@ -9949,7 +9860,7 @@
         <w:pStyle w:val="BodyText"/>
         <w:bidi w:val="0"/>
         <w:spacing w:lineRule="auto" w:line="329" w:before="0" w:after="0"/>
-        <w:ind w:firstLine="360" w:start="0" w:end="0"/>
+        <w:ind w:firstLine="360" w:left="0" w:right="0"/>
         <w:rPr>
           <w:rFonts w:ascii="Ubuntu" w:hAnsi="Ubuntu"/>
           <w:b w:val="false"/>
@@ -9982,49 +9893,15 @@
           <w:effect w:val="none"/>
           <w:shd w:fill="auto" w:val="clear"/>
         </w:rPr>
-        <w:t xml:space="preserve">Implementarea a permis testarea performanței aplicației pe diferite modele de </w:t>
-      </w:r>
-      <w:r>
-        <w:rPr>
-          <w:rFonts w:ascii="Ubuntu" w:hAnsi="Ubuntu"/>
-          <w:b w:val="false"/>
-          <w:i w:val="false"/>
-          <w:caps w:val="false"/>
-          <w:smallCaps w:val="false"/>
-          <w:strike w:val="false"/>
-          <w:dstrike w:val="false"/>
-          <w:color w:val="000000"/>
-          <w:sz w:val="22"/>
-          <w:u w:val="none"/>
-          <w:effect w:val="none"/>
-          <w:shd w:fill="auto" w:val="clear"/>
-        </w:rPr>
-        <w:t>LLM</w:t>
-      </w:r>
-      <w:r>
-        <w:rPr>
-          <w:rFonts w:ascii="Ubuntu" w:hAnsi="Ubuntu"/>
-          <w:b w:val="false"/>
-          <w:i w:val="false"/>
-          <w:caps w:val="false"/>
-          <w:smallCaps w:val="false"/>
-          <w:strike w:val="false"/>
-          <w:dstrike w:val="false"/>
-          <w:color w:val="000000"/>
-          <w:sz w:val="22"/>
-          <w:u w:val="none"/>
-          <w:effect w:val="none"/>
-          <w:shd w:fill="auto" w:val="clear"/>
-        </w:rPr>
-        <w:t>, utilizând același document sursă și aceleași prompt-uri (comenzi). Rezultatele au evidențiat discrepanțe tehnice majore între procesarea în Cloud și cea locală, în special în ceea ce privește respectarea System Prompt-urilor și a generării de conținut structurat.</w:t>
-      </w:r>
-    </w:p>
-    <w:p>
-      <w:pPr>
-        <w:pStyle w:val="BodyText"/>
-        <w:bidi w:val="0"/>
-        <w:spacing w:lineRule="auto" w:line="329" w:before="0" w:after="0"/>
-        <w:ind w:firstLine="360" w:start="0" w:end="0"/>
+        <w:t>Implementarea a permis testarea performanței aplicației pe diferite modele de LLM, utilizând același document sursă și aceleași prompt-uri (comenzi). Rezultatele au evidențiat discrepanțe tehnice majore între procesarea în Cloud și cea locală, în special în ceea ce privește respectarea System Prompt-urilor și a generării de conținut structurat.</w:t>
+      </w:r>
+    </w:p>
+    <w:p>
+      <w:pPr>
+        <w:pStyle w:val="BodyText"/>
+        <w:bidi w:val="0"/>
+        <w:spacing w:lineRule="auto" w:line="329" w:before="0" w:after="0"/>
+        <w:ind w:firstLine="360" w:left="0" w:right="0"/>
         <w:rPr>
           <w:rFonts w:ascii="Ubuntu" w:hAnsi="Ubuntu"/>
           <w:b w:val="false"/>
@@ -10061,33 +9938,33 @@
     <w:tbl>
       <w:tblPr>
         <w:tblW w:w="9972" w:type="dxa"/>
-        <w:jc w:val="start"/>
+        <w:jc w:val="left"/>
         <w:tblInd w:w="180" w:type="dxa"/>
         <w:tblLayout w:type="fixed"/>
         <w:tblCellMar>
           <w:top w:w="120" w:type="dxa"/>
-          <w:start w:w="180" w:type="dxa"/>
+          <w:left w:w="180" w:type="dxa"/>
           <w:bottom w:w="120" w:type="dxa"/>
-          <w:end w:w="180" w:type="dxa"/>
+          <w:right w:w="180" w:type="dxa"/>
         </w:tblCellMar>
       </w:tblPr>
       <w:tblGrid>
-        <w:gridCol w:w="2262"/>
+        <w:gridCol w:w="2260"/>
         <w:gridCol w:w="1734"/>
         <w:gridCol w:w="1806"/>
-        <w:gridCol w:w="2250"/>
+        <w:gridCol w:w="2252"/>
         <w:gridCol w:w="1920"/>
       </w:tblGrid>
       <w:tr>
         <w:trPr/>
         <w:tc>
           <w:tcPr>
-            <w:tcW w:w="2262" w:type="dxa"/>
+            <w:tcW w:w="2260" w:type="dxa"/>
             <w:tcBorders>
               <w:top w:val="single" w:sz="6" w:space="0" w:color="C4C7C5"/>
-              <w:start w:val="single" w:sz="6" w:space="0" w:color="C4C7C5"/>
+              <w:left w:val="single" w:sz="6" w:space="0" w:color="C4C7C5"/>
               <w:bottom w:val="single" w:sz="6" w:space="0" w:color="C4C7C5"/>
-              <w:end w:val="single" w:sz="6" w:space="0" w:color="C4C7C5"/>
+              <w:right w:val="single" w:sz="6" w:space="0" w:color="C4C7C5"/>
             </w:tcBorders>
             <w:vAlign w:val="center"/>
           </w:tcPr>
@@ -10096,7 +9973,7 @@
               <w:pStyle w:val="TableContents"/>
               <w:bidi w:val="0"/>
               <w:spacing w:lineRule="auto" w:line="329" w:before="120" w:after="120"/>
-              <w:ind w:hanging="0" w:start="0" w:end="0"/>
+              <w:ind w:hanging="0" w:left="0" w:right="0"/>
               <w:rPr>
                 <w:rFonts w:ascii="Ubuntu" w:hAnsi="Ubuntu"/>
                 <w:b/>
@@ -10136,9 +10013,9 @@
             <w:tcW w:w="1734" w:type="dxa"/>
             <w:tcBorders>
               <w:top w:val="single" w:sz="6" w:space="0" w:color="C4C7C5"/>
-              <w:start w:val="single" w:sz="6" w:space="0" w:color="C4C7C5"/>
+              <w:left w:val="single" w:sz="6" w:space="0" w:color="C4C7C5"/>
               <w:bottom w:val="single" w:sz="6" w:space="0" w:color="C4C7C5"/>
-              <w:end w:val="single" w:sz="6" w:space="0" w:color="C4C7C5"/>
+              <w:right w:val="single" w:sz="6" w:space="0" w:color="C4C7C5"/>
             </w:tcBorders>
             <w:vAlign w:val="center"/>
           </w:tcPr>
@@ -10147,7 +10024,7 @@
               <w:pStyle w:val="TableContents"/>
               <w:bidi w:val="0"/>
               <w:spacing w:lineRule="auto" w:line="329" w:before="120" w:after="120"/>
-              <w:ind w:hanging="0" w:start="0" w:end="0"/>
+              <w:ind w:hanging="0" w:left="0" w:right="0"/>
               <w:rPr>
                 <w:rFonts w:ascii="Ubuntu" w:hAnsi="Ubuntu"/>
                 <w:b/>
@@ -10187,9 +10064,9 @@
             <w:tcW w:w="1806" w:type="dxa"/>
             <w:tcBorders>
               <w:top w:val="single" w:sz="6" w:space="0" w:color="C4C7C5"/>
-              <w:start w:val="single" w:sz="6" w:space="0" w:color="C4C7C5"/>
+              <w:left w:val="single" w:sz="6" w:space="0" w:color="C4C7C5"/>
               <w:bottom w:val="single" w:sz="6" w:space="0" w:color="C4C7C5"/>
-              <w:end w:val="single" w:sz="6" w:space="0" w:color="C4C7C5"/>
+              <w:right w:val="single" w:sz="6" w:space="0" w:color="C4C7C5"/>
             </w:tcBorders>
             <w:vAlign w:val="center"/>
           </w:tcPr>
@@ -10198,7 +10075,7 @@
               <w:pStyle w:val="TableContents"/>
               <w:bidi w:val="0"/>
               <w:spacing w:lineRule="auto" w:line="329" w:before="120" w:after="120"/>
-              <w:ind w:hanging="0" w:start="0" w:end="0"/>
+              <w:ind w:hanging="0" w:left="0" w:right="0"/>
               <w:rPr>
                 <w:rFonts w:ascii="Ubuntu" w:hAnsi="Ubuntu"/>
                 <w:b/>
@@ -10235,12 +10112,12 @@
         </w:tc>
         <w:tc>
           <w:tcPr>
-            <w:tcW w:w="2250" w:type="dxa"/>
+            <w:tcW w:w="2252" w:type="dxa"/>
             <w:tcBorders>
               <w:top w:val="single" w:sz="6" w:space="0" w:color="C4C7C5"/>
-              <w:start w:val="single" w:sz="6" w:space="0" w:color="C4C7C5"/>
+              <w:left w:val="single" w:sz="6" w:space="0" w:color="C4C7C5"/>
               <w:bottom w:val="single" w:sz="6" w:space="0" w:color="C4C7C5"/>
-              <w:end w:val="single" w:sz="6" w:space="0" w:color="C4C7C5"/>
+              <w:right w:val="single" w:sz="6" w:space="0" w:color="C4C7C5"/>
             </w:tcBorders>
             <w:vAlign w:val="center"/>
           </w:tcPr>
@@ -10249,7 +10126,7 @@
               <w:pStyle w:val="TableContents"/>
               <w:bidi w:val="0"/>
               <w:spacing w:lineRule="auto" w:line="329" w:before="120" w:after="120"/>
-              <w:ind w:hanging="0" w:start="0" w:end="0"/>
+              <w:ind w:hanging="0" w:left="0" w:right="0"/>
               <w:rPr>
                 <w:rFonts w:ascii="Ubuntu" w:hAnsi="Ubuntu"/>
                 <w:b/>
@@ -10289,9 +10166,9 @@
             <w:tcW w:w="1920" w:type="dxa"/>
             <w:tcBorders>
               <w:top w:val="single" w:sz="6" w:space="0" w:color="C4C7C5"/>
-              <w:start w:val="single" w:sz="6" w:space="0" w:color="C4C7C5"/>
+              <w:left w:val="single" w:sz="6" w:space="0" w:color="C4C7C5"/>
               <w:bottom w:val="single" w:sz="6" w:space="0" w:color="C4C7C5"/>
-              <w:end w:val="single" w:sz="6" w:space="0" w:color="C4C7C5"/>
+              <w:right w:val="single" w:sz="6" w:space="0" w:color="C4C7C5"/>
             </w:tcBorders>
             <w:vAlign w:val="center"/>
           </w:tcPr>
@@ -10300,7 +10177,7 @@
               <w:pStyle w:val="TableContents"/>
               <w:bidi w:val="0"/>
               <w:spacing w:lineRule="auto" w:line="329" w:before="120" w:after="120"/>
-              <w:ind w:hanging="0" w:start="0" w:end="0"/>
+              <w:ind w:hanging="0" w:left="0" w:right="0"/>
               <w:rPr>
                 <w:rFonts w:ascii="Ubuntu" w:hAnsi="Ubuntu"/>
                 <w:b/>
@@ -10340,12 +10217,12 @@
         <w:trPr/>
         <w:tc>
           <w:tcPr>
-            <w:tcW w:w="2262" w:type="dxa"/>
+            <w:tcW w:w="2260" w:type="dxa"/>
             <w:tcBorders>
               <w:top w:val="single" w:sz="6" w:space="0" w:color="C4C7C5"/>
-              <w:start w:val="single" w:sz="6" w:space="0" w:color="C4C7C5"/>
+              <w:left w:val="single" w:sz="6" w:space="0" w:color="C4C7C5"/>
               <w:bottom w:val="single" w:sz="6" w:space="0" w:color="C4C7C5"/>
-              <w:end w:val="single" w:sz="6" w:space="0" w:color="C4C7C5"/>
+              <w:right w:val="single" w:sz="6" w:space="0" w:color="C4C7C5"/>
             </w:tcBorders>
             <w:vAlign w:val="center"/>
           </w:tcPr>
@@ -10354,7 +10231,7 @@
               <w:pStyle w:val="TableContents"/>
               <w:bidi w:val="0"/>
               <w:spacing w:lineRule="auto" w:line="329" w:before="120" w:after="120"/>
-              <w:ind w:hanging="0" w:start="0" w:end="0"/>
+              <w:ind w:hanging="0" w:left="0" w:right="0"/>
               <w:rPr>
                 <w:rFonts w:ascii="Ubuntu" w:hAnsi="Ubuntu"/>
                 <w:b/>
@@ -10377,7 +10254,7 @@
                 <w:effect w:val="none"/>
                 <w:shd w:fill="auto" w:val="clear"/>
               </w:rPr>
-              <w:t>Llama-3.3-70b-versatile/</w:t>
+              <w:t>openai/gpt-oss-120b/</w:t>
             </w:r>
             <w:r>
               <w:rPr>
@@ -10396,26 +10273,7 @@
                 <w:shd w:fill="auto" w:val="clear"/>
                 <w:vertAlign w:val="baseline"/>
               </w:rPr>
-              <w:t xml:space="preserve">  llama-3.1-8b-instant </w:t>
-            </w:r>
-            <w:r>
-              <w:rPr>
-                <w:rFonts w:ascii="Ubuntu" w:hAnsi="Ubuntu"/>
-                <w:b/>
-                <w:i w:val="false"/>
-                <w:caps w:val="false"/>
-                <w:smallCaps w:val="false"/>
-                <w:strike w:val="false"/>
-                <w:dstrike w:val="false"/>
-                <w:color w:val="000000"/>
-                <w:position w:val="0"/>
-                <w:sz w:val="22"/>
-                <w:u w:val="none"/>
-                <w:effect w:val="none"/>
-                <w:shd w:fill="auto" w:val="clear"/>
-                <w:vertAlign w:val="baseline"/>
-              </w:rPr>
-              <w:t>(fallback)</w:t>
+              <w:t xml:space="preserve">  openai/gpt-oss-20b</w:t>
             </w:r>
             <w:r>
               <w:rPr>
@@ -10459,9 +10317,9 @@
             <w:tcW w:w="1734" w:type="dxa"/>
             <w:tcBorders>
               <w:top w:val="single" w:sz="6" w:space="0" w:color="C4C7C5"/>
-              <w:start w:val="single" w:sz="6" w:space="0" w:color="C4C7C5"/>
+              <w:left w:val="single" w:sz="6" w:space="0" w:color="C4C7C5"/>
               <w:bottom w:val="single" w:sz="6" w:space="0" w:color="C4C7C5"/>
-              <w:end w:val="single" w:sz="6" w:space="0" w:color="C4C7C5"/>
+              <w:right w:val="single" w:sz="6" w:space="0" w:color="C4C7C5"/>
             </w:tcBorders>
             <w:vAlign w:val="center"/>
           </w:tcPr>
@@ -10470,7 +10328,7 @@
               <w:pStyle w:val="TableContents"/>
               <w:bidi w:val="0"/>
               <w:spacing w:lineRule="auto" w:line="329" w:before="120" w:after="120"/>
-              <w:ind w:hanging="0" w:start="0" w:end="0"/>
+              <w:ind w:hanging="0" w:left="0" w:right="0"/>
               <w:rPr>
                 <w:rFonts w:ascii="Ubuntu" w:hAnsi="Ubuntu"/>
                 <w:b w:val="false"/>
@@ -10501,41 +10359,7 @@
                 <w:effect w:val="none"/>
                 <w:shd w:fill="auto" w:val="clear"/>
               </w:rPr>
-              <w:t xml:space="preserve">~1 - </w:t>
-            </w:r>
-            <w:r>
-              <w:rPr>
-                <w:rFonts w:ascii="Ubuntu" w:hAnsi="Ubuntu"/>
-                <w:b w:val="false"/>
-                <w:i w:val="false"/>
-                <w:caps w:val="false"/>
-                <w:smallCaps w:val="false"/>
-                <w:strike w:val="false"/>
-                <w:dstrike w:val="false"/>
-                <w:color w:val="000000"/>
-                <w:sz w:val="22"/>
-                <w:u w:val="none"/>
-                <w:effect w:val="none"/>
-                <w:shd w:fill="auto" w:val="clear"/>
-              </w:rPr>
-              <w:t>3</w:t>
-            </w:r>
-            <w:r>
-              <w:rPr>
-                <w:rFonts w:ascii="Ubuntu" w:hAnsi="Ubuntu"/>
-                <w:b w:val="false"/>
-                <w:i w:val="false"/>
-                <w:caps w:val="false"/>
-                <w:smallCaps w:val="false"/>
-                <w:strike w:val="false"/>
-                <w:dstrike w:val="false"/>
-                <w:color w:val="000000"/>
-                <w:sz w:val="22"/>
-                <w:u w:val="none"/>
-                <w:effect w:val="none"/>
-                <w:shd w:fill="auto" w:val="clear"/>
-              </w:rPr>
-              <w:t xml:space="preserve"> secunde</w:t>
+              <w:t>~1 - 3 secunde</w:t>
             </w:r>
           </w:p>
         </w:tc>
@@ -10544,9 +10368,9 @@
             <w:tcW w:w="1806" w:type="dxa"/>
             <w:tcBorders>
               <w:top w:val="single" w:sz="6" w:space="0" w:color="C4C7C5"/>
-              <w:start w:val="single" w:sz="6" w:space="0" w:color="C4C7C5"/>
+              <w:left w:val="single" w:sz="6" w:space="0" w:color="C4C7C5"/>
               <w:bottom w:val="single" w:sz="6" w:space="0" w:color="C4C7C5"/>
-              <w:end w:val="single" w:sz="6" w:space="0" w:color="C4C7C5"/>
+              <w:right w:val="single" w:sz="6" w:space="0" w:color="C4C7C5"/>
             </w:tcBorders>
             <w:vAlign w:val="center"/>
           </w:tcPr>
@@ -10555,7 +10379,7 @@
               <w:pStyle w:val="TableContents"/>
               <w:bidi w:val="0"/>
               <w:spacing w:lineRule="auto" w:line="329" w:before="120" w:after="120"/>
-              <w:ind w:hanging="0" w:start="0" w:end="0"/>
+              <w:ind w:hanging="0" w:left="0" w:right="0"/>
               <w:rPr>
                 <w:rFonts w:ascii="Ubuntu" w:hAnsi="Ubuntu"/>
                 <w:b/>
@@ -10592,12 +10416,12 @@
         </w:tc>
         <w:tc>
           <w:tcPr>
-            <w:tcW w:w="2250" w:type="dxa"/>
+            <w:tcW w:w="2252" w:type="dxa"/>
             <w:tcBorders>
               <w:top w:val="single" w:sz="6" w:space="0" w:color="C4C7C5"/>
-              <w:start w:val="single" w:sz="6" w:space="0" w:color="C4C7C5"/>
+              <w:left w:val="single" w:sz="6" w:space="0" w:color="C4C7C5"/>
               <w:bottom w:val="single" w:sz="6" w:space="0" w:color="C4C7C5"/>
-              <w:end w:val="single" w:sz="6" w:space="0" w:color="C4C7C5"/>
+              <w:right w:val="single" w:sz="6" w:space="0" w:color="C4C7C5"/>
             </w:tcBorders>
             <w:vAlign w:val="center"/>
           </w:tcPr>
@@ -10606,7 +10430,7 @@
               <w:pStyle w:val="TableContents"/>
               <w:bidi w:val="0"/>
               <w:spacing w:lineRule="auto" w:line="329" w:before="120" w:after="120"/>
-              <w:ind w:hanging="0" w:start="0" w:end="0"/>
+              <w:ind w:hanging="0" w:left="0" w:right="0"/>
               <w:rPr>
                 <w:rFonts w:ascii="Ubuntu" w:hAnsi="Ubuntu"/>
                 <w:b/>
@@ -10646,9 +10470,9 @@
             <w:tcW w:w="1920" w:type="dxa"/>
             <w:tcBorders>
               <w:top w:val="single" w:sz="6" w:space="0" w:color="C4C7C5"/>
-              <w:start w:val="single" w:sz="6" w:space="0" w:color="C4C7C5"/>
+              <w:left w:val="single" w:sz="6" w:space="0" w:color="C4C7C5"/>
               <w:bottom w:val="single" w:sz="6" w:space="0" w:color="C4C7C5"/>
-              <w:end w:val="single" w:sz="6" w:space="0" w:color="C4C7C5"/>
+              <w:right w:val="single" w:sz="6" w:space="0" w:color="C4C7C5"/>
             </w:tcBorders>
             <w:vAlign w:val="center"/>
           </w:tcPr>
@@ -10657,7 +10481,7 @@
               <w:pStyle w:val="TableContents"/>
               <w:bidi w:val="0"/>
               <w:spacing w:lineRule="auto" w:line="329" w:before="120" w:after="120"/>
-              <w:ind w:hanging="0" w:start="0" w:end="0"/>
+              <w:ind w:hanging="0" w:left="0" w:right="0"/>
               <w:rPr>
                 <w:rFonts w:ascii="Ubuntu" w:hAnsi="Ubuntu"/>
                 <w:b/>
@@ -10713,7 +10537,7 @@
                 <w:effect w:val="none"/>
                 <w:shd w:fill="auto" w:val="clear"/>
               </w:rPr>
-              <w:t>Singurul model care a respectat constrângerea critică de limbă, generând output-ul perfect în română. A urmat fidel structura cerută și a generat cod Mermaid perfect valid, randat fără erori în interfață.</w:t>
+              <w:t>Singurul model care a respectat constrângerea critică de limbă, generând output-ul perfect în română. A urmat fidel structura cerută și a generat cod Mermaid perfect valid, randat fără erori în interfață. Se descurca eficient in limba engleză, uneori având probleme în a întelege prompt-urile în limba română.</w:t>
             </w:r>
           </w:p>
         </w:tc>
@@ -10722,12 +10546,12 @@
         <w:trPr/>
         <w:tc>
           <w:tcPr>
-            <w:tcW w:w="2262" w:type="dxa"/>
+            <w:tcW w:w="2260" w:type="dxa"/>
             <w:tcBorders>
               <w:top w:val="single" w:sz="6" w:space="0" w:color="C4C7C5"/>
-              <w:start w:val="single" w:sz="6" w:space="0" w:color="C4C7C5"/>
+              <w:left w:val="single" w:sz="6" w:space="0" w:color="C4C7C5"/>
               <w:bottom w:val="single" w:sz="6" w:space="0" w:color="C4C7C5"/>
-              <w:end w:val="single" w:sz="6" w:space="0" w:color="C4C7C5"/>
+              <w:right w:val="single" w:sz="6" w:space="0" w:color="C4C7C5"/>
             </w:tcBorders>
             <w:vAlign w:val="center"/>
           </w:tcPr>
@@ -10736,7 +10560,7 @@
               <w:pStyle w:val="TableContents"/>
               <w:bidi w:val="0"/>
               <w:spacing w:lineRule="auto" w:line="329" w:before="120" w:after="120"/>
-              <w:ind w:hanging="0" w:start="0" w:end="0"/>
+              <w:ind w:hanging="0" w:left="0" w:right="0"/>
               <w:rPr>
                 <w:rFonts w:ascii="Ubuntu" w:hAnsi="Ubuntu"/>
                 <w:b/>
@@ -10801,9 +10625,9 @@
             <w:tcW w:w="1734" w:type="dxa"/>
             <w:tcBorders>
               <w:top w:val="single" w:sz="6" w:space="0" w:color="C4C7C5"/>
-              <w:start w:val="single" w:sz="6" w:space="0" w:color="C4C7C5"/>
+              <w:left w:val="single" w:sz="6" w:space="0" w:color="C4C7C5"/>
               <w:bottom w:val="single" w:sz="6" w:space="0" w:color="C4C7C5"/>
-              <w:end w:val="single" w:sz="6" w:space="0" w:color="C4C7C5"/>
+              <w:right w:val="single" w:sz="6" w:space="0" w:color="C4C7C5"/>
             </w:tcBorders>
             <w:vAlign w:val="center"/>
           </w:tcPr>
@@ -10812,7 +10636,7 @@
               <w:pStyle w:val="TableContents"/>
               <w:bidi w:val="0"/>
               <w:spacing w:lineRule="auto" w:line="329" w:before="120" w:after="120"/>
-              <w:ind w:hanging="0" w:start="0" w:end="0"/>
+              <w:ind w:hanging="0" w:left="0" w:right="0"/>
               <w:rPr>
                 <w:rFonts w:ascii="Ubuntu" w:hAnsi="Ubuntu"/>
                 <w:b w:val="false"/>
@@ -10843,41 +10667,7 @@
                 <w:effect w:val="none"/>
                 <w:shd w:fill="auto" w:val="clear"/>
               </w:rPr>
-              <w:t>~30-</w:t>
-            </w:r>
-            <w:r>
-              <w:rPr>
-                <w:rFonts w:ascii="Ubuntu" w:hAnsi="Ubuntu"/>
-                <w:b w:val="false"/>
-                <w:i w:val="false"/>
-                <w:caps w:val="false"/>
-                <w:smallCaps w:val="false"/>
-                <w:strike w:val="false"/>
-                <w:dstrike w:val="false"/>
-                <w:color w:val="000000"/>
-                <w:sz w:val="22"/>
-                <w:u w:val="none"/>
-                <w:effect w:val="none"/>
-                <w:shd w:fill="auto" w:val="clear"/>
-              </w:rPr>
-              <w:t>60</w:t>
-            </w:r>
-            <w:r>
-              <w:rPr>
-                <w:rFonts w:ascii="Ubuntu" w:hAnsi="Ubuntu"/>
-                <w:b w:val="false"/>
-                <w:i w:val="false"/>
-                <w:caps w:val="false"/>
-                <w:smallCaps w:val="false"/>
-                <w:strike w:val="false"/>
-                <w:dstrike w:val="false"/>
-                <w:color w:val="000000"/>
-                <w:sz w:val="22"/>
-                <w:u w:val="none"/>
-                <w:effect w:val="none"/>
-                <w:shd w:fill="auto" w:val="clear"/>
-              </w:rPr>
-              <w:t xml:space="preserve"> secunde</w:t>
+              <w:t>~30-60 secunde</w:t>
             </w:r>
           </w:p>
         </w:tc>
@@ -10886,9 +10676,9 @@
             <w:tcW w:w="1806" w:type="dxa"/>
             <w:tcBorders>
               <w:top w:val="single" w:sz="6" w:space="0" w:color="C4C7C5"/>
-              <w:start w:val="single" w:sz="6" w:space="0" w:color="C4C7C5"/>
+              <w:left w:val="single" w:sz="6" w:space="0" w:color="C4C7C5"/>
               <w:bottom w:val="single" w:sz="6" w:space="0" w:color="C4C7C5"/>
-              <w:end w:val="single" w:sz="6" w:space="0" w:color="C4C7C5"/>
+              <w:right w:val="single" w:sz="6" w:space="0" w:color="C4C7C5"/>
             </w:tcBorders>
             <w:vAlign w:val="center"/>
           </w:tcPr>
@@ -10897,7 +10687,7 @@
               <w:pStyle w:val="TableContents"/>
               <w:bidi w:val="0"/>
               <w:spacing w:lineRule="auto" w:line="329" w:before="120" w:after="120"/>
-              <w:ind w:hanging="0" w:start="0" w:end="0"/>
+              <w:ind w:hanging="0" w:left="0" w:right="0"/>
               <w:rPr>
                 <w:rFonts w:ascii="Ubuntu" w:hAnsi="Ubuntu"/>
                 <w:b w:val="false"/>
@@ -10934,12 +10724,12 @@
         </w:tc>
         <w:tc>
           <w:tcPr>
-            <w:tcW w:w="2250" w:type="dxa"/>
+            <w:tcW w:w="2252" w:type="dxa"/>
             <w:tcBorders>
               <w:top w:val="single" w:sz="6" w:space="0" w:color="C4C7C5"/>
-              <w:start w:val="single" w:sz="6" w:space="0" w:color="C4C7C5"/>
+              <w:left w:val="single" w:sz="6" w:space="0" w:color="C4C7C5"/>
               <w:bottom w:val="single" w:sz="6" w:space="0" w:color="C4C7C5"/>
-              <w:end w:val="single" w:sz="6" w:space="0" w:color="C4C7C5"/>
+              <w:right w:val="single" w:sz="6" w:space="0" w:color="C4C7C5"/>
             </w:tcBorders>
             <w:vAlign w:val="center"/>
           </w:tcPr>
@@ -10948,7 +10738,7 @@
               <w:pStyle w:val="TableContents"/>
               <w:bidi w:val="0"/>
               <w:spacing w:lineRule="auto" w:line="329" w:before="120" w:after="120"/>
-              <w:ind w:hanging="0" w:start="0" w:end="0"/>
+              <w:ind w:hanging="0" w:left="0" w:right="0"/>
               <w:rPr>
                 <w:rFonts w:ascii="Ubuntu" w:hAnsi="Ubuntu"/>
                 <w:b w:val="false"/>
@@ -10988,9 +10778,9 @@
             <w:tcW w:w="1920" w:type="dxa"/>
             <w:tcBorders>
               <w:top w:val="single" w:sz="6" w:space="0" w:color="C4C7C5"/>
-              <w:start w:val="single" w:sz="6" w:space="0" w:color="C4C7C5"/>
+              <w:left w:val="single" w:sz="6" w:space="0" w:color="C4C7C5"/>
               <w:bottom w:val="single" w:sz="6" w:space="0" w:color="C4C7C5"/>
-              <w:end w:val="single" w:sz="6" w:space="0" w:color="C4C7C5"/>
+              <w:right w:val="single" w:sz="6" w:space="0" w:color="C4C7C5"/>
             </w:tcBorders>
             <w:vAlign w:val="center"/>
           </w:tcPr>
@@ -10999,7 +10789,7 @@
               <w:pStyle w:val="TableContents"/>
               <w:bidi w:val="0"/>
               <w:spacing w:lineRule="auto" w:line="329" w:before="120" w:after="120"/>
-              <w:ind w:hanging="0" w:start="0" w:end="0"/>
+              <w:ind w:hanging="0" w:left="0" w:right="0"/>
               <w:rPr>
                 <w:rFonts w:ascii="Ubuntu" w:hAnsi="Ubuntu"/>
                 <w:b w:val="false"/>
@@ -11039,12 +10829,12 @@
         <w:trPr/>
         <w:tc>
           <w:tcPr>
-            <w:tcW w:w="2262" w:type="dxa"/>
+            <w:tcW w:w="2260" w:type="dxa"/>
             <w:tcBorders>
               <w:top w:val="single" w:sz="6" w:space="0" w:color="C4C7C5"/>
-              <w:start w:val="single" w:sz="6" w:space="0" w:color="C4C7C5"/>
+              <w:left w:val="single" w:sz="6" w:space="0" w:color="C4C7C5"/>
               <w:bottom w:val="single" w:sz="6" w:space="0" w:color="C4C7C5"/>
-              <w:end w:val="single" w:sz="6" w:space="0" w:color="C4C7C5"/>
+              <w:right w:val="single" w:sz="6" w:space="0" w:color="C4C7C5"/>
             </w:tcBorders>
             <w:vAlign w:val="center"/>
           </w:tcPr>
@@ -11053,7 +10843,7 @@
               <w:pStyle w:val="TableContents"/>
               <w:bidi w:val="0"/>
               <w:spacing w:lineRule="auto" w:line="329" w:before="120" w:after="120"/>
-              <w:ind w:hanging="0" w:start="0" w:end="0"/>
+              <w:ind w:hanging="0" w:left="0" w:right="0"/>
               <w:rPr>
                 <w:rFonts w:ascii="Ubuntu" w:hAnsi="Ubuntu"/>
                 <w:b/>
@@ -11118,9 +10908,9 @@
             <w:tcW w:w="1734" w:type="dxa"/>
             <w:tcBorders>
               <w:top w:val="single" w:sz="6" w:space="0" w:color="C4C7C5"/>
-              <w:start w:val="single" w:sz="6" w:space="0" w:color="C4C7C5"/>
+              <w:left w:val="single" w:sz="6" w:space="0" w:color="C4C7C5"/>
               <w:bottom w:val="single" w:sz="6" w:space="0" w:color="C4C7C5"/>
-              <w:end w:val="single" w:sz="6" w:space="0" w:color="C4C7C5"/>
+              <w:right w:val="single" w:sz="6" w:space="0" w:color="C4C7C5"/>
             </w:tcBorders>
             <w:vAlign w:val="center"/>
           </w:tcPr>
@@ -11129,7 +10919,7 @@
               <w:pStyle w:val="TableContents"/>
               <w:bidi w:val="0"/>
               <w:spacing w:lineRule="auto" w:line="329" w:before="120" w:after="120"/>
-              <w:ind w:hanging="0" w:start="0" w:end="0"/>
+              <w:ind w:hanging="0" w:left="0" w:right="0"/>
               <w:rPr>
                 <w:rFonts w:ascii="Ubuntu" w:hAnsi="Ubuntu"/>
                 <w:b w:val="false"/>
@@ -11160,41 +10950,7 @@
                 <w:effect w:val="none"/>
                 <w:shd w:fill="auto" w:val="clear"/>
               </w:rPr>
-              <w:t>~</w:t>
-            </w:r>
-            <w:r>
-              <w:rPr>
-                <w:rFonts w:ascii="Ubuntu" w:hAnsi="Ubuntu"/>
-                <w:b w:val="false"/>
-                <w:i w:val="false"/>
-                <w:caps w:val="false"/>
-                <w:smallCaps w:val="false"/>
-                <w:strike w:val="false"/>
-                <w:dstrike w:val="false"/>
-                <w:color w:val="000000"/>
-                <w:sz w:val="22"/>
-                <w:u w:val="none"/>
-                <w:effect w:val="none"/>
-                <w:shd w:fill="auto" w:val="clear"/>
-              </w:rPr>
-              <w:t>40-100</w:t>
-            </w:r>
-            <w:r>
-              <w:rPr>
-                <w:rFonts w:ascii="Ubuntu" w:hAnsi="Ubuntu"/>
-                <w:b w:val="false"/>
-                <w:i w:val="false"/>
-                <w:caps w:val="false"/>
-                <w:smallCaps w:val="false"/>
-                <w:strike w:val="false"/>
-                <w:dstrike w:val="false"/>
-                <w:color w:val="000000"/>
-                <w:sz w:val="22"/>
-                <w:u w:val="none"/>
-                <w:effect w:val="none"/>
-                <w:shd w:fill="auto" w:val="clear"/>
-              </w:rPr>
-              <w:t xml:space="preserve"> secunde</w:t>
+              <w:t>~40-100 secunde</w:t>
             </w:r>
           </w:p>
         </w:tc>
@@ -11203,9 +10959,9 @@
             <w:tcW w:w="1806" w:type="dxa"/>
             <w:tcBorders>
               <w:top w:val="single" w:sz="6" w:space="0" w:color="C4C7C5"/>
-              <w:start w:val="single" w:sz="6" w:space="0" w:color="C4C7C5"/>
+              <w:left w:val="single" w:sz="6" w:space="0" w:color="C4C7C5"/>
               <w:bottom w:val="single" w:sz="6" w:space="0" w:color="C4C7C5"/>
-              <w:end w:val="single" w:sz="6" w:space="0" w:color="C4C7C5"/>
+              <w:right w:val="single" w:sz="6" w:space="0" w:color="C4C7C5"/>
             </w:tcBorders>
             <w:vAlign w:val="center"/>
           </w:tcPr>
@@ -11214,7 +10970,7 @@
               <w:pStyle w:val="TableContents"/>
               <w:bidi w:val="0"/>
               <w:spacing w:lineRule="auto" w:line="329" w:before="120" w:after="120"/>
-              <w:ind w:hanging="0" w:start="0" w:end="0"/>
+              <w:ind w:hanging="0" w:left="0" w:right="0"/>
               <w:rPr>
                 <w:rFonts w:ascii="Ubuntu" w:hAnsi="Ubuntu"/>
                 <w:b w:val="false"/>
@@ -11251,12 +11007,12 @@
         </w:tc>
         <w:tc>
           <w:tcPr>
-            <w:tcW w:w="2250" w:type="dxa"/>
+            <w:tcW w:w="2252" w:type="dxa"/>
             <w:tcBorders>
               <w:top w:val="single" w:sz="6" w:space="0" w:color="C4C7C5"/>
-              <w:start w:val="single" w:sz="6" w:space="0" w:color="C4C7C5"/>
+              <w:left w:val="single" w:sz="6" w:space="0" w:color="C4C7C5"/>
               <w:bottom w:val="single" w:sz="6" w:space="0" w:color="C4C7C5"/>
-              <w:end w:val="single" w:sz="6" w:space="0" w:color="C4C7C5"/>
+              <w:right w:val="single" w:sz="6" w:space="0" w:color="C4C7C5"/>
             </w:tcBorders>
             <w:vAlign w:val="center"/>
           </w:tcPr>
@@ -11265,7 +11021,7 @@
               <w:pStyle w:val="TableContents"/>
               <w:bidi w:val="0"/>
               <w:spacing w:lineRule="auto" w:line="329" w:before="120" w:after="120"/>
-              <w:ind w:hanging="0" w:start="0" w:end="0"/>
+              <w:ind w:hanging="0" w:left="0" w:right="0"/>
               <w:rPr>
                 <w:rFonts w:ascii="Ubuntu" w:hAnsi="Ubuntu"/>
                 <w:b w:val="false"/>
@@ -11305,9 +11061,9 @@
             <w:tcW w:w="1920" w:type="dxa"/>
             <w:tcBorders>
               <w:top w:val="single" w:sz="6" w:space="0" w:color="C4C7C5"/>
-              <w:start w:val="single" w:sz="6" w:space="0" w:color="C4C7C5"/>
+              <w:left w:val="single" w:sz="6" w:space="0" w:color="C4C7C5"/>
               <w:bottom w:val="single" w:sz="6" w:space="0" w:color="C4C7C5"/>
-              <w:end w:val="single" w:sz="6" w:space="0" w:color="C4C7C5"/>
+              <w:right w:val="single" w:sz="6" w:space="0" w:color="C4C7C5"/>
             </w:tcBorders>
             <w:vAlign w:val="center"/>
           </w:tcPr>
@@ -11316,7 +11072,7 @@
               <w:pStyle w:val="TableContents"/>
               <w:bidi w:val="0"/>
               <w:spacing w:lineRule="auto" w:line="329" w:before="120" w:after="120"/>
-              <w:ind w:hanging="0" w:start="0" w:end="0"/>
+              <w:ind w:hanging="0" w:left="0" w:right="0"/>
               <w:rPr>
                 <w:rFonts w:ascii="Ubuntu" w:hAnsi="Ubuntu"/>
                 <w:b/>
@@ -11339,24 +11095,7 @@
                 <w:effect w:val="none"/>
                 <w:shd w:fill="auto" w:val="clear"/>
               </w:rPr>
-              <w:t xml:space="preserve">A ignorat regula de limbă. A manifestat o instabilitate majoră în preluarea comenzilor: la utilizarea /stories a </w:t>
-            </w:r>
-            <w:r>
-              <w:rPr>
-                <w:rFonts w:ascii="Ubuntu" w:hAnsi="Ubuntu"/>
-                <w:b w:val="false"/>
-                <w:i w:val="false"/>
-                <w:caps w:val="false"/>
-                <w:smallCaps w:val="false"/>
-                <w:strike w:val="false"/>
-                <w:dstrike w:val="false"/>
-                <w:color w:val="000000"/>
-                <w:sz w:val="22"/>
-                <w:u w:val="none"/>
-                <w:effect w:val="none"/>
-                <w:shd w:fill="auto" w:val="clear"/>
-              </w:rPr>
-              <w:t xml:space="preserve">generat: </w:t>
+              <w:t xml:space="preserve">A ignorat regula de limbă. A manifestat o instabilitate majoră în preluarea comenzilor: la utilizarea /stories a generat: </w:t>
             </w:r>
             <w:r>
               <w:rPr>
@@ -11399,12 +11138,12 @@
         <w:trPr/>
         <w:tc>
           <w:tcPr>
-            <w:tcW w:w="2262" w:type="dxa"/>
+            <w:tcW w:w="2260" w:type="dxa"/>
             <w:tcBorders>
               <w:top w:val="single" w:sz="6" w:space="0" w:color="C4C7C5"/>
-              <w:start w:val="single" w:sz="6" w:space="0" w:color="C4C7C5"/>
+              <w:left w:val="single" w:sz="6" w:space="0" w:color="C4C7C5"/>
               <w:bottom w:val="single" w:sz="6" w:space="0" w:color="C4C7C5"/>
-              <w:end w:val="single" w:sz="6" w:space="0" w:color="C4C7C5"/>
+              <w:right w:val="single" w:sz="6" w:space="0" w:color="C4C7C5"/>
             </w:tcBorders>
             <w:vAlign w:val="center"/>
           </w:tcPr>
@@ -11413,7 +11152,7 @@
               <w:pStyle w:val="TableContents"/>
               <w:bidi w:val="0"/>
               <w:spacing w:lineRule="auto" w:line="329" w:before="120" w:after="120"/>
-              <w:ind w:hanging="0" w:start="0" w:end="0"/>
+              <w:ind w:hanging="0" w:left="0" w:right="0"/>
               <w:rPr>
                 <w:rFonts w:ascii="Ubuntu" w:hAnsi="Ubuntu"/>
                 <w:b/>
@@ -11478,9 +11217,9 @@
             <w:tcW w:w="1734" w:type="dxa"/>
             <w:tcBorders>
               <w:top w:val="single" w:sz="6" w:space="0" w:color="C4C7C5"/>
-              <w:start w:val="single" w:sz="6" w:space="0" w:color="C4C7C5"/>
+              <w:left w:val="single" w:sz="6" w:space="0" w:color="C4C7C5"/>
               <w:bottom w:val="single" w:sz="6" w:space="0" w:color="C4C7C5"/>
-              <w:end w:val="single" w:sz="6" w:space="0" w:color="C4C7C5"/>
+              <w:right w:val="single" w:sz="6" w:space="0" w:color="C4C7C5"/>
             </w:tcBorders>
             <w:vAlign w:val="center"/>
           </w:tcPr>
@@ -11489,7 +11228,7 @@
               <w:pStyle w:val="TableContents"/>
               <w:bidi w:val="0"/>
               <w:spacing w:lineRule="auto" w:line="329" w:before="120" w:after="120"/>
-              <w:ind w:hanging="0" w:start="0" w:end="0"/>
+              <w:ind w:hanging="0" w:left="0" w:right="0"/>
               <w:rPr>
                 <w:rFonts w:ascii="Ubuntu" w:hAnsi="Ubuntu"/>
                 <w:b w:val="false"/>
@@ -11520,41 +11259,7 @@
                 <w:effect w:val="none"/>
                 <w:shd w:fill="auto" w:val="clear"/>
               </w:rPr>
-              <w:t>~</w:t>
-            </w:r>
-            <w:r>
-              <w:rPr>
-                <w:rFonts w:ascii="Ubuntu" w:hAnsi="Ubuntu"/>
-                <w:b w:val="false"/>
-                <w:i w:val="false"/>
-                <w:caps w:val="false"/>
-                <w:smallCaps w:val="false"/>
-                <w:strike w:val="false"/>
-                <w:dstrike w:val="false"/>
-                <w:color w:val="000000"/>
-                <w:sz w:val="22"/>
-                <w:u w:val="none"/>
-                <w:effect w:val="none"/>
-                <w:shd w:fill="auto" w:val="clear"/>
-              </w:rPr>
-              <w:t>30-60</w:t>
-            </w:r>
-            <w:r>
-              <w:rPr>
-                <w:rFonts w:ascii="Ubuntu" w:hAnsi="Ubuntu"/>
-                <w:b w:val="false"/>
-                <w:i w:val="false"/>
-                <w:caps w:val="false"/>
-                <w:smallCaps w:val="false"/>
-                <w:strike w:val="false"/>
-                <w:dstrike w:val="false"/>
-                <w:color w:val="000000"/>
-                <w:sz w:val="22"/>
-                <w:u w:val="none"/>
-                <w:effect w:val="none"/>
-                <w:shd w:fill="auto" w:val="clear"/>
-              </w:rPr>
-              <w:t xml:space="preserve"> secunde</w:t>
+              <w:t>~30-60 secunde</w:t>
             </w:r>
           </w:p>
         </w:tc>
@@ -11563,9 +11268,9 @@
             <w:tcW w:w="1806" w:type="dxa"/>
             <w:tcBorders>
               <w:top w:val="single" w:sz="6" w:space="0" w:color="C4C7C5"/>
-              <w:start w:val="single" w:sz="6" w:space="0" w:color="C4C7C5"/>
+              <w:left w:val="single" w:sz="6" w:space="0" w:color="C4C7C5"/>
               <w:bottom w:val="single" w:sz="6" w:space="0" w:color="C4C7C5"/>
-              <w:end w:val="single" w:sz="6" w:space="0" w:color="C4C7C5"/>
+              <w:right w:val="single" w:sz="6" w:space="0" w:color="C4C7C5"/>
             </w:tcBorders>
             <w:vAlign w:val="center"/>
           </w:tcPr>
@@ -11574,7 +11279,7 @@
               <w:pStyle w:val="TableContents"/>
               <w:bidi w:val="0"/>
               <w:spacing w:lineRule="auto" w:line="329" w:before="120" w:after="120"/>
-              <w:ind w:hanging="0" w:start="0" w:end="0"/>
+              <w:ind w:hanging="0" w:left="0" w:right="0"/>
               <w:rPr>
                 <w:rFonts w:ascii="Ubuntu" w:hAnsi="Ubuntu"/>
                 <w:b w:val="false"/>
@@ -11611,12 +11316,12 @@
         </w:tc>
         <w:tc>
           <w:tcPr>
-            <w:tcW w:w="2250" w:type="dxa"/>
+            <w:tcW w:w="2252" w:type="dxa"/>
             <w:tcBorders>
               <w:top w:val="single" w:sz="6" w:space="0" w:color="C4C7C5"/>
-              <w:start w:val="single" w:sz="6" w:space="0" w:color="C4C7C5"/>
+              <w:left w:val="single" w:sz="6" w:space="0" w:color="C4C7C5"/>
               <w:bottom w:val="single" w:sz="6" w:space="0" w:color="C4C7C5"/>
-              <w:end w:val="single" w:sz="6" w:space="0" w:color="C4C7C5"/>
+              <w:right w:val="single" w:sz="6" w:space="0" w:color="C4C7C5"/>
             </w:tcBorders>
             <w:vAlign w:val="center"/>
           </w:tcPr>
@@ -11625,7 +11330,7 @@
               <w:pStyle w:val="TableContents"/>
               <w:bidi w:val="0"/>
               <w:spacing w:lineRule="auto" w:line="329" w:before="120" w:after="120"/>
-              <w:ind w:hanging="0" w:start="0" w:end="0"/>
+              <w:ind w:hanging="0" w:left="0" w:right="0"/>
               <w:rPr>
                 <w:rFonts w:ascii="Ubuntu" w:hAnsi="Ubuntu"/>
                 <w:b w:val="false"/>
@@ -11665,9 +11370,9 @@
             <w:tcW w:w="1920" w:type="dxa"/>
             <w:tcBorders>
               <w:top w:val="single" w:sz="6" w:space="0" w:color="C4C7C5"/>
-              <w:start w:val="single" w:sz="6" w:space="0" w:color="C4C7C5"/>
+              <w:left w:val="single" w:sz="6" w:space="0" w:color="C4C7C5"/>
               <w:bottom w:val="single" w:sz="6" w:space="0" w:color="C4C7C5"/>
-              <w:end w:val="single" w:sz="6" w:space="0" w:color="C4C7C5"/>
+              <w:right w:val="single" w:sz="6" w:space="0" w:color="C4C7C5"/>
             </w:tcBorders>
             <w:vAlign w:val="center"/>
           </w:tcPr>
@@ -11676,7 +11381,7 @@
               <w:pStyle w:val="TableContents"/>
               <w:bidi w:val="0"/>
               <w:spacing w:lineRule="auto" w:line="329" w:before="120" w:after="120"/>
-              <w:ind w:hanging="0" w:start="0" w:end="0"/>
+              <w:ind w:hanging="0" w:left="0" w:right="0"/>
               <w:rPr>
                 <w:rFonts w:ascii="Ubuntu" w:hAnsi="Ubuntu"/>
                 <w:b w:val="false"/>
@@ -11718,7 +11423,7 @@
         <w:pStyle w:val="BodyText"/>
         <w:bidi w:val="0"/>
         <w:spacing w:lineRule="auto" w:line="329" w:before="0" w:after="0"/>
-        <w:ind w:hanging="0" w:start="0" w:end="0"/>
+        <w:ind w:hanging="0" w:left="0" w:right="0"/>
         <w:rPr>
           <w:rFonts w:ascii="Ubuntu" w:hAnsi="Ubuntu"/>
           <w:b/>
@@ -11756,7 +11461,7 @@
         <w:pStyle w:val="Heading2"/>
         <w:bidi w:val="0"/>
         <w:spacing w:lineRule="auto" w:line="329" w:before="480" w:after="225"/>
-        <w:ind w:hanging="0" w:start="0" w:end="0"/>
+        <w:ind w:hanging="0" w:left="0" w:right="0"/>
         <w:rPr>
           <w:rFonts w:ascii="Ubuntu" w:hAnsi="Ubuntu"/>
           <w:b/>
@@ -11797,7 +11502,7 @@
         <w:pStyle w:val="BodyText"/>
         <w:bidi w:val="0"/>
         <w:spacing w:lineRule="auto" w:line="329" w:before="0" w:after="0"/>
-        <w:ind w:hanging="0" w:start="0" w:end="0"/>
+        <w:ind w:hanging="0" w:left="0" w:right="0"/>
         <w:rPr>
           <w:rFonts w:ascii="Ubuntu" w:hAnsi="Ubuntu"/>
           <w:b w:val="false"/>
@@ -11836,7 +11541,7 @@
         <w:pStyle w:val="BodyText"/>
         <w:bidi w:val="0"/>
         <w:spacing w:lineRule="auto" w:line="329" w:before="0" w:after="0"/>
-        <w:ind w:hanging="0" w:start="0" w:end="0"/>
+        <w:ind w:hanging="0" w:left="0" w:right="0"/>
         <w:rPr>
           <w:rFonts w:ascii="Ubuntu" w:hAnsi="Ubuntu"/>
           <w:b/>
@@ -11877,14 +11582,12 @@
           <w:ilvl w:val="0"/>
           <w:numId w:val="6"/>
         </w:numPr>
-        <w:pBdr/>
         <w:tabs>
-          <w:tab w:val="clear" w:pos="709"/>
           <w:tab w:val="left" w:pos="709" w:leader="none"/>
         </w:tabs>
         <w:bidi w:val="0"/>
         <w:spacing w:lineRule="auto" w:line="329" w:before="0" w:after="0"/>
-        <w:ind w:hanging="283" w:start="709" w:end="0"/>
+        <w:ind w:hanging="283" w:left="709" w:right="0"/>
         <w:rPr>
           <w:rFonts w:ascii="Ubuntu" w:hAnsi="Ubuntu"/>
           <w:b w:val="false"/>
@@ -11941,14 +11644,12 @@
           <w:ilvl w:val="0"/>
           <w:numId w:val="6"/>
         </w:numPr>
-        <w:pBdr/>
         <w:tabs>
-          <w:tab w:val="clear" w:pos="709"/>
           <w:tab w:val="left" w:pos="709" w:leader="none"/>
         </w:tabs>
         <w:bidi w:val="0"/>
         <w:spacing w:lineRule="auto" w:line="329" w:before="0" w:after="0"/>
-        <w:ind w:hanging="283" w:start="709" w:end="0"/>
+        <w:ind w:hanging="283" w:left="709" w:right="0"/>
         <w:rPr>
           <w:rFonts w:ascii="Ubuntu" w:hAnsi="Ubuntu"/>
           <w:b w:val="false"/>
@@ -12003,7 +11704,7 @@
         <w:pStyle w:val="BodyText"/>
         <w:bidi w:val="0"/>
         <w:spacing w:lineRule="auto" w:line="329" w:before="0" w:after="0"/>
-        <w:ind w:hanging="0" w:start="0" w:end="0"/>
+        <w:ind w:hanging="0" w:left="0" w:right="0"/>
         <w:rPr>
           <w:rFonts w:ascii="Ubuntu" w:hAnsi="Ubuntu"/>
           <w:b/>
@@ -12044,14 +11745,12 @@
           <w:ilvl w:val="0"/>
           <w:numId w:val="7"/>
         </w:numPr>
-        <w:pBdr/>
         <w:tabs>
-          <w:tab w:val="clear" w:pos="709"/>
           <w:tab w:val="left" w:pos="709" w:leader="none"/>
         </w:tabs>
         <w:bidi w:val="0"/>
         <w:spacing w:lineRule="auto" w:line="329" w:before="0" w:after="0"/>
-        <w:ind w:hanging="283" w:start="709" w:end="0"/>
+        <w:ind w:hanging="283" w:left="709" w:right="0"/>
         <w:rPr>
           <w:rFonts w:ascii="Ubuntu" w:hAnsi="Ubuntu"/>
           <w:b w:val="false"/>
@@ -12108,14 +11807,12 @@
           <w:ilvl w:val="0"/>
           <w:numId w:val="7"/>
         </w:numPr>
-        <w:pBdr/>
         <w:tabs>
-          <w:tab w:val="clear" w:pos="709"/>
           <w:tab w:val="left" w:pos="709" w:leader="none"/>
         </w:tabs>
         <w:bidi w:val="0"/>
         <w:spacing w:lineRule="auto" w:line="329" w:before="0" w:after="0"/>
-        <w:ind w:hanging="283" w:start="709" w:end="0"/>
+        <w:ind w:hanging="283" w:left="709" w:right="0"/>
         <w:rPr>
           <w:rFonts w:ascii="Ubuntu" w:hAnsi="Ubuntu"/>
           <w:b w:val="false"/>
@@ -12172,14 +11869,12 @@
           <w:ilvl w:val="0"/>
           <w:numId w:val="7"/>
         </w:numPr>
-        <w:pBdr/>
         <w:tabs>
-          <w:tab w:val="clear" w:pos="709"/>
           <w:tab w:val="left" w:pos="709" w:leader="none"/>
         </w:tabs>
         <w:bidi w:val="0"/>
         <w:spacing w:lineRule="auto" w:line="329" w:before="0" w:after="0"/>
-        <w:ind w:hanging="283" w:start="709" w:end="0"/>
+        <w:ind w:hanging="283" w:left="709" w:right="0"/>
         <w:rPr>
           <w:rFonts w:ascii="Ubuntu" w:hAnsi="Ubuntu"/>
           <w:b w:val="false"/>
@@ -12238,14 +11933,12 @@
           <w:ilvl w:val="0"/>
           <w:numId w:val="7"/>
         </w:numPr>
-        <w:pBdr/>
         <w:tabs>
-          <w:tab w:val="clear" w:pos="709"/>
           <w:tab w:val="left" w:pos="709" w:leader="none"/>
         </w:tabs>
         <w:bidi w:val="0"/>
         <w:spacing w:lineRule="auto" w:line="329" w:before="0" w:after="0"/>
-        <w:ind w:hanging="283" w:start="709" w:end="0"/>
+        <w:ind w:hanging="283" w:left="709" w:right="0"/>
         <w:rPr>
           <w:rFonts w:ascii="Ubuntu" w:hAnsi="Ubuntu"/>
           <w:b w:val="false"/>
@@ -12302,14 +11995,12 @@
           <w:ilvl w:val="0"/>
           <w:numId w:val="7"/>
         </w:numPr>
-        <w:pBdr/>
         <w:tabs>
-          <w:tab w:val="clear" w:pos="709"/>
           <w:tab w:val="left" w:pos="709" w:leader="none"/>
         </w:tabs>
         <w:bidi w:val="0"/>
         <w:spacing w:lineRule="auto" w:line="329" w:before="0" w:after="0"/>
-        <w:ind w:hanging="283" w:start="709" w:end="0"/>
+        <w:ind w:hanging="283" w:left="709" w:right="0"/>
         <w:rPr>
           <w:rFonts w:ascii="Ubuntu" w:hAnsi="Ubuntu"/>
           <w:b w:val="false"/>
@@ -12366,48 +12057,47 @@
           <w:ilvl w:val="0"/>
           <w:numId w:val="0"/>
         </w:numPr>
-        <w:pBdr/>
-        <w:bidi w:val="0"/>
-        <w:spacing w:lineRule="auto" w:line="329" w:before="0" w:after="0"/>
-        <w:ind w:hanging="0" w:start="0" w:end="0"/>
-        <w:rPr>
-          <w:rFonts w:ascii="Ubuntu" w:hAnsi="Ubuntu"/>
-          <w:b w:val="false"/>
-          <w:i w:val="false"/>
-          <w:caps w:val="false"/>
-          <w:smallCaps w:val="false"/>
-          <w:strike w:val="false"/>
-          <w:dstrike w:val="false"/>
-          <w:color w:val="000000"/>
-          <w:sz w:val="22"/>
-          <w:u w:val="none"/>
-          <w:effect w:val="none"/>
-          <w:shd w:fill="auto" w:val="clear"/>
-        </w:rPr>
-      </w:pPr>
-      <w:r>
-        <w:rPr>
-          <w:rFonts w:ascii="Ubuntu" w:hAnsi="Ubuntu"/>
-          <w:b w:val="false"/>
-          <w:i w:val="false"/>
-          <w:caps w:val="false"/>
-          <w:smallCaps w:val="false"/>
-          <w:strike w:val="false"/>
-          <w:dstrike w:val="false"/>
-          <w:color w:val="000000"/>
-          <w:sz w:val="22"/>
-          <w:u w:val="none"/>
-          <w:effect w:val="none"/>
-          <w:shd w:fill="auto" w:val="clear"/>
-        </w:rPr>
-      </w:r>
-    </w:p>
-    <w:p>
-      <w:pPr>
-        <w:pStyle w:val="BodyText"/>
-        <w:bidi w:val="0"/>
-        <w:spacing w:lineRule="auto" w:line="329" w:before="0" w:after="0"/>
-        <w:ind w:hanging="0" w:start="0" w:end="0"/>
+        <w:bidi w:val="0"/>
+        <w:spacing w:lineRule="auto" w:line="329" w:before="0" w:after="0"/>
+        <w:ind w:hanging="0" w:left="0" w:right="0"/>
+        <w:rPr>
+          <w:rFonts w:ascii="Ubuntu" w:hAnsi="Ubuntu"/>
+          <w:b w:val="false"/>
+          <w:i w:val="false"/>
+          <w:caps w:val="false"/>
+          <w:smallCaps w:val="false"/>
+          <w:strike w:val="false"/>
+          <w:dstrike w:val="false"/>
+          <w:color w:val="000000"/>
+          <w:sz w:val="22"/>
+          <w:u w:val="none"/>
+          <w:effect w:val="none"/>
+          <w:shd w:fill="auto" w:val="clear"/>
+        </w:rPr>
+      </w:pPr>
+      <w:r>
+        <w:rPr>
+          <w:rFonts w:ascii="Ubuntu" w:hAnsi="Ubuntu"/>
+          <w:b w:val="false"/>
+          <w:i w:val="false"/>
+          <w:caps w:val="false"/>
+          <w:smallCaps w:val="false"/>
+          <w:strike w:val="false"/>
+          <w:dstrike w:val="false"/>
+          <w:color w:val="000000"/>
+          <w:sz w:val="22"/>
+          <w:u w:val="none"/>
+          <w:effect w:val="none"/>
+          <w:shd w:fill="auto" w:val="clear"/>
+        </w:rPr>
+      </w:r>
+    </w:p>
+    <w:p>
+      <w:pPr>
+        <w:pStyle w:val="BodyText"/>
+        <w:bidi w:val="0"/>
+        <w:spacing w:lineRule="auto" w:line="329" w:before="0" w:after="0"/>
+        <w:ind w:hanging="0" w:left="0" w:right="0"/>
         <w:rPr>
           <w:rFonts w:ascii="Ubuntu" w:hAnsi="Ubuntu"/>
           <w:b/>
@@ -12446,7 +12136,7 @@
         <w:pStyle w:val="BodyText"/>
         <w:bidi w:val="0"/>
         <w:spacing w:lineRule="auto" w:line="329" w:before="0" w:after="0"/>
-        <w:ind w:hanging="0" w:start="0" w:end="0"/>
+        <w:ind w:hanging="0" w:left="0" w:right="0"/>
         <w:rPr>
           <w:rFonts w:ascii="Ubuntu" w:hAnsi="Ubuntu"/>
         </w:rPr>
@@ -12508,7 +12198,7 @@
         <w:pStyle w:val="BodyText"/>
         <w:bidi w:val="0"/>
         <w:spacing w:before="0" w:after="140"/>
-        <w:jc w:val="start"/>
+        <w:jc w:val="left"/>
         <w:rPr>
           <w:rFonts w:ascii="Ubuntu" w:hAnsi="Ubuntu"/>
         </w:rPr>
@@ -12520,15 +12210,15 @@
       </w:r>
     </w:p>
     <w:sectPr>
-      <w:footerReference w:type="even" r:id="rId18"/>
-      <w:footerReference w:type="default" r:id="rId19"/>
+      <w:footerReference w:type="even" r:id="rId23"/>
+      <w:footerReference w:type="default" r:id="rId24"/>
       <w:type w:val="nextPage"/>
       <w:pgSz w:w="12240" w:h="15840"/>
       <w:pgMar w:left="1134" w:right="1134" w:gutter="0" w:header="0" w:top="1134" w:footer="1134" w:bottom="1693"/>
       <w:pgNumType w:fmt="decimal"/>
       <w:formProt w:val="false"/>
       <w:textDirection w:val="lrTb"/>
-      <w:docGrid w:type="default" w:linePitch="312" w:charSpace="4294961151"/>
+      <w:docGrid w:type="default" w:linePitch="312" w:charSpace="0"/>
     </w:sectPr>
   </w:body>
 </w:document>
@@ -12540,7 +12230,7 @@
     <w:pPr>
       <w:pStyle w:val="Footer"/>
       <w:bidi w:val="0"/>
-      <w:jc w:val="start"/>
+      <w:jc w:val="left"/>
       <w:rPr/>
     </w:pPr>
     <w:bookmarkStart w:id="18" w:name="PageNumWizard_FOOTER_Default_Page_Style2"/>
@@ -12558,7 +12248,7 @@
     </w:r>
     <w:r>
       <w:rPr/>
-      <w:t>18</w:t>
+      <w:t>24</w:t>
     </w:r>
     <w:r>
       <w:rPr/>
@@ -12575,7 +12265,7 @@
     <w:pPr>
       <w:pStyle w:val="Footer"/>
       <w:bidi w:val="0"/>
-      <w:jc w:val="end"/>
+      <w:jc w:val="right"/>
       <w:rPr/>
     </w:pPr>
     <w:bookmarkStart w:id="19" w:name="PageNumWizard_FOOTER_Default_Page_Style1"/>
@@ -12593,7 +12283,7 @@
     </w:r>
     <w:r>
       <w:rPr/>
-      <w:t>17</w:t>
+      <w:t>25</w:t>
     </w:r>
     <w:r>
       <w:rPr/>
@@ -12612,117 +12302,126 @@
       <w:numFmt w:val="none"/>
       <w:suff w:val="nothing"/>
       <w:lvlText w:val="%1."/>
-      <w:lvlJc w:val="start"/>
+      <w:lvlJc w:val="left"/>
       <w:pPr>
         <w:tabs>
           <w:tab w:val="num" w:pos="0"/>
         </w:tabs>
-        <w:ind w:start="0" w:hanging="0"/>
-      </w:pPr>
+        <w:ind w:left="0" w:hanging="0"/>
+      </w:pPr>
+      <w:rPr/>
     </w:lvl>
     <w:lvl w:ilvl="1">
       <w:start w:val="1"/>
       <w:numFmt w:val="decimal"/>
       <w:pStyle w:val="Heading2"/>
       <w:lvlText w:val="%1%2."/>
-      <w:lvlJc w:val="start"/>
+      <w:lvlJc w:val="left"/>
       <w:pPr>
         <w:tabs>
           <w:tab w:val="num" w:pos="0"/>
         </w:tabs>
-        <w:ind w:start="0" w:hanging="0"/>
-      </w:pPr>
+        <w:ind w:left="0" w:hanging="0"/>
+      </w:pPr>
+      <w:rPr/>
     </w:lvl>
     <w:lvl w:ilvl="2">
       <w:start w:val="1"/>
       <w:numFmt w:val="decimal"/>
       <w:pStyle w:val="Heading3"/>
       <w:lvlText w:val="%1%2.%3."/>
-      <w:lvlJc w:val="start"/>
+      <w:lvlJc w:val="left"/>
       <w:pPr>
         <w:tabs>
           <w:tab w:val="num" w:pos="0"/>
         </w:tabs>
-        <w:ind w:start="0" w:hanging="0"/>
-      </w:pPr>
+        <w:ind w:left="0" w:hanging="0"/>
+      </w:pPr>
+      <w:rPr/>
     </w:lvl>
     <w:lvl w:ilvl="3">
       <w:start w:val="1"/>
       <w:numFmt w:val="none"/>
       <w:suff w:val="nothing"/>
       <w:lvlText w:val=""/>
-      <w:lvlJc w:val="start"/>
+      <w:lvlJc w:val="left"/>
       <w:pPr>
         <w:tabs>
           <w:tab w:val="num" w:pos="0"/>
         </w:tabs>
-        <w:ind w:start="0" w:hanging="0"/>
-      </w:pPr>
+        <w:ind w:left="0" w:hanging="0"/>
+      </w:pPr>
+      <w:rPr/>
     </w:lvl>
     <w:lvl w:ilvl="4">
       <w:start w:val="1"/>
       <w:numFmt w:val="none"/>
       <w:suff w:val="nothing"/>
       <w:lvlText w:val=""/>
-      <w:lvlJc w:val="start"/>
+      <w:lvlJc w:val="left"/>
       <w:pPr>
         <w:tabs>
           <w:tab w:val="num" w:pos="0"/>
         </w:tabs>
-        <w:ind w:start="0" w:hanging="0"/>
-      </w:pPr>
+        <w:ind w:left="0" w:hanging="0"/>
+      </w:pPr>
+      <w:rPr/>
     </w:lvl>
     <w:lvl w:ilvl="5">
       <w:start w:val="1"/>
       <w:numFmt w:val="none"/>
       <w:suff w:val="nothing"/>
       <w:lvlText w:val=""/>
-      <w:lvlJc w:val="start"/>
+      <w:lvlJc w:val="left"/>
       <w:pPr>
         <w:tabs>
           <w:tab w:val="num" w:pos="0"/>
         </w:tabs>
-        <w:ind w:start="0" w:hanging="0"/>
-      </w:pPr>
+        <w:ind w:left="0" w:hanging="0"/>
+      </w:pPr>
+      <w:rPr/>
     </w:lvl>
     <w:lvl w:ilvl="6">
       <w:start w:val="1"/>
       <w:numFmt w:val="none"/>
       <w:suff w:val="nothing"/>
       <w:lvlText w:val=""/>
-      <w:lvlJc w:val="start"/>
+      <w:lvlJc w:val="left"/>
       <w:pPr>
         <w:tabs>
           <w:tab w:val="num" w:pos="0"/>
         </w:tabs>
-        <w:ind w:start="0" w:hanging="0"/>
-      </w:pPr>
+        <w:ind w:left="0" w:hanging="0"/>
+      </w:pPr>
+      <w:rPr/>
     </w:lvl>
     <w:lvl w:ilvl="7">
       <w:start w:val="1"/>
       <w:numFmt w:val="none"/>
       <w:suff w:val="nothing"/>
       <w:lvlText w:val=""/>
-      <w:lvlJc w:val="start"/>
+      <w:lvlJc w:val="left"/>
       <w:pPr>
         <w:tabs>
           <w:tab w:val="num" w:pos="0"/>
         </w:tabs>
-        <w:ind w:start="0" w:hanging="0"/>
-      </w:pPr>
+        <w:ind w:left="0" w:hanging="0"/>
+      </w:pPr>
+      <w:rPr/>
     </w:lvl>
     <w:lvl w:ilvl="8">
       <w:start w:val="1"/>
       <w:numFmt w:val="none"/>
       <w:suff w:val="nothing"/>
       <w:lvlText w:val=""/>
-      <w:lvlJc w:val="start"/>
+      <w:lvlJc w:val="left"/>
       <w:pPr>
         <w:tabs>
           <w:tab w:val="num" w:pos="0"/>
         </w:tabs>
-        <w:ind w:start="0" w:hanging="0"/>
-      </w:pPr>
+        <w:ind w:left="0" w:hanging="0"/>
+      </w:pPr>
+      <w:rPr/>
     </w:lvl>
   </w:abstractNum>
   <w:abstractNum w:abstractNumId="2">
@@ -12730,12 +12429,12 @@
       <w:start w:val="1"/>
       <w:numFmt w:val="decimal"/>
       <w:lvlText w:val="%1."/>
-      <w:lvlJc w:val="start"/>
+      <w:lvlJc w:val="left"/>
       <w:pPr>
         <w:tabs>
           <w:tab w:val="num" w:pos="709"/>
         </w:tabs>
-        <w:ind w:start="709" w:hanging="283"/>
+        <w:ind w:left="709" w:hanging="283"/>
       </w:pPr>
       <w:rPr/>
     </w:lvl>
@@ -12743,12 +12442,12 @@
       <w:start w:val="1"/>
       <w:numFmt w:val="decimal"/>
       <w:lvlText w:val="%2."/>
-      <w:lvlJc w:val="start"/>
+      <w:lvlJc w:val="left"/>
       <w:pPr>
         <w:tabs>
           <w:tab w:val="num" w:pos="1418"/>
         </w:tabs>
-        <w:ind w:start="1418" w:hanging="283"/>
+        <w:ind w:left="1418" w:hanging="283"/>
       </w:pPr>
       <w:rPr/>
     </w:lvl>
@@ -12756,12 +12455,12 @@
       <w:start w:val="1"/>
       <w:numFmt w:val="decimal"/>
       <w:lvlText w:val="%3."/>
-      <w:lvlJc w:val="start"/>
+      <w:lvlJc w:val="left"/>
       <w:pPr>
         <w:tabs>
           <w:tab w:val="num" w:pos="2127"/>
         </w:tabs>
-        <w:ind w:start="2127" w:hanging="283"/>
+        <w:ind w:left="2127" w:hanging="283"/>
       </w:pPr>
       <w:rPr/>
     </w:lvl>
@@ -12769,12 +12468,12 @@
       <w:start w:val="1"/>
       <w:numFmt w:val="decimal"/>
       <w:lvlText w:val="%4."/>
-      <w:lvlJc w:val="start"/>
+      <w:lvlJc w:val="left"/>
       <w:pPr>
         <w:tabs>
           <w:tab w:val="num" w:pos="2836"/>
         </w:tabs>
-        <w:ind w:start="2836" w:hanging="283"/>
+        <w:ind w:left="2836" w:hanging="283"/>
       </w:pPr>
       <w:rPr/>
     </w:lvl>
@@ -12782,12 +12481,12 @@
       <w:start w:val="1"/>
       <w:numFmt w:val="decimal"/>
       <w:lvlText w:val="%5."/>
-      <w:lvlJc w:val="start"/>
+      <w:lvlJc w:val="left"/>
       <w:pPr>
         <w:tabs>
           <w:tab w:val="num" w:pos="3545"/>
         </w:tabs>
-        <w:ind w:start="3545" w:hanging="283"/>
+        <w:ind w:left="3545" w:hanging="283"/>
       </w:pPr>
       <w:rPr/>
     </w:lvl>
@@ -12795,12 +12494,12 @@
       <w:start w:val="1"/>
       <w:numFmt w:val="decimal"/>
       <w:lvlText w:val="%6."/>
-      <w:lvlJc w:val="start"/>
+      <w:lvlJc w:val="left"/>
       <w:pPr>
         <w:tabs>
           <w:tab w:val="num" w:pos="4254"/>
         </w:tabs>
-        <w:ind w:start="4254" w:hanging="283"/>
+        <w:ind w:left="4254" w:hanging="283"/>
       </w:pPr>
       <w:rPr/>
     </w:lvl>
@@ -12808,12 +12507,12 @@
       <w:start w:val="1"/>
       <w:numFmt w:val="decimal"/>
       <w:lvlText w:val="%7."/>
-      <w:lvlJc w:val="start"/>
+      <w:lvlJc w:val="left"/>
       <w:pPr>
         <w:tabs>
           <w:tab w:val="num" w:pos="4963"/>
         </w:tabs>
-        <w:ind w:start="4963" w:hanging="283"/>
+        <w:ind w:left="4963" w:hanging="283"/>
       </w:pPr>
       <w:rPr/>
     </w:lvl>
@@ -12821,12 +12520,12 @@
       <w:start w:val="1"/>
       <w:numFmt w:val="decimal"/>
       <w:lvlText w:val="%8."/>
-      <w:lvlJc w:val="start"/>
+      <w:lvlJc w:val="left"/>
       <w:pPr>
         <w:tabs>
           <w:tab w:val="num" w:pos="5672"/>
         </w:tabs>
-        <w:ind w:start="5672" w:hanging="283"/>
+        <w:ind w:left="5672" w:hanging="283"/>
       </w:pPr>
       <w:rPr/>
     </w:lvl>
@@ -12834,12 +12533,12 @@
       <w:start w:val="1"/>
       <w:numFmt w:val="decimal"/>
       <w:lvlText w:val="%9."/>
-      <w:lvlJc w:val="start"/>
+      <w:lvlJc w:val="left"/>
       <w:pPr>
         <w:tabs>
           <w:tab w:val="num" w:pos="6381"/>
         </w:tabs>
-        <w:ind w:start="6381" w:hanging="283"/>
+        <w:ind w:left="6381" w:hanging="283"/>
       </w:pPr>
       <w:rPr/>
     </w:lvl>
@@ -12849,12 +12548,12 @@
       <w:start w:val="1"/>
       <w:numFmt w:val="bullet"/>
       <w:lvlText w:val=""/>
-      <w:lvlJc w:val="start"/>
+      <w:lvlJc w:val="left"/>
       <w:pPr>
         <w:tabs>
           <w:tab w:val="num" w:pos="709"/>
         </w:tabs>
-        <w:ind w:start="709" w:hanging="283"/>
+        <w:ind w:left="709" w:hanging="283"/>
       </w:pPr>
       <w:rPr>
         <w:rFonts w:ascii="Symbol" w:hAnsi="Symbol" w:cs="Symbol" w:hint="default"/>
@@ -12864,12 +12563,12 @@
       <w:start w:val="1"/>
       <w:numFmt w:val="bullet"/>
       <w:lvlText w:val=""/>
-      <w:lvlJc w:val="start"/>
+      <w:lvlJc w:val="left"/>
       <w:pPr>
         <w:tabs>
           <w:tab w:val="num" w:pos="1418"/>
         </w:tabs>
-        <w:ind w:start="1418" w:hanging="283"/>
+        <w:ind w:left="1418" w:hanging="283"/>
       </w:pPr>
       <w:rPr>
         <w:rFonts w:ascii="Symbol" w:hAnsi="Symbol" w:cs="Symbol" w:hint="default"/>
@@ -12879,12 +12578,12 @@
       <w:start w:val="1"/>
       <w:numFmt w:val="bullet"/>
       <w:lvlText w:val=""/>
-      <w:lvlJc w:val="start"/>
+      <w:lvlJc w:val="left"/>
       <w:pPr>
         <w:tabs>
           <w:tab w:val="num" w:pos="2127"/>
         </w:tabs>
-        <w:ind w:start="2127" w:hanging="283"/>
+        <w:ind w:left="2127" w:hanging="283"/>
       </w:pPr>
       <w:rPr>
         <w:rFonts w:ascii="Symbol" w:hAnsi="Symbol" w:cs="Symbol" w:hint="default"/>
@@ -12894,12 +12593,12 @@
       <w:start w:val="1"/>
       <w:numFmt w:val="bullet"/>
       <w:lvlText w:val=""/>
-      <w:lvlJc w:val="start"/>
+      <w:lvlJc w:val="left"/>
       <w:pPr>
         <w:tabs>
           <w:tab w:val="num" w:pos="2836"/>
         </w:tabs>
-        <w:ind w:start="2836" w:hanging="283"/>
+        <w:ind w:left="2836" w:hanging="283"/>
       </w:pPr>
       <w:rPr>
         <w:rFonts w:ascii="Symbol" w:hAnsi="Symbol" w:cs="Symbol" w:hint="default"/>
@@ -12909,12 +12608,12 @@
       <w:start w:val="1"/>
       <w:numFmt w:val="bullet"/>
       <w:lvlText w:val=""/>
-      <w:lvlJc w:val="start"/>
+      <w:lvlJc w:val="left"/>
       <w:pPr>
         <w:tabs>
           <w:tab w:val="num" w:pos="3545"/>
         </w:tabs>
-        <w:ind w:start="3545" w:hanging="283"/>
+        <w:ind w:left="3545" w:hanging="283"/>
       </w:pPr>
       <w:rPr>
         <w:rFonts w:ascii="Symbol" w:hAnsi="Symbol" w:cs="Symbol" w:hint="default"/>
@@ -12924,12 +12623,12 @@
       <w:start w:val="1"/>
       <w:numFmt w:val="bullet"/>
       <w:lvlText w:val=""/>
-      <w:lvlJc w:val="start"/>
+      <w:lvlJc w:val="left"/>
       <w:pPr>
         <w:tabs>
           <w:tab w:val="num" w:pos="4254"/>
         </w:tabs>
-        <w:ind w:start="4254" w:hanging="283"/>
+        <w:ind w:left="4254" w:hanging="283"/>
       </w:pPr>
       <w:rPr>
         <w:rFonts w:ascii="Symbol" w:hAnsi="Symbol" w:cs="Symbol" w:hint="default"/>
@@ -12939,12 +12638,12 @@
       <w:start w:val="1"/>
       <w:numFmt w:val="bullet"/>
       <w:lvlText w:val=""/>
-      <w:lvlJc w:val="start"/>
+      <w:lvlJc w:val="left"/>
       <w:pPr>
         <w:tabs>
           <w:tab w:val="num" w:pos="4963"/>
         </w:tabs>
-        <w:ind w:start="4963" w:hanging="283"/>
+        <w:ind w:left="4963" w:hanging="283"/>
       </w:pPr>
       <w:rPr>
         <w:rFonts w:ascii="Symbol" w:hAnsi="Symbol" w:cs="Symbol" w:hint="default"/>
@@ -12954,12 +12653,12 @@
       <w:start w:val="1"/>
       <w:numFmt w:val="bullet"/>
       <w:lvlText w:val=""/>
-      <w:lvlJc w:val="start"/>
+      <w:lvlJc w:val="left"/>
       <w:pPr>
         <w:tabs>
           <w:tab w:val="num" w:pos="5672"/>
         </w:tabs>
-        <w:ind w:start="5672" w:hanging="283"/>
+        <w:ind w:left="5672" w:hanging="283"/>
       </w:pPr>
       <w:rPr>
         <w:rFonts w:ascii="Symbol" w:hAnsi="Symbol" w:cs="Symbol" w:hint="default"/>
@@ -12969,12 +12668,12 @@
       <w:start w:val="1"/>
       <w:numFmt w:val="bullet"/>
       <w:lvlText w:val=""/>
-      <w:lvlJc w:val="start"/>
+      <w:lvlJc w:val="left"/>
       <w:pPr>
         <w:tabs>
           <w:tab w:val="num" w:pos="6381"/>
         </w:tabs>
-        <w:ind w:start="6381" w:hanging="283"/>
+        <w:ind w:left="6381" w:hanging="283"/>
       </w:pPr>
       <w:rPr>
         <w:rFonts w:ascii="Symbol" w:hAnsi="Symbol" w:cs="Symbol" w:hint="default"/>
@@ -12986,12 +12685,12 @@
       <w:start w:val="1"/>
       <w:numFmt w:val="bullet"/>
       <w:lvlText w:val=""/>
-      <w:lvlJc w:val="start"/>
+      <w:lvlJc w:val="left"/>
       <w:pPr>
         <w:tabs>
           <w:tab w:val="num" w:pos="709"/>
         </w:tabs>
-        <w:ind w:start="709" w:hanging="283"/>
+        <w:ind w:left="709" w:hanging="283"/>
       </w:pPr>
       <w:rPr>
         <w:rFonts w:ascii="Symbol" w:hAnsi="Symbol" w:cs="Symbol" w:hint="default"/>
@@ -13001,12 +12700,12 @@
       <w:start w:val="1"/>
       <w:numFmt w:val="bullet"/>
       <w:lvlText w:val=""/>
-      <w:lvlJc w:val="start"/>
+      <w:lvlJc w:val="left"/>
       <w:pPr>
         <w:tabs>
           <w:tab w:val="num" w:pos="1418"/>
         </w:tabs>
-        <w:ind w:start="1418" w:hanging="283"/>
+        <w:ind w:left="1418" w:hanging="283"/>
       </w:pPr>
       <w:rPr>
         <w:rFonts w:ascii="Symbol" w:hAnsi="Symbol" w:cs="Symbol" w:hint="default"/>
@@ -13016,12 +12715,12 @@
       <w:start w:val="1"/>
       <w:numFmt w:val="bullet"/>
       <w:lvlText w:val=""/>
-      <w:lvlJc w:val="start"/>
+      <w:lvlJc w:val="left"/>
       <w:pPr>
         <w:tabs>
           <w:tab w:val="num" w:pos="2127"/>
         </w:tabs>
-        <w:ind w:start="2127" w:hanging="283"/>
+        <w:ind w:left="2127" w:hanging="283"/>
       </w:pPr>
       <w:rPr>
         <w:rFonts w:ascii="Symbol" w:hAnsi="Symbol" w:cs="Symbol" w:hint="default"/>
@@ -13031,12 +12730,12 @@
       <w:start w:val="1"/>
       <w:numFmt w:val="bullet"/>
       <w:lvlText w:val=""/>
-      <w:lvlJc w:val="start"/>
+      <w:lvlJc w:val="left"/>
       <w:pPr>
         <w:tabs>
           <w:tab w:val="num" w:pos="2836"/>
         </w:tabs>
-        <w:ind w:start="2836" w:hanging="283"/>
+        <w:ind w:left="2836" w:hanging="283"/>
       </w:pPr>
       <w:rPr>
         <w:rFonts w:ascii="Symbol" w:hAnsi="Symbol" w:cs="Symbol" w:hint="default"/>
@@ -13046,12 +12745,12 @@
       <w:start w:val="1"/>
       <w:numFmt w:val="bullet"/>
       <w:lvlText w:val=""/>
-      <w:lvlJc w:val="start"/>
+      <w:lvlJc w:val="left"/>
       <w:pPr>
         <w:tabs>
           <w:tab w:val="num" w:pos="3545"/>
         </w:tabs>
-        <w:ind w:start="3545" w:hanging="283"/>
+        <w:ind w:left="3545" w:hanging="283"/>
       </w:pPr>
       <w:rPr>
         <w:rFonts w:ascii="Symbol" w:hAnsi="Symbol" w:cs="Symbol" w:hint="default"/>
@@ -13061,12 +12760,12 @@
       <w:start w:val="1"/>
       <w:numFmt w:val="bullet"/>
       <w:lvlText w:val=""/>
-      <w:lvlJc w:val="start"/>
+      <w:lvlJc w:val="left"/>
       <w:pPr>
         <w:tabs>
           <w:tab w:val="num" w:pos="4254"/>
         </w:tabs>
-        <w:ind w:start="4254" w:hanging="283"/>
+        <w:ind w:left="4254" w:hanging="283"/>
       </w:pPr>
       <w:rPr>
         <w:rFonts w:ascii="Symbol" w:hAnsi="Symbol" w:cs="Symbol" w:hint="default"/>
@@ -13076,12 +12775,12 @@
       <w:start w:val="1"/>
       <w:numFmt w:val="bullet"/>
       <w:lvlText w:val=""/>
-      <w:lvlJc w:val="start"/>
+      <w:lvlJc w:val="left"/>
       <w:pPr>
         <w:tabs>
           <w:tab w:val="num" w:pos="4963"/>
         </w:tabs>
-        <w:ind w:start="4963" w:hanging="283"/>
+        <w:ind w:left="4963" w:hanging="283"/>
       </w:pPr>
       <w:rPr>
         <w:rFonts w:ascii="Symbol" w:hAnsi="Symbol" w:cs="Symbol" w:hint="default"/>
@@ -13091,12 +12790,12 @@
       <w:start w:val="1"/>
       <w:numFmt w:val="bullet"/>
       <w:lvlText w:val=""/>
-      <w:lvlJc w:val="start"/>
+      <w:lvlJc w:val="left"/>
       <w:pPr>
         <w:tabs>
           <w:tab w:val="num" w:pos="5672"/>
         </w:tabs>
-        <w:ind w:start="5672" w:hanging="283"/>
+        <w:ind w:left="5672" w:hanging="283"/>
       </w:pPr>
       <w:rPr>
         <w:rFonts w:ascii="Symbol" w:hAnsi="Symbol" w:cs="Symbol" w:hint="default"/>
@@ -13106,12 +12805,12 @@
       <w:start w:val="1"/>
       <w:numFmt w:val="bullet"/>
       <w:lvlText w:val=""/>
-      <w:lvlJc w:val="start"/>
+      <w:lvlJc w:val="left"/>
       <w:pPr>
         <w:tabs>
           <w:tab w:val="num" w:pos="6381"/>
         </w:tabs>
-        <w:ind w:start="6381" w:hanging="283"/>
+        <w:ind w:left="6381" w:hanging="283"/>
       </w:pPr>
       <w:rPr>
         <w:rFonts w:ascii="Symbol" w:hAnsi="Symbol" w:cs="Symbol" w:hint="default"/>
@@ -13123,12 +12822,12 @@
       <w:start w:val="1"/>
       <w:numFmt w:val="bullet"/>
       <w:lvlText w:val=""/>
-      <w:lvlJc w:val="start"/>
+      <w:lvlJc w:val="left"/>
       <w:pPr>
         <w:tabs>
           <w:tab w:val="num" w:pos="709"/>
         </w:tabs>
-        <w:ind w:start="709" w:hanging="283"/>
+        <w:ind w:left="709" w:hanging="283"/>
       </w:pPr>
       <w:rPr>
         <w:rFonts w:ascii="Symbol" w:hAnsi="Symbol" w:cs="Symbol" w:hint="default"/>
@@ -13138,12 +12837,12 @@
       <w:start w:val="1"/>
       <w:numFmt w:val="bullet"/>
       <w:lvlText w:val=""/>
-      <w:lvlJc w:val="start"/>
+      <w:lvlJc w:val="left"/>
       <w:pPr>
         <w:tabs>
           <w:tab w:val="num" w:pos="1418"/>
         </w:tabs>
-        <w:ind w:start="1418" w:hanging="283"/>
+        <w:ind w:left="1418" w:hanging="283"/>
       </w:pPr>
       <w:rPr>
         <w:rFonts w:ascii="Symbol" w:hAnsi="Symbol" w:cs="Symbol" w:hint="default"/>
@@ -13153,12 +12852,12 @@
       <w:start w:val="1"/>
       <w:numFmt w:val="bullet"/>
       <w:lvlText w:val=""/>
-      <w:lvlJc w:val="start"/>
+      <w:lvlJc w:val="left"/>
       <w:pPr>
         <w:tabs>
           <w:tab w:val="num" w:pos="2127"/>
         </w:tabs>
-        <w:ind w:start="2127" w:hanging="283"/>
+        <w:ind w:left="2127" w:hanging="283"/>
       </w:pPr>
       <w:rPr>
         <w:rFonts w:ascii="Symbol" w:hAnsi="Symbol" w:cs="Symbol" w:hint="default"/>
@@ -13168,12 +12867,12 @@
       <w:start w:val="1"/>
       <w:numFmt w:val="bullet"/>
       <w:lvlText w:val=""/>
-      <w:lvlJc w:val="start"/>
+      <w:lvlJc w:val="left"/>
       <w:pPr>
         <w:tabs>
           <w:tab w:val="num" w:pos="2836"/>
         </w:tabs>
-        <w:ind w:start="2836" w:hanging="283"/>
+        <w:ind w:left="2836" w:hanging="283"/>
       </w:pPr>
       <w:rPr>
         <w:rFonts w:ascii="Symbol" w:hAnsi="Symbol" w:cs="Symbol" w:hint="default"/>
@@ -13183,12 +12882,12 @@
       <w:start w:val="1"/>
       <w:numFmt w:val="bullet"/>
       <w:lvlText w:val=""/>
-      <w:lvlJc w:val="start"/>
+      <w:lvlJc w:val="left"/>
       <w:pPr>
         <w:tabs>
           <w:tab w:val="num" w:pos="3545"/>
         </w:tabs>
-        <w:ind w:start="3545" w:hanging="283"/>
+        <w:ind w:left="3545" w:hanging="283"/>
       </w:pPr>
       <w:rPr>
         <w:rFonts w:ascii="Symbol" w:hAnsi="Symbol" w:cs="Symbol" w:hint="default"/>
@@ -13198,12 +12897,12 @@
       <w:start w:val="1"/>
       <w:numFmt w:val="bullet"/>
       <w:lvlText w:val=""/>
-      <w:lvlJc w:val="start"/>
+      <w:lvlJc w:val="left"/>
       <w:pPr>
         <w:tabs>
           <w:tab w:val="num" w:pos="4254"/>
         </w:tabs>
-        <w:ind w:start="4254" w:hanging="283"/>
+        <w:ind w:left="4254" w:hanging="283"/>
       </w:pPr>
       <w:rPr>
         <w:rFonts w:ascii="Symbol" w:hAnsi="Symbol" w:cs="Symbol" w:hint="default"/>
@@ -13213,12 +12912,12 @@
       <w:start w:val="1"/>
       <w:numFmt w:val="bullet"/>
       <w:lvlText w:val=""/>
-      <w:lvlJc w:val="start"/>
+      <w:lvlJc w:val="left"/>
       <w:pPr>
         <w:tabs>
           <w:tab w:val="num" w:pos="4963"/>
         </w:tabs>
-        <w:ind w:start="4963" w:hanging="283"/>
+        <w:ind w:left="4963" w:hanging="283"/>
       </w:pPr>
       <w:rPr>
         <w:rFonts w:ascii="Symbol" w:hAnsi="Symbol" w:cs="Symbol" w:hint="default"/>
@@ -13228,12 +12927,12 @@
       <w:start w:val="1"/>
       <w:numFmt w:val="bullet"/>
       <w:lvlText w:val=""/>
-      <w:lvlJc w:val="start"/>
+      <w:lvlJc w:val="left"/>
       <w:pPr>
         <w:tabs>
           <w:tab w:val="num" w:pos="5672"/>
         </w:tabs>
-        <w:ind w:start="5672" w:hanging="283"/>
+        <w:ind w:left="5672" w:hanging="283"/>
       </w:pPr>
       <w:rPr>
         <w:rFonts w:ascii="Symbol" w:hAnsi="Symbol" w:cs="Symbol" w:hint="default"/>
@@ -13243,12 +12942,12 @@
       <w:start w:val="1"/>
       <w:numFmt w:val="bullet"/>
       <w:lvlText w:val=""/>
-      <w:lvlJc w:val="start"/>
+      <w:lvlJc w:val="left"/>
       <w:pPr>
         <w:tabs>
           <w:tab w:val="num" w:pos="6381"/>
         </w:tabs>
-        <w:ind w:start="6381" w:hanging="283"/>
+        <w:ind w:left="6381" w:hanging="283"/>
       </w:pPr>
       <w:rPr>
         <w:rFonts w:ascii="Symbol" w:hAnsi="Symbol" w:cs="Symbol" w:hint="default"/>
@@ -13260,12 +12959,12 @@
       <w:start w:val="1"/>
       <w:numFmt w:val="bullet"/>
       <w:lvlText w:val=""/>
-      <w:lvlJc w:val="start"/>
+      <w:lvlJc w:val="left"/>
       <w:pPr>
         <w:tabs>
           <w:tab w:val="num" w:pos="709"/>
         </w:tabs>
-        <w:ind w:start="709" w:hanging="283"/>
+        <w:ind w:left="709" w:hanging="283"/>
       </w:pPr>
       <w:rPr>
         <w:rFonts w:ascii="Symbol" w:hAnsi="Symbol" w:cs="Symbol" w:hint="default"/>
@@ -13275,12 +12974,12 @@
       <w:start w:val="1"/>
       <w:numFmt w:val="bullet"/>
       <w:lvlText w:val=""/>
-      <w:lvlJc w:val="start"/>
+      <w:lvlJc w:val="left"/>
       <w:pPr>
         <w:tabs>
           <w:tab w:val="num" w:pos="1418"/>
         </w:tabs>
-        <w:ind w:start="1418" w:hanging="283"/>
+        <w:ind w:left="1418" w:hanging="283"/>
       </w:pPr>
       <w:rPr>
         <w:rFonts w:ascii="Symbol" w:hAnsi="Symbol" w:cs="Symbol" w:hint="default"/>
@@ -13290,12 +12989,12 @@
       <w:start w:val="1"/>
       <w:numFmt w:val="bullet"/>
       <w:lvlText w:val=""/>
-      <w:lvlJc w:val="start"/>
+      <w:lvlJc w:val="left"/>
       <w:pPr>
         <w:tabs>
           <w:tab w:val="num" w:pos="2127"/>
         </w:tabs>
-        <w:ind w:start="2127" w:hanging="283"/>
+        <w:ind w:left="2127" w:hanging="283"/>
       </w:pPr>
       <w:rPr>
         <w:rFonts w:ascii="Symbol" w:hAnsi="Symbol" w:cs="Symbol" w:hint="default"/>
@@ -13305,12 +13004,12 @@
       <w:start w:val="1"/>
       <w:numFmt w:val="bullet"/>
       <w:lvlText w:val=""/>
-      <w:lvlJc w:val="start"/>
+      <w:lvlJc w:val="left"/>
       <w:pPr>
         <w:tabs>
           <w:tab w:val="num" w:pos="2836"/>
         </w:tabs>
-        <w:ind w:start="2836" w:hanging="283"/>
+        <w:ind w:left="2836" w:hanging="283"/>
       </w:pPr>
       <w:rPr>
         <w:rFonts w:ascii="Symbol" w:hAnsi="Symbol" w:cs="Symbol" w:hint="default"/>
@@ -13320,12 +13019,12 @@
       <w:start w:val="1"/>
       <w:numFmt w:val="bullet"/>
       <w:lvlText w:val=""/>
-      <w:lvlJc w:val="start"/>
+      <w:lvlJc w:val="left"/>
       <w:pPr>
         <w:tabs>
           <w:tab w:val="num" w:pos="3545"/>
         </w:tabs>
-        <w:ind w:start="3545" w:hanging="283"/>
+        <w:ind w:left="3545" w:hanging="283"/>
       </w:pPr>
       <w:rPr>
         <w:rFonts w:ascii="Symbol" w:hAnsi="Symbol" w:cs="Symbol" w:hint="default"/>
@@ -13335,12 +13034,12 @@
       <w:start w:val="1"/>
       <w:numFmt w:val="bullet"/>
       <w:lvlText w:val=""/>
-      <w:lvlJc w:val="start"/>
+      <w:lvlJc w:val="left"/>
       <w:pPr>
         <w:tabs>
           <w:tab w:val="num" w:pos="4254"/>
         </w:tabs>
-        <w:ind w:start="4254" w:hanging="283"/>
+        <w:ind w:left="4254" w:hanging="283"/>
       </w:pPr>
       <w:rPr>
         <w:rFonts w:ascii="Symbol" w:hAnsi="Symbol" w:cs="Symbol" w:hint="default"/>
@@ -13350,12 +13049,12 @@
       <w:start w:val="1"/>
       <w:numFmt w:val="bullet"/>
       <w:lvlText w:val=""/>
-      <w:lvlJc w:val="start"/>
+      <w:lvlJc w:val="left"/>
       <w:pPr>
         <w:tabs>
           <w:tab w:val="num" w:pos="4963"/>
         </w:tabs>
-        <w:ind w:start="4963" w:hanging="283"/>
+        <w:ind w:left="4963" w:hanging="283"/>
       </w:pPr>
       <w:rPr>
         <w:rFonts w:ascii="Symbol" w:hAnsi="Symbol" w:cs="Symbol" w:hint="default"/>
@@ -13365,12 +13064,12 @@
       <w:start w:val="1"/>
       <w:numFmt w:val="bullet"/>
       <w:lvlText w:val=""/>
-      <w:lvlJc w:val="start"/>
+      <w:lvlJc w:val="left"/>
       <w:pPr>
         <w:tabs>
           <w:tab w:val="num" w:pos="5672"/>
         </w:tabs>
-        <w:ind w:start="5672" w:hanging="283"/>
+        <w:ind w:left="5672" w:hanging="283"/>
       </w:pPr>
       <w:rPr>
         <w:rFonts w:ascii="Symbol" w:hAnsi="Symbol" w:cs="Symbol" w:hint="default"/>
@@ -13380,12 +13079,12 @@
       <w:start w:val="1"/>
       <w:numFmt w:val="bullet"/>
       <w:lvlText w:val=""/>
-      <w:lvlJc w:val="start"/>
+      <w:lvlJc w:val="left"/>
       <w:pPr>
         <w:tabs>
           <w:tab w:val="num" w:pos="6381"/>
         </w:tabs>
-        <w:ind w:start="6381" w:hanging="283"/>
+        <w:ind w:left="6381" w:hanging="283"/>
       </w:pPr>
       <w:rPr>
         <w:rFonts w:ascii="Symbol" w:hAnsi="Symbol" w:cs="Symbol" w:hint="default"/>
@@ -13397,12 +13096,12 @@
       <w:start w:val="1"/>
       <w:numFmt w:val="bullet"/>
       <w:lvlText w:val=""/>
-      <w:lvlJc w:val="start"/>
+      <w:lvlJc w:val="left"/>
       <w:pPr>
         <w:tabs>
           <w:tab w:val="num" w:pos="709"/>
         </w:tabs>
-        <w:ind w:start="709" w:hanging="283"/>
+        <w:ind w:left="709" w:hanging="283"/>
       </w:pPr>
       <w:rPr>
         <w:rFonts w:ascii="Symbol" w:hAnsi="Symbol" w:cs="Symbol" w:hint="default"/>
@@ -13412,12 +13111,12 @@
       <w:start w:val="1"/>
       <w:numFmt w:val="bullet"/>
       <w:lvlText w:val=""/>
-      <w:lvlJc w:val="start"/>
+      <w:lvlJc w:val="left"/>
       <w:pPr>
         <w:tabs>
           <w:tab w:val="num" w:pos="1418"/>
         </w:tabs>
-        <w:ind w:start="1418" w:hanging="283"/>
+        <w:ind w:left="1418" w:hanging="283"/>
       </w:pPr>
       <w:rPr>
         <w:rFonts w:ascii="Symbol" w:hAnsi="Symbol" w:cs="Symbol" w:hint="default"/>
@@ -13427,12 +13126,12 @@
       <w:start w:val="1"/>
       <w:numFmt w:val="bullet"/>
       <w:lvlText w:val=""/>
-      <w:lvlJc w:val="start"/>
+      <w:lvlJc w:val="left"/>
       <w:pPr>
         <w:tabs>
           <w:tab w:val="num" w:pos="2127"/>
         </w:tabs>
-        <w:ind w:start="2127" w:hanging="283"/>
+        <w:ind w:left="2127" w:hanging="283"/>
       </w:pPr>
       <w:rPr>
         <w:rFonts w:ascii="Symbol" w:hAnsi="Symbol" w:cs="Symbol" w:hint="default"/>
@@ -13442,12 +13141,12 @@
       <w:start w:val="1"/>
       <w:numFmt w:val="bullet"/>
       <w:lvlText w:val=""/>
-      <w:lvlJc w:val="start"/>
+      <w:lvlJc w:val="left"/>
       <w:pPr>
         <w:tabs>
           <w:tab w:val="num" w:pos="2836"/>
         </w:tabs>
-        <w:ind w:start="2836" w:hanging="283"/>
+        <w:ind w:left="2836" w:hanging="283"/>
       </w:pPr>
       <w:rPr>
         <w:rFonts w:ascii="Symbol" w:hAnsi="Symbol" w:cs="Symbol" w:hint="default"/>
@@ -13457,12 +13156,12 @@
       <w:start w:val="1"/>
       <w:numFmt w:val="bullet"/>
       <w:lvlText w:val=""/>
-      <w:lvlJc w:val="start"/>
+      <w:lvlJc w:val="left"/>
       <w:pPr>
         <w:tabs>
           <w:tab w:val="num" w:pos="3545"/>
         </w:tabs>
-        <w:ind w:start="3545" w:hanging="283"/>
+        <w:ind w:left="3545" w:hanging="283"/>
       </w:pPr>
       <w:rPr>
         <w:rFonts w:ascii="Symbol" w:hAnsi="Symbol" w:cs="Symbol" w:hint="default"/>
@@ -13472,12 +13171,12 @@
       <w:start w:val="1"/>
       <w:numFmt w:val="bullet"/>
       <w:lvlText w:val=""/>
-      <w:lvlJc w:val="start"/>
+      <w:lvlJc w:val="left"/>
       <w:pPr>
         <w:tabs>
           <w:tab w:val="num" w:pos="4254"/>
         </w:tabs>
-        <w:ind w:start="4254" w:hanging="283"/>
+        <w:ind w:left="4254" w:hanging="283"/>
       </w:pPr>
       <w:rPr>
         <w:rFonts w:ascii="Symbol" w:hAnsi="Symbol" w:cs="Symbol" w:hint="default"/>
@@ -13487,12 +13186,12 @@
       <w:start w:val="1"/>
       <w:numFmt w:val="bullet"/>
       <w:lvlText w:val=""/>
-      <w:lvlJc w:val="start"/>
+      <w:lvlJc w:val="left"/>
       <w:pPr>
         <w:tabs>
           <w:tab w:val="num" w:pos="4963"/>
         </w:tabs>
-        <w:ind w:start="4963" w:hanging="283"/>
+        <w:ind w:left="4963" w:hanging="283"/>
       </w:pPr>
       <w:rPr>
         <w:rFonts w:ascii="Symbol" w:hAnsi="Symbol" w:cs="Symbol" w:hint="default"/>
@@ -13502,12 +13201,12 @@
       <w:start w:val="1"/>
       <w:numFmt w:val="bullet"/>
       <w:lvlText w:val=""/>
-      <w:lvlJc w:val="start"/>
+      <w:lvlJc w:val="left"/>
       <w:pPr>
         <w:tabs>
           <w:tab w:val="num" w:pos="5672"/>
         </w:tabs>
-        <w:ind w:start="5672" w:hanging="283"/>
+        <w:ind w:left="5672" w:hanging="283"/>
       </w:pPr>
       <w:rPr>
         <w:rFonts w:ascii="Symbol" w:hAnsi="Symbol" w:cs="Symbol" w:hint="default"/>
@@ -13517,12 +13216,12 @@
       <w:start w:val="1"/>
       <w:numFmt w:val="bullet"/>
       <w:lvlText w:val=""/>
-      <w:lvlJc w:val="start"/>
+      <w:lvlJc w:val="left"/>
       <w:pPr>
         <w:tabs>
           <w:tab w:val="num" w:pos="6381"/>
         </w:tabs>
-        <w:ind w:start="6381" w:hanging="283"/>
+        <w:ind w:left="6381" w:hanging="283"/>
       </w:pPr>
       <w:rPr>
         <w:rFonts w:ascii="Symbol" w:hAnsi="Symbol" w:cs="Symbol" w:hint="default"/>
@@ -13567,7 +13266,6 @@
     </w:rPrDefault>
     <w:pPrDefault>
       <w:pPr>
-        <w:widowControl/>
         <w:suppressAutoHyphens w:val="true"/>
       </w:pPr>
     </w:pPrDefault>
@@ -13577,7 +13275,10 @@
     <w:qFormat/>
     <w:pPr>
       <w:widowControl/>
+      <w:suppressAutoHyphens w:val="true"/>
       <w:bidi w:val="0"/>
+      <w:spacing w:before="0" w:after="0"/>
+      <w:jc w:val="left"/>
     </w:pPr>
     <w:rPr>
       <w:rFonts w:ascii="Liberation Serif" w:hAnsi="Liberation Serif" w:eastAsia="Noto Serif CJK SC" w:cs="Noto Sans Devanagari"/>
@@ -13797,7 +13498,7 @@
     <w:basedOn w:val="Heading"/>
     <w:pPr>
       <w:suppressLineNumbers/>
-      <w:ind w:hanging="0" w:start="0"/>
+      <w:ind w:hanging="0" w:left="0"/>
     </w:pPr>
     <w:rPr>
       <w:b/>
@@ -13812,7 +13513,7 @@
     <w:qFormat/>
     <w:pPr>
       <w:suppressLineNumbers/>
-      <w:ind w:hanging="0" w:start="0"/>
+      <w:ind w:hanging="0" w:left="0"/>
     </w:pPr>
     <w:rPr>
       <w:b/>
@@ -13829,7 +13530,7 @@
         <w:tab w:val="clear" w:pos="709"/>
         <w:tab w:val="right" w:pos="9972" w:leader="dot"/>
       </w:tabs>
-      <w:ind w:hanging="0" w:start="283"/>
+      <w:ind w:hanging="0" w:left="283"/>
     </w:pPr>
     <w:rPr/>
   </w:style>
@@ -13841,7 +13542,7 @@
         <w:tab w:val="clear" w:pos="709"/>
         <w:tab w:val="right" w:pos="9972" w:leader="dot"/>
       </w:tabs>
-      <w:ind w:hanging="0" w:start="567"/>
+      <w:ind w:hanging="0" w:left="567"/>
     </w:pPr>
     <w:rPr/>
   </w:style>
